--- a/fiction/drafts/third-person/tpp-avatars-02_20250608-0448.docx
+++ b/fiction/drafts/third-person/tpp-avatars-02_20250608-0448.docx
@@ -1,20 +1,20 @@
 
 <file path=word/document.xml><?xml version="1.0" encoding="utf-8"?>
-<w:document xmlns:ve="http://schemas.openxmlformats.org/markup-compatibility/2006" xmlns:o="urn:schemas-microsoft-com:office:office" xmlns:r="http://schemas.openxmlformats.org/officeDocument/2006/relationships" xmlns:m="http://schemas.openxmlformats.org/officeDocument/2006/math" xmlns:v="urn:schemas-microsoft-com:vml" xmlns:wp="http://schemas.openxmlformats.org/drawingml/2006/wordprocessingDrawing" xmlns:w10="urn:schemas-microsoft-com:office:word" xmlns:w="http://schemas.openxmlformats.org/wordprocessingml/2006/main" xmlns:wne="http://schemas.microsoft.com/office/word/2006/wordml">
+<w:document xmlns:wpc="http://schemas.microsoft.com/office/word/2010/wordprocessingCanvas" xmlns:cx="http://schemas.microsoft.com/office/drawing/2014/chartex" xmlns:cx1="http://schemas.microsoft.com/office/drawing/2015/9/8/chartex" xmlns:cx2="http://schemas.microsoft.com/office/drawing/2015/10/21/chartex" xmlns:cx3="http://schemas.microsoft.com/office/drawing/2016/5/9/chartex" xmlns:cx4="http://schemas.microsoft.com/office/drawing/2016/5/10/chartex" xmlns:cx5="http://schemas.microsoft.com/office/drawing/2016/5/11/chartex" xmlns:cx6="http://schemas.microsoft.com/office/drawing/2016/5/12/chartex" xmlns:cx7="http://schemas.microsoft.com/office/drawing/2016/5/13/chartex" xmlns:cx8="http://schemas.microsoft.com/office/drawing/2016/5/14/chartex" xmlns:mc="http://schemas.openxmlformats.org/markup-compatibility/2006" xmlns:aink="http://schemas.microsoft.com/office/drawing/2016/ink" xmlns:am3d="http://schemas.microsoft.com/office/drawing/2017/model3d" xmlns:o="urn:schemas-microsoft-com:office:office" xmlns:oel="http://schemas.microsoft.com/office/2019/extlst" xmlns:r="http://schemas.openxmlformats.org/officeDocument/2006/relationships" xmlns:m="http://schemas.openxmlformats.org/officeDocument/2006/math" xmlns:v="urn:schemas-microsoft-com:vml" xmlns:wp14="http://schemas.microsoft.com/office/word/2010/wordprocessingDrawing" xmlns:wp="http://schemas.openxmlformats.org/drawingml/2006/wordprocessingDrawing" xmlns:w10="urn:schemas-microsoft-com:office:word" xmlns:w="http://schemas.openxmlformats.org/wordprocessingml/2006/main" xmlns:w14="http://schemas.microsoft.com/office/word/2010/wordml" xmlns:w15="http://schemas.microsoft.com/office/word/2012/wordml" xmlns:w16cex="http://schemas.microsoft.com/office/word/2018/wordml/cex" xmlns:w16cid="http://schemas.microsoft.com/office/word/2016/wordml/cid" xmlns:w16="http://schemas.microsoft.com/office/word/2018/wordml" xmlns:w16du="http://schemas.microsoft.com/office/word/2023/wordml/word16du" xmlns:w16sdtdh="http://schemas.microsoft.com/office/word/2020/wordml/sdtdatahash" xmlns:w16sdtfl="http://schemas.microsoft.com/office/word/2024/wordml/sdtformatlock" xmlns:w16se="http://schemas.microsoft.com/office/word/2015/wordml/symex" xmlns:wpg="http://schemas.microsoft.com/office/word/2010/wordprocessingGroup" xmlns:wpi="http://schemas.microsoft.com/office/word/2010/wordprocessingInk" xmlns:wne="http://schemas.microsoft.com/office/word/2006/wordml" xmlns:wps="http://schemas.microsoft.com/office/word/2010/wordprocessingShape" mc:Ignorable="w14 w15 w16se w16cid w16 w16cex w16sdtdh w16sdtfl w16du wp14">
   <w:body>
     <w:p>
       <w:pPr>
         <w:pStyle w:val="BodyText"/>
         <w:spacing w:line="360" w:lineRule="auto"/>
         <w:rPr>
-          <w:rFonts w:ascii="Times New Roman" w:hAnsi="Times New Roman"/>
-          <w:sz w:val="24"/>
-          <w:szCs w:val="24"/>
-        </w:rPr>
-      </w:pPr>
-      <w:r>
-        <w:rPr>
-          <w:rFonts w:ascii="Times New Roman" w:hAnsi="Times New Roman"/>
+          <w:rFonts w:ascii="Montserrat" w:hAnsi="Montserrat"/>
+          <w:sz w:val="24"/>
+          <w:szCs w:val="24"/>
+        </w:rPr>
+      </w:pPr>
+      <w:r>
+        <w:rPr>
+          <w:rFonts w:ascii="Montserrat" w:hAnsi="Montserrat"/>
           <w:sz w:val="24"/>
           <w:szCs w:val="24"/>
         </w:rPr>
@@ -25,7 +25,7 @@
       <w:pPr>
         <w:spacing w:after="0" w:line="360" w:lineRule="auto"/>
         <w:rPr>
-          <w:rFonts w:ascii="Times New Roman" w:hAnsi="Times New Roman"/>
+          <w:rFonts w:ascii="Montserrat" w:hAnsi="Montserrat"/>
           <w:color w:val="808080"/>
           <w:sz w:val="24"/>
           <w:szCs w:val="24"/>
@@ -33,7 +33,7 @@
       </w:pPr>
       <w:r>
         <w:rPr>
-          <w:rFonts w:ascii="Times New Roman" w:hAnsi="Times New Roman"/>
+          <w:rFonts w:ascii="Montserrat" w:hAnsi="Montserrat"/>
           <w:color w:val="808080"/>
           <w:sz w:val="24"/>
           <w:szCs w:val="24"/>
@@ -46,52 +46,110 @@
         <w:spacing w:after="0" w:line="360" w:lineRule="auto"/>
         <w:jc w:val="right"/>
         <w:rPr>
-          <w:rFonts w:ascii="Times New Roman" w:hAnsi="Times New Roman"/>
+          <w:rFonts w:ascii="Montserrat" w:hAnsi="Montserrat"/>
           <w:color w:val="808080"/>
           <w:sz w:val="24"/>
           <w:szCs w:val="24"/>
         </w:rPr>
       </w:pPr>
-      <w:fldSimple w:instr=" NUMPAGES  \* MERGEFORMAT ">
-        <w:r>
-          <w:rPr>
-            <w:rFonts w:ascii="Times New Roman" w:hAnsi="Times New Roman"/>
-            <w:noProof/>
-            <w:color w:val="808080"/>
-            <w:sz w:val="24"/>
-            <w:szCs w:val="24"/>
-          </w:rPr>
-          <w:t>24</w:t>
-        </w:r>
-      </w:fldSimple>
-      <w:r>
-        <w:rPr>
-          <w:rFonts w:ascii="Times New Roman" w:hAnsi="Times New Roman"/>
+      <w:r>
+        <w:rPr>
+          <w:rFonts w:ascii="Montserrat" w:hAnsi="Montserrat"/>
+          <w:sz w:val="24"/>
+        </w:rPr>
+        <w:fldChar w:fldCharType="begin"/>
+      </w:r>
+      <w:r>
+        <w:rPr>
+          <w:rFonts w:ascii="Montserrat" w:hAnsi="Montserrat"/>
+          <w:sz w:val="24"/>
+        </w:rPr>
+        <w:instrText xml:space="preserve"> NUMPAGES  \* MERGEFORMAT </w:instrText>
+      </w:r>
+      <w:r>
+        <w:rPr>
+          <w:rFonts w:ascii="Montserrat" w:hAnsi="Montserrat"/>
+          <w:sz w:val="24"/>
+        </w:rPr>
+        <w:fldChar w:fldCharType="separate"/>
+      </w:r>
+      <w:r>
+        <w:rPr>
+          <w:rFonts w:ascii="Montserrat" w:hAnsi="Montserrat"/>
+          <w:noProof/>
           <w:color w:val="808080"/>
           <w:sz w:val="24"/>
           <w:szCs w:val="24"/>
         </w:rPr>
+        <w:t>24</w:t>
+      </w:r>
+      <w:r>
+        <w:rPr>
+          <w:rFonts w:ascii="Montserrat" w:hAnsi="Montserrat"/>
+          <w:noProof/>
+          <w:color w:val="808080"/>
+          <w:sz w:val="24"/>
+          <w:szCs w:val="24"/>
+        </w:rPr>
+        <w:fldChar w:fldCharType="end"/>
+      </w:r>
+      <w:r>
+        <w:rPr>
+          <w:rFonts w:ascii="Montserrat" w:hAnsi="Montserrat"/>
+          <w:color w:val="808080"/>
+          <w:sz w:val="24"/>
+          <w:szCs w:val="24"/>
+        </w:rPr>
         <w:t xml:space="preserve"> pages ∙ </w:t>
       </w:r>
-      <w:fldSimple w:instr=" NUMWORDS  \* MERGEFORMAT ">
-        <w:r>
-          <w:rPr>
-            <w:rFonts w:ascii="Times New Roman" w:hAnsi="Times New Roman"/>
-            <w:noProof/>
-            <w:color w:val="808080"/>
-            <w:sz w:val="24"/>
-            <w:szCs w:val="24"/>
-          </w:rPr>
-          <w:t>10257</w:t>
-        </w:r>
-      </w:fldSimple>
-      <w:r>
-        <w:rPr>
-          <w:rFonts w:ascii="Times New Roman" w:hAnsi="Times New Roman"/>
+      <w:r>
+        <w:rPr>
+          <w:rFonts w:ascii="Montserrat" w:hAnsi="Montserrat"/>
+          <w:sz w:val="24"/>
+        </w:rPr>
+        <w:fldChar w:fldCharType="begin"/>
+      </w:r>
+      <w:r>
+        <w:rPr>
+          <w:rFonts w:ascii="Montserrat" w:hAnsi="Montserrat"/>
+          <w:sz w:val="24"/>
+        </w:rPr>
+        <w:instrText xml:space="preserve"> NUMWORDS  \* MERGEFORMAT </w:instrText>
+      </w:r>
+      <w:r>
+        <w:rPr>
+          <w:rFonts w:ascii="Montserrat" w:hAnsi="Montserrat"/>
+          <w:sz w:val="24"/>
+        </w:rPr>
+        <w:fldChar w:fldCharType="separate"/>
+      </w:r>
+      <w:r>
+        <w:rPr>
+          <w:rFonts w:ascii="Montserrat" w:hAnsi="Montserrat"/>
+          <w:noProof/>
           <w:color w:val="808080"/>
           <w:sz w:val="24"/>
           <w:szCs w:val="24"/>
         </w:rPr>
+        <w:t>10257</w:t>
+      </w:r>
+      <w:r>
+        <w:rPr>
+          <w:rFonts w:ascii="Montserrat" w:hAnsi="Montserrat"/>
+          <w:noProof/>
+          <w:color w:val="808080"/>
+          <w:sz w:val="24"/>
+          <w:szCs w:val="24"/>
+        </w:rPr>
+        <w:fldChar w:fldCharType="end"/>
+      </w:r>
+      <w:r>
+        <w:rPr>
+          <w:rFonts w:ascii="Montserrat" w:hAnsi="Montserrat"/>
+          <w:color w:val="808080"/>
+          <w:sz w:val="24"/>
+          <w:szCs w:val="24"/>
+        </w:rPr>
         <w:t xml:space="preserve"> words</w:t>
       </w:r>
     </w:p>
@@ -99,35 +157,35 @@
       <w:pPr>
         <w:spacing w:after="0" w:line="360" w:lineRule="auto"/>
         <w:rPr>
-          <w:rFonts w:ascii="Times New Roman" w:hAnsi="Times New Roman"/>
-          <w:sz w:val="24"/>
-          <w:szCs w:val="24"/>
-        </w:rPr>
-      </w:pPr>
-    </w:p>
-    <w:p>
-      <w:pPr>
-        <w:spacing w:after="0" w:line="360" w:lineRule="auto"/>
-        <w:rPr>
-          <w:rFonts w:ascii="Times New Roman" w:hAnsi="Times New Roman"/>
-          <w:sz w:val="24"/>
-          <w:szCs w:val="24"/>
-        </w:rPr>
-      </w:pPr>
-    </w:p>
-    <w:p>
-      <w:pPr>
-        <w:spacing w:after="0" w:line="360" w:lineRule="auto"/>
-        <w:jc w:val="both"/>
-        <w:rPr>
-          <w:rFonts w:ascii="Times New Roman" w:hAnsi="Times New Roman" w:cs="Times New Roman"/>
-          <w:sz w:val="24"/>
-          <w:szCs w:val="24"/>
-        </w:rPr>
-      </w:pPr>
-      <w:r>
-        <w:rPr>
-          <w:rFonts w:ascii="Times New Roman" w:hAnsi="Times New Roman" w:cs="Times New Roman"/>
+          <w:rFonts w:ascii="Montserrat" w:hAnsi="Montserrat"/>
+          <w:sz w:val="24"/>
+          <w:szCs w:val="24"/>
+        </w:rPr>
+      </w:pPr>
+    </w:p>
+    <w:p>
+      <w:pPr>
+        <w:spacing w:after="0" w:line="360" w:lineRule="auto"/>
+        <w:rPr>
+          <w:rFonts w:ascii="Montserrat" w:hAnsi="Montserrat"/>
+          <w:sz w:val="24"/>
+          <w:szCs w:val="24"/>
+        </w:rPr>
+      </w:pPr>
+    </w:p>
+    <w:p>
+      <w:pPr>
+        <w:spacing w:after="0" w:line="360" w:lineRule="auto"/>
+        <w:jc w:val="both"/>
+        <w:rPr>
+          <w:rFonts w:ascii="Montserrat" w:hAnsi="Montserrat" w:cs="Times New Roman"/>
+          <w:sz w:val="24"/>
+          <w:szCs w:val="24"/>
+        </w:rPr>
+      </w:pPr>
+      <w:r>
+        <w:rPr>
+          <w:rFonts w:ascii="Montserrat" w:hAnsi="Montserrat" w:cs="Times New Roman"/>
           <w:sz w:val="24"/>
           <w:szCs w:val="24"/>
         </w:rPr>
@@ -139,14 +197,14 @@
         <w:spacing w:after="0" w:line="360" w:lineRule="auto"/>
         <w:jc w:val="both"/>
         <w:rPr>
-          <w:rFonts w:ascii="Times New Roman" w:hAnsi="Times New Roman" w:cs="Times New Roman"/>
-          <w:sz w:val="24"/>
-          <w:szCs w:val="24"/>
-        </w:rPr>
-      </w:pPr>
-      <w:r>
-        <w:rPr>
-          <w:rFonts w:ascii="Times New Roman" w:hAnsi="Times New Roman" w:cs="Times New Roman"/>
+          <w:rFonts w:ascii="Montserrat" w:hAnsi="Montserrat" w:cs="Times New Roman"/>
+          <w:sz w:val="24"/>
+          <w:szCs w:val="24"/>
+        </w:rPr>
+      </w:pPr>
+      <w:r>
+        <w:rPr>
+          <w:rFonts w:ascii="Montserrat" w:hAnsi="Montserrat" w:cs="Times New Roman"/>
           <w:sz w:val="24"/>
           <w:szCs w:val="24"/>
         </w:rPr>
@@ -159,14 +217,14 @@
         <w:spacing w:after="0" w:line="360" w:lineRule="auto"/>
         <w:jc w:val="both"/>
         <w:rPr>
-          <w:rFonts w:ascii="Times New Roman" w:hAnsi="Times New Roman" w:cs="Times New Roman"/>
-          <w:sz w:val="24"/>
-          <w:szCs w:val="24"/>
-        </w:rPr>
-      </w:pPr>
-      <w:r>
-        <w:rPr>
-          <w:rFonts w:ascii="Times New Roman" w:hAnsi="Times New Roman" w:cs="Times New Roman"/>
+          <w:rFonts w:ascii="Montserrat" w:hAnsi="Montserrat" w:cs="Times New Roman"/>
+          <w:sz w:val="24"/>
+          <w:szCs w:val="24"/>
+        </w:rPr>
+      </w:pPr>
+      <w:r>
+        <w:rPr>
+          <w:rFonts w:ascii="Montserrat" w:hAnsi="Montserrat" w:cs="Times New Roman"/>
           <w:sz w:val="24"/>
           <w:szCs w:val="24"/>
         </w:rPr>
@@ -179,14 +237,14 @@
         <w:spacing w:after="0" w:line="360" w:lineRule="auto"/>
         <w:jc w:val="both"/>
         <w:rPr>
-          <w:rFonts w:ascii="Times New Roman" w:hAnsi="Times New Roman" w:cs="Times New Roman"/>
-          <w:sz w:val="24"/>
-          <w:szCs w:val="24"/>
-        </w:rPr>
-      </w:pPr>
-      <w:r>
-        <w:rPr>
-          <w:rFonts w:ascii="Times New Roman" w:hAnsi="Times New Roman" w:cs="Times New Roman"/>
+          <w:rFonts w:ascii="Montserrat" w:hAnsi="Montserrat" w:cs="Times New Roman"/>
+          <w:sz w:val="24"/>
+          <w:szCs w:val="24"/>
+        </w:rPr>
+      </w:pPr>
+      <w:r>
+        <w:rPr>
+          <w:rFonts w:ascii="Montserrat" w:hAnsi="Montserrat" w:cs="Times New Roman"/>
           <w:sz w:val="24"/>
           <w:szCs w:val="24"/>
         </w:rPr>
@@ -199,43 +257,34 @@
         <w:spacing w:after="0" w:line="360" w:lineRule="auto"/>
         <w:jc w:val="both"/>
         <w:rPr>
-          <w:rFonts w:ascii="Times New Roman" w:hAnsi="Times New Roman" w:cs="Times New Roman"/>
-          <w:sz w:val="24"/>
-          <w:szCs w:val="24"/>
-        </w:rPr>
-      </w:pPr>
-      <w:r>
-        <w:rPr>
-          <w:rFonts w:ascii="Times New Roman" w:hAnsi="Times New Roman" w:cs="Times New Roman"/>
-          <w:sz w:val="24"/>
-          <w:szCs w:val="24"/>
-        </w:rPr>
-        <w:tab/>
-        <w:t xml:space="preserve">Her mind embraced the image, as it would a word or name that emerged after eluding thought or speech, though the meaning had burned perfectly clear. She gazed at </w:t>
-      </w:r>
-      <w:r>
-        <w:rPr>
-          <w:rFonts w:ascii="Times New Roman" w:hAnsi="Times New Roman" w:cs="Times New Roman"/>
-          <w:sz w:val="24"/>
-          <w:szCs w:val="24"/>
-        </w:rPr>
-        <w:lastRenderedPageBreak/>
-        <w:t xml:space="preserve">the face, reaching out impulsively to touch it. She traced her fingers over that smooth and gracefully curved brow—savoring the velvet softness of her skin, as she stroked the flawless, mother-of-pearl complexion. She extended that caress down to the round point of her chin, which softly united the angles of her jaw—integrating subtler angles suggested by the faint hollows of her cheeks, as they merged with the strong curves of her cheekbones. Her nose was straight and demurely sharp. Her mouth—it was exceptionally expressive when she chose, naturally hinting at an enigmatic smile—hid sharp, slightly pronounced canines very capable of piercing flesh. </w:t>
-      </w:r>
-    </w:p>
-    <w:p>
-      <w:pPr>
-        <w:spacing w:after="0" w:line="360" w:lineRule="auto"/>
-        <w:jc w:val="both"/>
-        <w:rPr>
-          <w:rFonts w:ascii="Times New Roman" w:hAnsi="Times New Roman" w:cs="Times New Roman"/>
-          <w:sz w:val="24"/>
-          <w:szCs w:val="24"/>
-        </w:rPr>
-      </w:pPr>
-      <w:r>
-        <w:rPr>
-          <w:rFonts w:ascii="Times New Roman" w:hAnsi="Times New Roman" w:cs="Times New Roman"/>
+          <w:rFonts w:ascii="Montserrat" w:hAnsi="Montserrat" w:cs="Times New Roman"/>
+          <w:sz w:val="24"/>
+          <w:szCs w:val="24"/>
+        </w:rPr>
+      </w:pPr>
+      <w:r>
+        <w:rPr>
+          <w:rFonts w:ascii="Montserrat" w:hAnsi="Montserrat" w:cs="Times New Roman"/>
+          <w:sz w:val="24"/>
+          <w:szCs w:val="24"/>
+        </w:rPr>
+        <w:tab/>
+        <w:t xml:space="preserve">Her mind embraced the image, as it would a word or name that emerged after eluding thought or speech, though the meaning had burned perfectly clear. She gazed at the face, reaching out impulsively to touch it. She traced her fingers over that smooth and gracefully curved brow—savoring the velvet softness of her skin, as she stroked the flawless, mother-of-pearl complexion. She extended that caress down to the round point of her chin, which softly united the angles of her jaw—integrating subtler angles suggested by the faint hollows of her cheeks, as they merged with the strong curves of her cheekbones. Her nose was straight and demurely sharp. Her mouth—it was exceptionally expressive when she chose, naturally hinting at an enigmatic smile—hid sharp, slightly pronounced canines very capable of piercing flesh. </w:t>
+      </w:r>
+    </w:p>
+    <w:p>
+      <w:pPr>
+        <w:spacing w:after="0" w:line="360" w:lineRule="auto"/>
+        <w:jc w:val="both"/>
+        <w:rPr>
+          <w:rFonts w:ascii="Montserrat" w:hAnsi="Montserrat" w:cs="Times New Roman"/>
+          <w:sz w:val="24"/>
+          <w:szCs w:val="24"/>
+        </w:rPr>
+      </w:pPr>
+      <w:r>
+        <w:rPr>
+          <w:rFonts w:ascii="Montserrat" w:hAnsi="Montserrat" w:cs="Times New Roman"/>
           <w:sz w:val="24"/>
           <w:szCs w:val="24"/>
         </w:rPr>
@@ -248,14 +297,14 @@
         <w:spacing w:after="0" w:line="360" w:lineRule="auto"/>
         <w:jc w:val="both"/>
         <w:rPr>
-          <w:rFonts w:ascii="Times New Roman" w:hAnsi="Times New Roman" w:cs="Times New Roman"/>
-          <w:sz w:val="24"/>
-          <w:szCs w:val="24"/>
-        </w:rPr>
-      </w:pPr>
-      <w:r>
-        <w:rPr>
-          <w:rFonts w:ascii="Times New Roman" w:hAnsi="Times New Roman" w:cs="Times New Roman"/>
+          <w:rFonts w:ascii="Montserrat" w:hAnsi="Montserrat" w:cs="Times New Roman"/>
+          <w:sz w:val="24"/>
+          <w:szCs w:val="24"/>
+        </w:rPr>
+      </w:pPr>
+      <w:r>
+        <w:rPr>
+          <w:rFonts w:ascii="Montserrat" w:hAnsi="Montserrat" w:cs="Times New Roman"/>
           <w:sz w:val="24"/>
           <w:szCs w:val="24"/>
         </w:rPr>
@@ -268,14 +317,14 @@
         <w:spacing w:after="0" w:line="360" w:lineRule="auto"/>
         <w:jc w:val="both"/>
         <w:rPr>
-          <w:rFonts w:ascii="Times New Roman" w:hAnsi="Times New Roman" w:cs="Times New Roman"/>
-          <w:sz w:val="24"/>
-          <w:szCs w:val="24"/>
-        </w:rPr>
-      </w:pPr>
-      <w:r>
-        <w:rPr>
-          <w:rFonts w:ascii="Times New Roman" w:hAnsi="Times New Roman" w:cs="Times New Roman"/>
+          <w:rFonts w:ascii="Montserrat" w:hAnsi="Montserrat" w:cs="Times New Roman"/>
+          <w:sz w:val="24"/>
+          <w:szCs w:val="24"/>
+        </w:rPr>
+      </w:pPr>
+      <w:r>
+        <w:rPr>
+          <w:rFonts w:ascii="Montserrat" w:hAnsi="Montserrat" w:cs="Times New Roman"/>
           <w:sz w:val="24"/>
           <w:szCs w:val="24"/>
         </w:rPr>
@@ -288,43 +337,34 @@
         <w:spacing w:after="0" w:line="360" w:lineRule="auto"/>
         <w:jc w:val="both"/>
         <w:rPr>
-          <w:rFonts w:ascii="Times New Roman" w:hAnsi="Times New Roman" w:cs="Times New Roman"/>
-          <w:sz w:val="24"/>
-          <w:szCs w:val="24"/>
-        </w:rPr>
-      </w:pPr>
-      <w:r>
-        <w:rPr>
-          <w:rFonts w:ascii="Times New Roman" w:hAnsi="Times New Roman" w:cs="Times New Roman"/>
-          <w:sz w:val="24"/>
-          <w:szCs w:val="24"/>
-        </w:rPr>
-        <w:tab/>
-        <w:t xml:space="preserve">It had started with nicknames, and with pretending to be twins. It was inevitable for Anne and Alle to become separate in people’s minds. Except for the secrets they kept from each other, they still shared a single mind. Unfortunately, they were big secrets, and she had gotten too close to cutting herself in half. Alle, the part of Alex that was presently </w:t>
-      </w:r>
-      <w:r>
-        <w:rPr>
-          <w:rFonts w:ascii="Times New Roman" w:hAnsi="Times New Roman" w:cs="Times New Roman"/>
-          <w:sz w:val="24"/>
-          <w:szCs w:val="24"/>
-        </w:rPr>
-        <w:lastRenderedPageBreak/>
-        <w:t xml:space="preserve">awake, had been trying to pull them back together, to confess her own secrets, when she discovered something that had been kept from her. Anne held a secret from a time when Alex had simply been Alex. A couple of years before the split, Alex had discovered the ability to assume either the male or the female sex. The little girl had toyed with being a boy and got burned. She had buried the memories, but never quite forgotten what she could do. </w:t>
-      </w:r>
-    </w:p>
-    <w:p>
-      <w:pPr>
-        <w:spacing w:after="0" w:line="360" w:lineRule="auto"/>
-        <w:jc w:val="both"/>
-        <w:rPr>
-          <w:rFonts w:ascii="Times New Roman" w:hAnsi="Times New Roman" w:cs="Times New Roman"/>
-          <w:sz w:val="24"/>
-          <w:szCs w:val="24"/>
-        </w:rPr>
-      </w:pPr>
-      <w:r>
-        <w:rPr>
-          <w:rFonts w:ascii="Times New Roman" w:hAnsi="Times New Roman" w:cs="Times New Roman"/>
+          <w:rFonts w:ascii="Montserrat" w:hAnsi="Montserrat" w:cs="Times New Roman"/>
+          <w:sz w:val="24"/>
+          <w:szCs w:val="24"/>
+        </w:rPr>
+      </w:pPr>
+      <w:r>
+        <w:rPr>
+          <w:rFonts w:ascii="Montserrat" w:hAnsi="Montserrat" w:cs="Times New Roman"/>
+          <w:sz w:val="24"/>
+          <w:szCs w:val="24"/>
+        </w:rPr>
+        <w:tab/>
+        <w:t xml:space="preserve">It had started with nicknames, and with pretending to be twins. It was inevitable for Anne and Alle to become separate in people’s minds. Except for the secrets they kept from each other, they still shared a single mind. Unfortunately, they were big secrets, and she had gotten too close to cutting herself in half. Alle, the part of Alex that was presently awake, had been trying to pull them back together, to confess her own secrets, when she discovered something that had been kept from her. Anne held a secret from a time when Alex had simply been Alex. A couple of years before the split, Alex had discovered the ability to assume either the male or the female sex. The little girl had toyed with being a boy and got burned. She had buried the memories, but never quite forgotten what she could do. </w:t>
+      </w:r>
+    </w:p>
+    <w:p>
+      <w:pPr>
+        <w:spacing w:after="0" w:line="360" w:lineRule="auto"/>
+        <w:jc w:val="both"/>
+        <w:rPr>
+          <w:rFonts w:ascii="Montserrat" w:hAnsi="Montserrat" w:cs="Times New Roman"/>
+          <w:sz w:val="24"/>
+          <w:szCs w:val="24"/>
+        </w:rPr>
+      </w:pPr>
+      <w:r>
+        <w:rPr>
+          <w:rFonts w:ascii="Montserrat" w:hAnsi="Montserrat" w:cs="Times New Roman"/>
           <w:sz w:val="24"/>
           <w:szCs w:val="24"/>
         </w:rPr>
@@ -333,7 +373,7 @@
       </w:r>
       <w:r>
         <w:rPr>
-          <w:rFonts w:ascii="Times New Roman" w:hAnsi="Times New Roman" w:cs="Times New Roman"/>
+          <w:rFonts w:ascii="Montserrat" w:hAnsi="Montserrat" w:cs="Times New Roman"/>
           <w:i/>
           <w:iCs/>
           <w:sz w:val="24"/>
@@ -343,7 +383,7 @@
       </w:r>
       <w:r>
         <w:rPr>
-          <w:rFonts w:ascii="Times New Roman" w:hAnsi="Times New Roman" w:cs="Times New Roman"/>
+          <w:rFonts w:ascii="Montserrat" w:hAnsi="Montserrat" w:cs="Times New Roman"/>
           <w:sz w:val="24"/>
           <w:szCs w:val="24"/>
         </w:rPr>
@@ -351,7 +391,7 @@
       </w:r>
       <w:r>
         <w:rPr>
-          <w:rFonts w:ascii="Times New Roman" w:hAnsi="Times New Roman" w:cs="Times New Roman"/>
+          <w:rFonts w:ascii="Montserrat" w:hAnsi="Montserrat" w:cs="Times New Roman"/>
           <w:i/>
           <w:iCs/>
           <w:sz w:val="24"/>
@@ -361,7 +401,7 @@
       </w:r>
       <w:r>
         <w:rPr>
-          <w:rFonts w:ascii="Times New Roman" w:hAnsi="Times New Roman" w:cs="Times New Roman"/>
+          <w:rFonts w:ascii="Montserrat" w:hAnsi="Montserrat" w:cs="Times New Roman"/>
           <w:sz w:val="24"/>
           <w:szCs w:val="24"/>
         </w:rPr>
@@ -373,14 +413,14 @@
         <w:spacing w:after="0" w:line="360" w:lineRule="auto"/>
         <w:jc w:val="both"/>
         <w:rPr>
-          <w:rFonts w:ascii="Times New Roman" w:hAnsi="Times New Roman" w:cs="Times New Roman"/>
-          <w:sz w:val="24"/>
-          <w:szCs w:val="24"/>
-        </w:rPr>
-      </w:pPr>
-      <w:r>
-        <w:rPr>
-          <w:rFonts w:ascii="Times New Roman" w:hAnsi="Times New Roman" w:cs="Times New Roman"/>
+          <w:rFonts w:ascii="Montserrat" w:hAnsi="Montserrat" w:cs="Times New Roman"/>
+          <w:sz w:val="24"/>
+          <w:szCs w:val="24"/>
+        </w:rPr>
+      </w:pPr>
+      <w:r>
+        <w:rPr>
+          <w:rFonts w:ascii="Montserrat" w:hAnsi="Montserrat" w:cs="Times New Roman"/>
           <w:sz w:val="24"/>
           <w:szCs w:val="24"/>
         </w:rPr>
@@ -393,18 +433,17 @@
         <w:spacing w:after="0" w:line="360" w:lineRule="auto"/>
         <w:jc w:val="both"/>
         <w:rPr>
-          <w:rFonts w:ascii="Times New Roman" w:hAnsi="Times New Roman" w:cs="Times New Roman"/>
-          <w:sz w:val="24"/>
-          <w:szCs w:val="24"/>
-        </w:rPr>
-      </w:pPr>
-      <w:r>
-        <w:rPr>
-          <w:rFonts w:ascii="Times New Roman" w:hAnsi="Times New Roman" w:cs="Times New Roman"/>
-          <w:sz w:val="24"/>
-          <w:szCs w:val="24"/>
-        </w:rPr>
-        <w:lastRenderedPageBreak/>
+          <w:rFonts w:ascii="Montserrat" w:hAnsi="Montserrat" w:cs="Times New Roman"/>
+          <w:sz w:val="24"/>
+          <w:szCs w:val="24"/>
+        </w:rPr>
+      </w:pPr>
+      <w:r>
+        <w:rPr>
+          <w:rFonts w:ascii="Montserrat" w:hAnsi="Montserrat" w:cs="Times New Roman"/>
+          <w:sz w:val="24"/>
+          <w:szCs w:val="24"/>
+        </w:rPr>
         <w:tab/>
         <w:t xml:space="preserve">Anne had a healthy attitude towards sex, but there were grey areas within her she could not accept as healthy or normal. Alle thought she was being too hard on herself, but that was the whole problem. She had always been too hard on herself. No one was normal. Everyone had quirks and ghosts that haunted them. Alle had finally accepted that, but if Anne did not as well, Alle was going to lose a crucial part of herself. She shifted a bit, looking down at her other self again. She glanced up, peering at herself in the mirrored headboard. </w:t>
       </w:r>
@@ -414,14 +453,14 @@
         <w:spacing w:after="0" w:line="360" w:lineRule="auto"/>
         <w:jc w:val="both"/>
         <w:rPr>
-          <w:rFonts w:ascii="Times New Roman" w:hAnsi="Times New Roman" w:cs="Times New Roman"/>
-          <w:sz w:val="24"/>
-          <w:szCs w:val="24"/>
-        </w:rPr>
-      </w:pPr>
-      <w:r>
-        <w:rPr>
-          <w:rFonts w:ascii="Times New Roman" w:hAnsi="Times New Roman" w:cs="Times New Roman"/>
+          <w:rFonts w:ascii="Montserrat" w:hAnsi="Montserrat" w:cs="Times New Roman"/>
+          <w:sz w:val="24"/>
+          <w:szCs w:val="24"/>
+        </w:rPr>
+      </w:pPr>
+      <w:r>
+        <w:rPr>
+          <w:rFonts w:ascii="Montserrat" w:hAnsi="Montserrat" w:cs="Times New Roman"/>
           <w:sz w:val="24"/>
           <w:szCs w:val="24"/>
         </w:rPr>
@@ -434,14 +473,14 @@
         <w:spacing w:after="0" w:line="360" w:lineRule="auto"/>
         <w:jc w:val="both"/>
         <w:rPr>
-          <w:rFonts w:ascii="Times New Roman" w:hAnsi="Times New Roman" w:cs="Times New Roman"/>
-          <w:sz w:val="24"/>
-          <w:szCs w:val="24"/>
-        </w:rPr>
-      </w:pPr>
-      <w:r>
-        <w:rPr>
-          <w:rFonts w:ascii="Times New Roman" w:hAnsi="Times New Roman" w:cs="Times New Roman"/>
+          <w:rFonts w:ascii="Montserrat" w:hAnsi="Montserrat" w:cs="Times New Roman"/>
+          <w:sz w:val="24"/>
+          <w:szCs w:val="24"/>
+        </w:rPr>
+      </w:pPr>
+      <w:r>
+        <w:rPr>
+          <w:rFonts w:ascii="Montserrat" w:hAnsi="Montserrat" w:cs="Times New Roman"/>
           <w:sz w:val="24"/>
           <w:szCs w:val="24"/>
         </w:rPr>
@@ -454,14 +493,14 @@
         <w:spacing w:after="0" w:line="360" w:lineRule="auto"/>
         <w:jc w:val="both"/>
         <w:rPr>
-          <w:rFonts w:ascii="Times New Roman" w:hAnsi="Times New Roman" w:cs="Times New Roman"/>
-          <w:sz w:val="24"/>
-          <w:szCs w:val="24"/>
-        </w:rPr>
-      </w:pPr>
-      <w:r>
-        <w:rPr>
-          <w:rFonts w:ascii="Times New Roman" w:hAnsi="Times New Roman" w:cs="Times New Roman"/>
+          <w:rFonts w:ascii="Montserrat" w:hAnsi="Montserrat" w:cs="Times New Roman"/>
+          <w:sz w:val="24"/>
+          <w:szCs w:val="24"/>
+        </w:rPr>
+      </w:pPr>
+      <w:r>
+        <w:rPr>
+          <w:rFonts w:ascii="Montserrat" w:hAnsi="Montserrat" w:cs="Times New Roman"/>
           <w:sz w:val="24"/>
           <w:szCs w:val="24"/>
         </w:rPr>
@@ -474,14 +513,14 @@
         <w:spacing w:after="0" w:line="360" w:lineRule="auto"/>
         <w:jc w:val="both"/>
         <w:rPr>
-          <w:rFonts w:ascii="Times New Roman" w:hAnsi="Times New Roman" w:cs="Times New Roman"/>
-          <w:sz w:val="24"/>
-          <w:szCs w:val="24"/>
-        </w:rPr>
-      </w:pPr>
-      <w:r>
-        <w:rPr>
-          <w:rFonts w:ascii="Times New Roman" w:hAnsi="Times New Roman" w:cs="Times New Roman"/>
+          <w:rFonts w:ascii="Montserrat" w:hAnsi="Montserrat" w:cs="Times New Roman"/>
+          <w:sz w:val="24"/>
+          <w:szCs w:val="24"/>
+        </w:rPr>
+      </w:pPr>
+      <w:r>
+        <w:rPr>
+          <w:rFonts w:ascii="Montserrat" w:hAnsi="Montserrat" w:cs="Times New Roman"/>
           <w:sz w:val="24"/>
           <w:szCs w:val="24"/>
         </w:rPr>
@@ -494,43 +533,34 @@
         <w:spacing w:after="0" w:line="360" w:lineRule="auto"/>
         <w:jc w:val="both"/>
         <w:rPr>
-          <w:rFonts w:ascii="Times New Roman" w:hAnsi="Times New Roman" w:cs="Times New Roman"/>
-          <w:sz w:val="24"/>
-          <w:szCs w:val="24"/>
-        </w:rPr>
-      </w:pPr>
-      <w:r>
-        <w:rPr>
-          <w:rFonts w:ascii="Times New Roman" w:hAnsi="Times New Roman" w:cs="Times New Roman"/>
-          <w:sz w:val="24"/>
-          <w:szCs w:val="24"/>
-        </w:rPr>
-        <w:tab/>
-        <w:t xml:space="preserve">Alle shifted her legs apart invitingly. “Maybe?” she challenged, looking up at Anne with a matching smile, wondering how to confront her other self with the fact that she had discovered one of her deepest secrets—a wish—and she intended to grant it. “Girl, I’ll make you scream if you don’t!” It started as something she had done for herself many times before, as sex play with herself, but somewhere in the midst of it, it became sex with the male version of herself. Again, Alle let Anne set the pace. Once they were </w:t>
-      </w:r>
-      <w:r>
-        <w:rPr>
-          <w:rFonts w:ascii="Times New Roman" w:hAnsi="Times New Roman" w:cs="Times New Roman"/>
-          <w:sz w:val="24"/>
-          <w:szCs w:val="24"/>
-        </w:rPr>
-        <w:lastRenderedPageBreak/>
-        <w:t>both warm and tingling with anticipation, she tapped those stolen memories and shifted into Alex’s male form. Anne’s hand, which had been sliding down Alle’s belly, met with a proud and unexpected pillar of manhood. Anne gasped, and her hand wrapped itself around it, squeezing to confirm its solidity.</w:t>
-      </w:r>
-    </w:p>
-    <w:p>
-      <w:pPr>
-        <w:spacing w:after="0" w:line="360" w:lineRule="auto"/>
-        <w:jc w:val="both"/>
-        <w:rPr>
-          <w:rFonts w:ascii="Times New Roman" w:hAnsi="Times New Roman" w:cs="Times New Roman"/>
-          <w:sz w:val="24"/>
-          <w:szCs w:val="24"/>
-        </w:rPr>
-      </w:pPr>
-      <w:r>
-        <w:rPr>
-          <w:rFonts w:ascii="Times New Roman" w:hAnsi="Times New Roman" w:cs="Times New Roman"/>
+          <w:rFonts w:ascii="Montserrat" w:hAnsi="Montserrat" w:cs="Times New Roman"/>
+          <w:sz w:val="24"/>
+          <w:szCs w:val="24"/>
+        </w:rPr>
+      </w:pPr>
+      <w:r>
+        <w:rPr>
+          <w:rFonts w:ascii="Montserrat" w:hAnsi="Montserrat" w:cs="Times New Roman"/>
+          <w:sz w:val="24"/>
+          <w:szCs w:val="24"/>
+        </w:rPr>
+        <w:tab/>
+        <w:t>Alle shifted her legs apart invitingly. “Maybe?” she challenged, looking up at Anne with a matching smile, wondering how to confront her other self with the fact that she had discovered one of her deepest secrets—a wish—and she intended to grant it. “Girl, I’ll make you scream if you don’t!” It started as something she had done for herself many times before, as sex play with herself, but somewhere in the midst of it, it became sex with the male version of herself. Again, Alle let Anne set the pace. Once they were both warm and tingling with anticipation, she tapped those stolen memories and shifted into Alex’s male form. Anne’s hand, which had been sliding down Alle’s belly, met with a proud and unexpected pillar of manhood. Anne gasped, and her hand wrapped itself around it, squeezing to confirm its solidity.</w:t>
+      </w:r>
+    </w:p>
+    <w:p>
+      <w:pPr>
+        <w:spacing w:after="0" w:line="360" w:lineRule="auto"/>
+        <w:jc w:val="both"/>
+        <w:rPr>
+          <w:rFonts w:ascii="Montserrat" w:hAnsi="Montserrat" w:cs="Times New Roman"/>
+          <w:sz w:val="24"/>
+          <w:szCs w:val="24"/>
+        </w:rPr>
+      </w:pPr>
+      <w:r>
+        <w:rPr>
+          <w:rFonts w:ascii="Montserrat" w:hAnsi="Montserrat" w:cs="Times New Roman"/>
           <w:sz w:val="24"/>
           <w:szCs w:val="24"/>
         </w:rPr>
@@ -543,14 +573,14 @@
         <w:spacing w:after="0" w:line="360" w:lineRule="auto"/>
         <w:jc w:val="both"/>
         <w:rPr>
-          <w:rFonts w:ascii="Times New Roman" w:hAnsi="Times New Roman" w:cs="Times New Roman"/>
-          <w:sz w:val="24"/>
-          <w:szCs w:val="24"/>
-        </w:rPr>
-      </w:pPr>
-      <w:r>
-        <w:rPr>
-          <w:rFonts w:ascii="Times New Roman" w:hAnsi="Times New Roman" w:cs="Times New Roman"/>
+          <w:rFonts w:ascii="Montserrat" w:hAnsi="Montserrat" w:cs="Times New Roman"/>
+          <w:sz w:val="24"/>
+          <w:szCs w:val="24"/>
+        </w:rPr>
+      </w:pPr>
+      <w:r>
+        <w:rPr>
+          <w:rFonts w:ascii="Montserrat" w:hAnsi="Montserrat" w:cs="Times New Roman"/>
           <w:sz w:val="24"/>
           <w:szCs w:val="24"/>
         </w:rPr>
@@ -563,14 +593,14 @@
         <w:spacing w:after="0" w:line="360" w:lineRule="auto"/>
         <w:jc w:val="both"/>
         <w:rPr>
-          <w:rFonts w:ascii="Times New Roman" w:hAnsi="Times New Roman" w:cs="Times New Roman"/>
-          <w:sz w:val="24"/>
-          <w:szCs w:val="24"/>
-        </w:rPr>
-      </w:pPr>
-      <w:r>
-        <w:rPr>
-          <w:rFonts w:ascii="Times New Roman" w:hAnsi="Times New Roman" w:cs="Times New Roman"/>
+          <w:rFonts w:ascii="Montserrat" w:hAnsi="Montserrat" w:cs="Times New Roman"/>
+          <w:sz w:val="24"/>
+          <w:szCs w:val="24"/>
+        </w:rPr>
+      </w:pPr>
+      <w:r>
+        <w:rPr>
+          <w:rFonts w:ascii="Montserrat" w:hAnsi="Montserrat" w:cs="Times New Roman"/>
           <w:sz w:val="24"/>
           <w:szCs w:val="24"/>
         </w:rPr>
@@ -583,14 +613,14 @@
         <w:spacing w:after="0" w:line="360" w:lineRule="auto"/>
         <w:jc w:val="both"/>
         <w:rPr>
-          <w:rFonts w:ascii="Times New Roman" w:hAnsi="Times New Roman" w:cs="Times New Roman"/>
-          <w:sz w:val="24"/>
-          <w:szCs w:val="24"/>
-        </w:rPr>
-      </w:pPr>
-      <w:r>
-        <w:rPr>
-          <w:rFonts w:ascii="Times New Roman" w:hAnsi="Times New Roman" w:cs="Times New Roman"/>
+          <w:rFonts w:ascii="Montserrat" w:hAnsi="Montserrat" w:cs="Times New Roman"/>
+          <w:sz w:val="24"/>
+          <w:szCs w:val="24"/>
+        </w:rPr>
+      </w:pPr>
+      <w:r>
+        <w:rPr>
+          <w:rFonts w:ascii="Montserrat" w:hAnsi="Montserrat" w:cs="Times New Roman"/>
           <w:sz w:val="24"/>
           <w:szCs w:val="24"/>
         </w:rPr>
@@ -603,14 +633,14 @@
         <w:spacing w:after="0" w:line="360" w:lineRule="auto"/>
         <w:jc w:val="both"/>
         <w:rPr>
-          <w:rFonts w:ascii="Times New Roman" w:hAnsi="Times New Roman" w:cs="Times New Roman"/>
-          <w:sz w:val="24"/>
-          <w:szCs w:val="24"/>
-        </w:rPr>
-      </w:pPr>
-      <w:r>
-        <w:rPr>
-          <w:rFonts w:ascii="Times New Roman" w:hAnsi="Times New Roman" w:cs="Times New Roman"/>
+          <w:rFonts w:ascii="Montserrat" w:hAnsi="Montserrat" w:cs="Times New Roman"/>
+          <w:sz w:val="24"/>
+          <w:szCs w:val="24"/>
+        </w:rPr>
+      </w:pPr>
+      <w:r>
+        <w:rPr>
+          <w:rFonts w:ascii="Montserrat" w:hAnsi="Montserrat" w:cs="Times New Roman"/>
           <w:sz w:val="24"/>
           <w:szCs w:val="24"/>
         </w:rPr>
@@ -623,14 +653,14 @@
         <w:spacing w:after="0" w:line="360" w:lineRule="auto"/>
         <w:jc w:val="both"/>
         <w:rPr>
-          <w:rFonts w:ascii="Times New Roman" w:hAnsi="Times New Roman" w:cs="Times New Roman"/>
-          <w:sz w:val="24"/>
-          <w:szCs w:val="24"/>
-        </w:rPr>
-      </w:pPr>
-      <w:r>
-        <w:rPr>
-          <w:rFonts w:ascii="Times New Roman" w:hAnsi="Times New Roman" w:cs="Times New Roman"/>
+          <w:rFonts w:ascii="Montserrat" w:hAnsi="Montserrat" w:cs="Times New Roman"/>
+          <w:sz w:val="24"/>
+          <w:szCs w:val="24"/>
+        </w:rPr>
+      </w:pPr>
+      <w:r>
+        <w:rPr>
+          <w:rFonts w:ascii="Montserrat" w:hAnsi="Montserrat" w:cs="Times New Roman"/>
           <w:sz w:val="24"/>
           <w:szCs w:val="24"/>
         </w:rPr>
@@ -643,54 +673,45 @@
         <w:spacing w:after="0" w:line="360" w:lineRule="auto"/>
         <w:jc w:val="both"/>
         <w:rPr>
-          <w:rFonts w:ascii="Times New Roman" w:hAnsi="Times New Roman" w:cs="Times New Roman"/>
-          <w:sz w:val="24"/>
-          <w:szCs w:val="24"/>
-        </w:rPr>
-      </w:pPr>
-      <w:r>
-        <w:rPr>
-          <w:rFonts w:ascii="Times New Roman" w:hAnsi="Times New Roman" w:cs="Times New Roman"/>
-          <w:sz w:val="24"/>
-          <w:szCs w:val="24"/>
-        </w:rPr>
-        <w:tab/>
-        <w:t xml:space="preserve">“Anne, we’re not two separate people,” Alle stressed, “Before, I experienced sex as two girls, now I can experience sex as a boy and a girl. Why wouldn’t I want that? I am not exactly a normal person. I don’t have to accept the limitations of a normal person. This is a natural and normal evolution of my mind. Unlike most of the people in the world, I can truly evolve into a whole person,” he noted, smiling. Anne ducked her head acknowledging his point; he hugged her, and brought up the one question that really </w:t>
-      </w:r>
-      <w:r>
-        <w:rPr>
-          <w:rFonts w:ascii="Times New Roman" w:hAnsi="Times New Roman" w:cs="Times New Roman"/>
-          <w:sz w:val="24"/>
-          <w:szCs w:val="24"/>
-        </w:rPr>
-        <w:lastRenderedPageBreak/>
-        <w:t xml:space="preserve">mattered, “Do you really want to deny yourself? I mean, why possess an option if you aren’t meant to experience it. Is there any reason for me to be ashamed—or afraid—to embody and embrace it?“ Anne did not answer. She thought for a moment, then laughed. Before Alle could say anything else, she turned and kissed him. From there, they proceeded to perfect the act of sex. There would be questions, and there would be consequences. Such was the price of any action. The difference was, no one but Alex could get hurt—and that, only if she was not careful. </w:t>
-      </w:r>
-    </w:p>
-    <w:p>
-      <w:pPr>
-        <w:spacing w:after="0" w:line="360" w:lineRule="auto"/>
-        <w:jc w:val="both"/>
-        <w:rPr>
-          <w:rFonts w:ascii="Times New Roman" w:hAnsi="Times New Roman" w:cs="Times New Roman"/>
-          <w:sz w:val="24"/>
-          <w:szCs w:val="24"/>
-        </w:rPr>
-      </w:pPr>
-    </w:p>
-    <w:p>
-      <w:pPr>
-        <w:spacing w:after="0" w:line="360" w:lineRule="auto"/>
-        <w:jc w:val="both"/>
-        <w:rPr>
-          <w:rFonts w:ascii="Times New Roman" w:hAnsi="Times New Roman" w:cs="Times New Roman"/>
-          <w:sz w:val="24"/>
-          <w:szCs w:val="24"/>
-        </w:rPr>
-      </w:pPr>
-      <w:r>
-        <w:rPr>
-          <w:rFonts w:ascii="Times New Roman" w:hAnsi="Times New Roman" w:cs="Times New Roman"/>
+          <w:rFonts w:ascii="Montserrat" w:hAnsi="Montserrat" w:cs="Times New Roman"/>
+          <w:sz w:val="24"/>
+          <w:szCs w:val="24"/>
+        </w:rPr>
+      </w:pPr>
+      <w:r>
+        <w:rPr>
+          <w:rFonts w:ascii="Montserrat" w:hAnsi="Montserrat" w:cs="Times New Roman"/>
+          <w:sz w:val="24"/>
+          <w:szCs w:val="24"/>
+        </w:rPr>
+        <w:tab/>
+        <w:t xml:space="preserve">“Anne, we’re not two separate people,” Alle stressed, “Before, I experienced sex as two girls, now I can experience sex as a boy and a girl. Why wouldn’t I want that? I am not exactly a normal person. I don’t have to accept the limitations of a normal person. This is a natural and normal evolution of my mind. Unlike most of the people in the world, I can truly evolve into a whole person,” he noted, smiling. Anne ducked her head acknowledging his point; he hugged her, and brought up the one question that really mattered, “Do you really want to deny yourself? I mean, why possess an option if you aren’t meant to experience it. Is there any reason for me to be ashamed—or afraid—to embody and embrace it?“ Anne did not answer. She thought for a moment, then laughed. Before Alle could say anything else, she turned and kissed him. From there, they proceeded to perfect the act of sex. There would be questions, and there would be consequences. Such was the price of any action. The difference was, no one but Alex could get hurt—and that, only if she was not careful. </w:t>
+      </w:r>
+    </w:p>
+    <w:p>
+      <w:pPr>
+        <w:spacing w:after="0" w:line="360" w:lineRule="auto"/>
+        <w:jc w:val="both"/>
+        <w:rPr>
+          <w:rFonts w:ascii="Montserrat" w:hAnsi="Montserrat" w:cs="Times New Roman"/>
+          <w:sz w:val="24"/>
+          <w:szCs w:val="24"/>
+        </w:rPr>
+      </w:pPr>
+    </w:p>
+    <w:p>
+      <w:pPr>
+        <w:spacing w:after="0" w:line="360" w:lineRule="auto"/>
+        <w:jc w:val="both"/>
+        <w:rPr>
+          <w:rFonts w:ascii="Montserrat" w:hAnsi="Montserrat" w:cs="Times New Roman"/>
+          <w:sz w:val="24"/>
+          <w:szCs w:val="24"/>
+        </w:rPr>
+      </w:pPr>
+      <w:r>
+        <w:rPr>
+          <w:rFonts w:ascii="Montserrat" w:hAnsi="Montserrat" w:cs="Times New Roman"/>
           <w:sz w:val="24"/>
           <w:szCs w:val="24"/>
         </w:rPr>
@@ -702,14 +723,14 @@
         <w:spacing w:after="0" w:line="360" w:lineRule="auto"/>
         <w:jc w:val="both"/>
         <w:rPr>
-          <w:rFonts w:ascii="Times New Roman" w:hAnsi="Times New Roman" w:cs="Times New Roman"/>
-          <w:sz w:val="24"/>
-          <w:szCs w:val="24"/>
-        </w:rPr>
-      </w:pPr>
-      <w:r>
-        <w:rPr>
-          <w:rFonts w:ascii="Times New Roman" w:hAnsi="Times New Roman" w:cs="Times New Roman"/>
+          <w:rFonts w:ascii="Montserrat" w:hAnsi="Montserrat" w:cs="Times New Roman"/>
+          <w:sz w:val="24"/>
+          <w:szCs w:val="24"/>
+        </w:rPr>
+      </w:pPr>
+      <w:r>
+        <w:rPr>
+          <w:rFonts w:ascii="Montserrat" w:hAnsi="Montserrat" w:cs="Times New Roman"/>
           <w:sz w:val="24"/>
           <w:szCs w:val="24"/>
         </w:rPr>
@@ -722,14 +743,14 @@
         <w:spacing w:after="0" w:line="360" w:lineRule="auto"/>
         <w:jc w:val="both"/>
         <w:rPr>
-          <w:rFonts w:ascii="Times New Roman" w:hAnsi="Times New Roman" w:cs="Times New Roman"/>
-          <w:sz w:val="24"/>
-          <w:szCs w:val="24"/>
-        </w:rPr>
-      </w:pPr>
-      <w:r>
-        <w:rPr>
-          <w:rFonts w:ascii="Times New Roman" w:hAnsi="Times New Roman" w:cs="Times New Roman"/>
+          <w:rFonts w:ascii="Montserrat" w:hAnsi="Montserrat" w:cs="Times New Roman"/>
+          <w:sz w:val="24"/>
+          <w:szCs w:val="24"/>
+        </w:rPr>
+      </w:pPr>
+      <w:r>
+        <w:rPr>
+          <w:rFonts w:ascii="Montserrat" w:hAnsi="Montserrat" w:cs="Times New Roman"/>
           <w:sz w:val="24"/>
           <w:szCs w:val="24"/>
         </w:rPr>
@@ -742,18 +763,17 @@
         <w:spacing w:after="0" w:line="360" w:lineRule="auto"/>
         <w:jc w:val="both"/>
         <w:rPr>
-          <w:rFonts w:ascii="Times New Roman" w:hAnsi="Times New Roman" w:cs="Times New Roman"/>
-          <w:sz w:val="24"/>
-          <w:szCs w:val="24"/>
-        </w:rPr>
-      </w:pPr>
-      <w:r>
-        <w:rPr>
-          <w:rFonts w:ascii="Times New Roman" w:hAnsi="Times New Roman" w:cs="Times New Roman"/>
-          <w:sz w:val="24"/>
-          <w:szCs w:val="24"/>
-        </w:rPr>
-        <w:lastRenderedPageBreak/>
+          <w:rFonts w:ascii="Montserrat" w:hAnsi="Montserrat" w:cs="Times New Roman"/>
+          <w:sz w:val="24"/>
+          <w:szCs w:val="24"/>
+        </w:rPr>
+      </w:pPr>
+      <w:r>
+        <w:rPr>
+          <w:rFonts w:ascii="Montserrat" w:hAnsi="Montserrat" w:cs="Times New Roman"/>
+          <w:sz w:val="24"/>
+          <w:szCs w:val="24"/>
+        </w:rPr>
         <w:tab/>
         <w:t xml:space="preserve">As long as she did not allow herself to become too upset, she actually enjoyed confronting her altered state. Everything was becoming new to her again, and even the world changed dramatically when viewed through her new perspective. She wriggled around until she was comfortable, sprawled full length on the bed and meditated for a bit. Her body needed to regenerate, flush out fatigue toxins and restore its metabolic equilibrium, but she did not want to take the time to sleep. She had a lot to do, and it was her birthday. She was not about to miss it just because she happened to be a girl or because she had worn herself out trying to figure out what that really meant. </w:t>
       </w:r>
@@ -763,14 +783,14 @@
         <w:spacing w:after="0" w:line="360" w:lineRule="auto"/>
         <w:jc w:val="both"/>
         <w:rPr>
-          <w:rFonts w:ascii="Times New Roman" w:hAnsi="Times New Roman" w:cs="Times New Roman"/>
-          <w:sz w:val="24"/>
-          <w:szCs w:val="24"/>
-        </w:rPr>
-      </w:pPr>
-      <w:r>
-        <w:rPr>
-          <w:rFonts w:ascii="Times New Roman" w:hAnsi="Times New Roman" w:cs="Times New Roman"/>
+          <w:rFonts w:ascii="Montserrat" w:hAnsi="Montserrat" w:cs="Times New Roman"/>
+          <w:sz w:val="24"/>
+          <w:szCs w:val="24"/>
+        </w:rPr>
+      </w:pPr>
+      <w:r>
+        <w:rPr>
+          <w:rFonts w:ascii="Montserrat" w:hAnsi="Montserrat" w:cs="Times New Roman"/>
           <w:sz w:val="24"/>
           <w:szCs w:val="24"/>
         </w:rPr>
@@ -783,14 +803,14 @@
         <w:spacing w:after="0" w:line="360" w:lineRule="auto"/>
         <w:jc w:val="both"/>
         <w:rPr>
-          <w:rFonts w:ascii="Times New Roman" w:hAnsi="Times New Roman" w:cs="Times New Roman"/>
-          <w:sz w:val="24"/>
-          <w:szCs w:val="24"/>
-        </w:rPr>
-      </w:pPr>
-      <w:r>
-        <w:rPr>
-          <w:rFonts w:ascii="Times New Roman" w:hAnsi="Times New Roman" w:cs="Times New Roman"/>
+          <w:rFonts w:ascii="Montserrat" w:hAnsi="Montserrat" w:cs="Times New Roman"/>
+          <w:sz w:val="24"/>
+          <w:szCs w:val="24"/>
+        </w:rPr>
+      </w:pPr>
+      <w:r>
+        <w:rPr>
+          <w:rFonts w:ascii="Montserrat" w:hAnsi="Montserrat" w:cs="Times New Roman"/>
           <w:sz w:val="24"/>
           <w:szCs w:val="24"/>
         </w:rPr>
@@ -803,14 +823,14 @@
         <w:spacing w:after="0" w:line="360" w:lineRule="auto"/>
         <w:jc w:val="both"/>
         <w:rPr>
-          <w:rFonts w:ascii="Times New Roman" w:hAnsi="Times New Roman" w:cs="Times New Roman"/>
-          <w:sz w:val="24"/>
-          <w:szCs w:val="24"/>
-        </w:rPr>
-      </w:pPr>
-      <w:r>
-        <w:rPr>
-          <w:rFonts w:ascii="Times New Roman" w:hAnsi="Times New Roman" w:cs="Times New Roman"/>
+          <w:rFonts w:ascii="Montserrat" w:hAnsi="Montserrat" w:cs="Times New Roman"/>
+          <w:sz w:val="24"/>
+          <w:szCs w:val="24"/>
+        </w:rPr>
+      </w:pPr>
+      <w:r>
+        <w:rPr>
+          <w:rFonts w:ascii="Montserrat" w:hAnsi="Montserrat" w:cs="Times New Roman"/>
           <w:sz w:val="24"/>
           <w:szCs w:val="24"/>
         </w:rPr>
@@ -823,14 +843,14 @@
         <w:spacing w:after="0" w:line="360" w:lineRule="auto"/>
         <w:jc w:val="both"/>
         <w:rPr>
-          <w:rFonts w:ascii="Times New Roman" w:hAnsi="Times New Roman" w:cs="Times New Roman"/>
-          <w:sz w:val="24"/>
-          <w:szCs w:val="24"/>
-        </w:rPr>
-      </w:pPr>
-      <w:r>
-        <w:rPr>
-          <w:rFonts w:ascii="Times New Roman" w:hAnsi="Times New Roman" w:cs="Times New Roman"/>
+          <w:rFonts w:ascii="Montserrat" w:hAnsi="Montserrat" w:cs="Times New Roman"/>
+          <w:sz w:val="24"/>
+          <w:szCs w:val="24"/>
+        </w:rPr>
+      </w:pPr>
+      <w:r>
+        <w:rPr>
+          <w:rFonts w:ascii="Montserrat" w:hAnsi="Montserrat" w:cs="Times New Roman"/>
           <w:sz w:val="24"/>
           <w:szCs w:val="24"/>
         </w:rPr>
@@ -843,14 +863,14 @@
         <w:spacing w:after="0" w:line="360" w:lineRule="auto"/>
         <w:jc w:val="both"/>
         <w:rPr>
-          <w:rFonts w:ascii="Times New Roman" w:hAnsi="Times New Roman" w:cs="Times New Roman"/>
-          <w:sz w:val="24"/>
-          <w:szCs w:val="24"/>
-        </w:rPr>
-      </w:pPr>
-      <w:r>
-        <w:rPr>
-          <w:rFonts w:ascii="Times New Roman" w:hAnsi="Times New Roman" w:cs="Times New Roman"/>
+          <w:rFonts w:ascii="Montserrat" w:hAnsi="Montserrat" w:cs="Times New Roman"/>
+          <w:sz w:val="24"/>
+          <w:szCs w:val="24"/>
+        </w:rPr>
+      </w:pPr>
+      <w:r>
+        <w:rPr>
+          <w:rFonts w:ascii="Montserrat" w:hAnsi="Montserrat" w:cs="Times New Roman"/>
           <w:sz w:val="24"/>
           <w:szCs w:val="24"/>
         </w:rPr>
@@ -863,14 +883,14 @@
         <w:spacing w:after="0" w:line="360" w:lineRule="auto"/>
         <w:jc w:val="both"/>
         <w:rPr>
-          <w:rFonts w:ascii="Times New Roman" w:hAnsi="Times New Roman" w:cs="Times New Roman"/>
-          <w:sz w:val="24"/>
-          <w:szCs w:val="24"/>
-        </w:rPr>
-      </w:pPr>
-      <w:r>
-        <w:rPr>
-          <w:rFonts w:ascii="Times New Roman" w:hAnsi="Times New Roman" w:cs="Times New Roman"/>
+          <w:rFonts w:ascii="Montserrat" w:hAnsi="Montserrat" w:cs="Times New Roman"/>
+          <w:sz w:val="24"/>
+          <w:szCs w:val="24"/>
+        </w:rPr>
+      </w:pPr>
+      <w:r>
+        <w:rPr>
+          <w:rFonts w:ascii="Montserrat" w:hAnsi="Montserrat" w:cs="Times New Roman"/>
           <w:sz w:val="24"/>
           <w:szCs w:val="24"/>
         </w:rPr>
@@ -883,14 +903,14 @@
         <w:spacing w:after="0" w:line="360" w:lineRule="auto"/>
         <w:jc w:val="both"/>
         <w:rPr>
-          <w:rFonts w:ascii="Times New Roman" w:hAnsi="Times New Roman" w:cs="Times New Roman"/>
-          <w:sz w:val="24"/>
-          <w:szCs w:val="24"/>
-        </w:rPr>
-      </w:pPr>
-      <w:r>
-        <w:rPr>
-          <w:rFonts w:ascii="Times New Roman" w:hAnsi="Times New Roman" w:cs="Times New Roman"/>
+          <w:rFonts w:ascii="Montserrat" w:hAnsi="Montserrat" w:cs="Times New Roman"/>
+          <w:sz w:val="24"/>
+          <w:szCs w:val="24"/>
+        </w:rPr>
+      </w:pPr>
+      <w:r>
+        <w:rPr>
+          <w:rFonts w:ascii="Montserrat" w:hAnsi="Montserrat" w:cs="Times New Roman"/>
           <w:sz w:val="24"/>
           <w:szCs w:val="24"/>
         </w:rPr>
@@ -903,14 +923,14 @@
         <w:spacing w:after="0" w:line="360" w:lineRule="auto"/>
         <w:jc w:val="both"/>
         <w:rPr>
-          <w:rFonts w:ascii="Times New Roman" w:hAnsi="Times New Roman" w:cs="Times New Roman"/>
-          <w:sz w:val="24"/>
-          <w:szCs w:val="24"/>
-        </w:rPr>
-      </w:pPr>
-      <w:r>
-        <w:rPr>
-          <w:rFonts w:ascii="Times New Roman" w:hAnsi="Times New Roman" w:cs="Times New Roman"/>
+          <w:rFonts w:ascii="Montserrat" w:hAnsi="Montserrat" w:cs="Times New Roman"/>
+          <w:sz w:val="24"/>
+          <w:szCs w:val="24"/>
+        </w:rPr>
+      </w:pPr>
+      <w:r>
+        <w:rPr>
+          <w:rFonts w:ascii="Montserrat" w:hAnsi="Montserrat" w:cs="Times New Roman"/>
           <w:sz w:val="24"/>
           <w:szCs w:val="24"/>
         </w:rPr>
@@ -923,14 +943,14 @@
         <w:spacing w:after="0" w:line="360" w:lineRule="auto"/>
         <w:jc w:val="both"/>
         <w:rPr>
-          <w:rFonts w:ascii="Times New Roman" w:hAnsi="Times New Roman" w:cs="Times New Roman"/>
-          <w:sz w:val="24"/>
-          <w:szCs w:val="24"/>
-        </w:rPr>
-      </w:pPr>
-      <w:r>
-        <w:rPr>
-          <w:rFonts w:ascii="Times New Roman" w:hAnsi="Times New Roman" w:cs="Times New Roman"/>
+          <w:rFonts w:ascii="Montserrat" w:hAnsi="Montserrat" w:cs="Times New Roman"/>
+          <w:sz w:val="24"/>
+          <w:szCs w:val="24"/>
+        </w:rPr>
+      </w:pPr>
+      <w:r>
+        <w:rPr>
+          <w:rFonts w:ascii="Montserrat" w:hAnsi="Montserrat" w:cs="Times New Roman"/>
           <w:sz w:val="24"/>
           <w:szCs w:val="24"/>
         </w:rPr>
@@ -943,14 +963,14 @@
         <w:spacing w:after="0" w:line="360" w:lineRule="auto"/>
         <w:jc w:val="both"/>
         <w:rPr>
-          <w:rFonts w:ascii="Times New Roman" w:hAnsi="Times New Roman" w:cs="Times New Roman"/>
-          <w:sz w:val="24"/>
-          <w:szCs w:val="24"/>
-        </w:rPr>
-      </w:pPr>
-      <w:r>
-        <w:rPr>
-          <w:rFonts w:ascii="Times New Roman" w:hAnsi="Times New Roman" w:cs="Times New Roman"/>
+          <w:rFonts w:ascii="Montserrat" w:hAnsi="Montserrat" w:cs="Times New Roman"/>
+          <w:sz w:val="24"/>
+          <w:szCs w:val="24"/>
+        </w:rPr>
+      </w:pPr>
+      <w:r>
+        <w:rPr>
+          <w:rFonts w:ascii="Montserrat" w:hAnsi="Montserrat" w:cs="Times New Roman"/>
           <w:sz w:val="24"/>
           <w:szCs w:val="24"/>
         </w:rPr>
@@ -963,18 +983,17 @@
         <w:spacing w:after="0" w:line="360" w:lineRule="auto"/>
         <w:jc w:val="both"/>
         <w:rPr>
-          <w:rFonts w:ascii="Times New Roman" w:hAnsi="Times New Roman" w:cs="Times New Roman"/>
-          <w:sz w:val="24"/>
-          <w:szCs w:val="24"/>
-        </w:rPr>
-      </w:pPr>
-      <w:r>
-        <w:rPr>
-          <w:rFonts w:ascii="Times New Roman" w:hAnsi="Times New Roman" w:cs="Times New Roman"/>
-          <w:sz w:val="24"/>
-          <w:szCs w:val="24"/>
-        </w:rPr>
-        <w:lastRenderedPageBreak/>
+          <w:rFonts w:ascii="Montserrat" w:hAnsi="Montserrat" w:cs="Times New Roman"/>
+          <w:sz w:val="24"/>
+          <w:szCs w:val="24"/>
+        </w:rPr>
+      </w:pPr>
+      <w:r>
+        <w:rPr>
+          <w:rFonts w:ascii="Montserrat" w:hAnsi="Montserrat" w:cs="Times New Roman"/>
+          <w:sz w:val="24"/>
+          <w:szCs w:val="24"/>
+        </w:rPr>
         <w:tab/>
         <w:t xml:space="preserve">She was facing the image of herself, a stranger standing in a full-length mirror. It took a moment to get used to the odd familiarity of her own reflection. The perfection of her recreation as a girl was clearly demonstrated as she struggled to find some difference between the face in the mirror and the one she remembered. Alex had been a young boy, his features uncomfortably androgynous. Those features had not changed, but some subtle shift had perfected them into a girl’s face. She studied it as intently as she had studied her books. The answers she had searched for all night, even a clue as to what she really wanted and needed as a girl, were no closer to surfacing. What did surface was alarming. The boy in her was stunned at her beauty. Alex was in love. Her gaze dropped as he tried to drink her in. Her mind split into two levels—one purely worshipful, the other calm and critical. It was the critical view she found herself trying to cling to, pointing out similarities that extended below the neck, but she had to look a very hard to notice them. That was not surprising. Naked as a frog, she could not avoid confronting what she had become. </w:t>
       </w:r>
@@ -984,43 +1003,34 @@
         <w:spacing w:after="0" w:line="360" w:lineRule="auto"/>
         <w:jc w:val="both"/>
         <w:rPr>
-          <w:rFonts w:ascii="Times New Roman" w:hAnsi="Times New Roman" w:cs="Times New Roman"/>
-          <w:sz w:val="24"/>
-          <w:szCs w:val="24"/>
-        </w:rPr>
-      </w:pPr>
-      <w:r>
-        <w:rPr>
-          <w:rFonts w:ascii="Times New Roman" w:hAnsi="Times New Roman" w:cs="Times New Roman"/>
-          <w:sz w:val="24"/>
-          <w:szCs w:val="24"/>
-        </w:rPr>
-        <w:tab/>
-        <w:t xml:space="preserve">Even from a distance—twice the length of the bathroom, thanks to the miracle of optics—she caught the eye. Her appearance, deceptively plain at a glance, was understated and elegant. She stood at exactly five nine—she had measured it—a young, well-sculpted female with contours suggesting agelessness, solid and sleek. Her ribcage tapered into her waist in a subtler curve than the arc over her hips. Tall, trim and feline, to her male trained eye, she possessed an unconscious poise—demure and predatorial. Her height was made elegant by the length and proportions of her limbs. Her arms and legs were athletic—slender and powerful from a lifetime of martial arts—ending in long fingered hands and dancer's feet. Her muscles, highly defined but smooth and unobtrusive at rest, had remained toned to a fine balance of strength and suppleness. Her belly was smooth and taut. Her breasts, full enough to suggest ripeness, were not underscored by creases. The shallow rise of her mons—dipping into her new vocabulary—was graced with neatly tended blood red curls, drawing the eye to what was otherwise out of view. That for which “out of sight” was never “out of mind”, and she was not at all ashamed to give it due regard. It was amazing, but true, that one of the most erotic parts of a woman’s body was no part of her body at all—just a space between her pubic arch and inner thighs, created by the wide shape of her pelvis. Her vulva, eclipsed </w:t>
-      </w:r>
-      <w:r>
-        <w:rPr>
-          <w:rFonts w:ascii="Times New Roman" w:hAnsi="Times New Roman" w:cs="Times New Roman"/>
-          <w:sz w:val="24"/>
-          <w:szCs w:val="24"/>
-        </w:rPr>
-        <w:lastRenderedPageBreak/>
-        <w:t xml:space="preserve">to an impeccable hairline seam by taut labia majora, could just barely be glimpsed, framed in that classic—and maddening—triangular gap. </w:t>
-      </w:r>
-    </w:p>
-    <w:p>
-      <w:pPr>
-        <w:spacing w:after="0" w:line="360" w:lineRule="auto"/>
-        <w:jc w:val="both"/>
-        <w:rPr>
-          <w:rFonts w:ascii="Times New Roman" w:hAnsi="Times New Roman" w:cs="Times New Roman"/>
-          <w:sz w:val="24"/>
-          <w:szCs w:val="24"/>
-        </w:rPr>
-      </w:pPr>
-      <w:r>
-        <w:rPr>
-          <w:rFonts w:ascii="Times New Roman" w:hAnsi="Times New Roman" w:cs="Times New Roman"/>
+          <w:rFonts w:ascii="Montserrat" w:hAnsi="Montserrat" w:cs="Times New Roman"/>
+          <w:sz w:val="24"/>
+          <w:szCs w:val="24"/>
+        </w:rPr>
+      </w:pPr>
+      <w:r>
+        <w:rPr>
+          <w:rFonts w:ascii="Montserrat" w:hAnsi="Montserrat" w:cs="Times New Roman"/>
+          <w:sz w:val="24"/>
+          <w:szCs w:val="24"/>
+        </w:rPr>
+        <w:tab/>
+        <w:t xml:space="preserve">Even from a distance—twice the length of the bathroom, thanks to the miracle of optics—she caught the eye. Her appearance, deceptively plain at a glance, was understated and elegant. She stood at exactly five nine—she had measured it—a young, well-sculpted female with contours suggesting agelessness, solid and sleek. Her ribcage tapered into her waist in a subtler curve than the arc over her hips. Tall, trim and feline, to her male trained eye, she possessed an unconscious poise—demure and predatorial. Her height was made elegant by the length and proportions of her limbs. Her arms and legs were athletic—slender and powerful from a lifetime of martial arts—ending in long fingered hands and dancer's feet. Her muscles, highly defined but smooth and unobtrusive at rest, had remained toned to a fine balance of strength and suppleness. Her belly was smooth and taut. Her breasts, full enough to suggest ripeness, were not underscored by creases. The shallow rise of her mons—dipping into her new vocabulary—was graced with neatly tended blood red curls, drawing the eye to what was otherwise out of view. That for which “out of sight” was never “out of mind”, and she was not at all ashamed to give it due regard. It was amazing, but true, that one of the most erotic parts of a woman’s body was no part of her body at all—just a space between her pubic arch and inner thighs, created by the wide shape of her pelvis. Her vulva, eclipsed to an impeccable hairline seam by taut labia majora, could just barely be glimpsed, framed in that classic—and maddening—triangular gap. </w:t>
+      </w:r>
+    </w:p>
+    <w:p>
+      <w:pPr>
+        <w:spacing w:after="0" w:line="360" w:lineRule="auto"/>
+        <w:jc w:val="both"/>
+        <w:rPr>
+          <w:rFonts w:ascii="Montserrat" w:hAnsi="Montserrat" w:cs="Times New Roman"/>
+          <w:sz w:val="24"/>
+          <w:szCs w:val="24"/>
+        </w:rPr>
+      </w:pPr>
+      <w:r>
+        <w:rPr>
+          <w:rFonts w:ascii="Montserrat" w:hAnsi="Montserrat" w:cs="Times New Roman"/>
           <w:sz w:val="24"/>
           <w:szCs w:val="24"/>
         </w:rPr>
@@ -1033,25 +1043,25 @@
         <w:spacing w:after="0" w:line="360" w:lineRule="auto"/>
         <w:jc w:val="both"/>
         <w:rPr>
-          <w:rFonts w:ascii="Times New Roman" w:hAnsi="Times New Roman" w:cs="Times New Roman"/>
-          <w:sz w:val="24"/>
-          <w:szCs w:val="24"/>
-        </w:rPr>
-      </w:pPr>
-    </w:p>
-    <w:p>
-      <w:pPr>
-        <w:spacing w:after="0" w:line="360" w:lineRule="auto"/>
-        <w:jc w:val="both"/>
-        <w:rPr>
-          <w:rFonts w:ascii="Times New Roman" w:hAnsi="Times New Roman" w:cs="Times New Roman"/>
-          <w:sz w:val="24"/>
-          <w:szCs w:val="24"/>
-        </w:rPr>
-      </w:pPr>
-      <w:r>
-        <w:rPr>
-          <w:rFonts w:ascii="Times New Roman" w:hAnsi="Times New Roman" w:cs="Times New Roman"/>
+          <w:rFonts w:ascii="Montserrat" w:hAnsi="Montserrat" w:cs="Times New Roman"/>
+          <w:sz w:val="24"/>
+          <w:szCs w:val="24"/>
+        </w:rPr>
+      </w:pPr>
+    </w:p>
+    <w:p>
+      <w:pPr>
+        <w:spacing w:after="0" w:line="360" w:lineRule="auto"/>
+        <w:jc w:val="both"/>
+        <w:rPr>
+          <w:rFonts w:ascii="Montserrat" w:hAnsi="Montserrat" w:cs="Times New Roman"/>
+          <w:sz w:val="24"/>
+          <w:szCs w:val="24"/>
+        </w:rPr>
+      </w:pPr>
+      <w:r>
+        <w:rPr>
+          <w:rFonts w:ascii="Montserrat" w:hAnsi="Montserrat" w:cs="Times New Roman"/>
           <w:sz w:val="24"/>
           <w:szCs w:val="24"/>
         </w:rPr>
@@ -1063,14 +1073,14 @@
         <w:spacing w:after="0" w:line="360" w:lineRule="auto"/>
         <w:jc w:val="both"/>
         <w:rPr>
-          <w:rFonts w:ascii="Times New Roman" w:hAnsi="Times New Roman" w:cs="Times New Roman"/>
-          <w:sz w:val="24"/>
-          <w:szCs w:val="24"/>
-        </w:rPr>
-      </w:pPr>
-      <w:r>
-        <w:rPr>
-          <w:rFonts w:ascii="Times New Roman" w:hAnsi="Times New Roman" w:cs="Times New Roman"/>
+          <w:rFonts w:ascii="Montserrat" w:hAnsi="Montserrat" w:cs="Times New Roman"/>
+          <w:sz w:val="24"/>
+          <w:szCs w:val="24"/>
+        </w:rPr>
+      </w:pPr>
+      <w:r>
+        <w:rPr>
+          <w:rFonts w:ascii="Montserrat" w:hAnsi="Montserrat" w:cs="Times New Roman"/>
           <w:sz w:val="24"/>
           <w:szCs w:val="24"/>
         </w:rPr>
@@ -1083,14 +1093,14 @@
         <w:spacing w:after="0" w:line="360" w:lineRule="auto"/>
         <w:jc w:val="both"/>
         <w:rPr>
-          <w:rFonts w:ascii="Times New Roman" w:hAnsi="Times New Roman" w:cs="Times New Roman"/>
-          <w:sz w:val="24"/>
-          <w:szCs w:val="24"/>
-        </w:rPr>
-      </w:pPr>
-      <w:r>
-        <w:rPr>
-          <w:rFonts w:ascii="Times New Roman" w:hAnsi="Times New Roman" w:cs="Times New Roman"/>
+          <w:rFonts w:ascii="Montserrat" w:hAnsi="Montserrat" w:cs="Times New Roman"/>
+          <w:sz w:val="24"/>
+          <w:szCs w:val="24"/>
+        </w:rPr>
+      </w:pPr>
+      <w:r>
+        <w:rPr>
+          <w:rFonts w:ascii="Montserrat" w:hAnsi="Montserrat" w:cs="Times New Roman"/>
           <w:sz w:val="24"/>
           <w:szCs w:val="24"/>
         </w:rPr>
@@ -1103,43 +1113,34 @@
         <w:spacing w:after="0" w:line="360" w:lineRule="auto"/>
         <w:jc w:val="both"/>
         <w:rPr>
-          <w:rFonts w:ascii="Times New Roman" w:hAnsi="Times New Roman" w:cs="Times New Roman"/>
-          <w:sz w:val="24"/>
-          <w:szCs w:val="24"/>
-        </w:rPr>
-      </w:pPr>
-      <w:r>
-        <w:rPr>
-          <w:rFonts w:ascii="Times New Roman" w:hAnsi="Times New Roman" w:cs="Times New Roman"/>
-          <w:sz w:val="24"/>
-          <w:szCs w:val="24"/>
-        </w:rPr>
-        <w:tab/>
-        <w:t xml:space="preserve">By turning into a girl, his son/daughter had complicated things, but she had quickly redefined herself as a tomboy—accepting her female body, but retaining her male </w:t>
-      </w:r>
-      <w:r>
-        <w:rPr>
-          <w:rFonts w:ascii="Times New Roman" w:hAnsi="Times New Roman" w:cs="Times New Roman"/>
-          <w:sz w:val="24"/>
-          <w:szCs w:val="24"/>
-        </w:rPr>
-        <w:lastRenderedPageBreak/>
-        <w:t xml:space="preserve">outlook. There was a good chance that meeting a real girl, a girl with serious mate potential even his son/daughter could recognize, might provoke her to revert back to being male. Or at least project her male side. Alex and her intended did not know it, but everything their families had striven to accomplish weighed on their heads. If they could not marry and have children, a thousand generations of sweat and labor would go to waste. Passing their genes on to others would begin the unraveling of the most complicated breeding program ever undertaken. Victor sighed and reminded himself that all was far from lost. From what he had heard, his son had better chances with the promised daughter as a girl. </w:t>
-      </w:r>
-    </w:p>
-    <w:p>
-      <w:pPr>
-        <w:spacing w:after="0" w:line="360" w:lineRule="auto"/>
-        <w:jc w:val="both"/>
-        <w:rPr>
-          <w:rFonts w:ascii="Times New Roman" w:hAnsi="Times New Roman" w:cs="Times New Roman"/>
-          <w:sz w:val="24"/>
-          <w:szCs w:val="24"/>
-        </w:rPr>
-      </w:pPr>
-      <w:r>
-        <w:rPr>
-          <w:rFonts w:ascii="Times New Roman" w:hAnsi="Times New Roman" w:cs="Times New Roman"/>
+          <w:rFonts w:ascii="Montserrat" w:hAnsi="Montserrat" w:cs="Times New Roman"/>
+          <w:sz w:val="24"/>
+          <w:szCs w:val="24"/>
+        </w:rPr>
+      </w:pPr>
+      <w:r>
+        <w:rPr>
+          <w:rFonts w:ascii="Montserrat" w:hAnsi="Montserrat" w:cs="Times New Roman"/>
+          <w:sz w:val="24"/>
+          <w:szCs w:val="24"/>
+        </w:rPr>
+        <w:tab/>
+        <w:t xml:space="preserve">By turning into a girl, his son/daughter had complicated things, but she had quickly redefined herself as a tomboy—accepting her female body, but retaining her male outlook. There was a good chance that meeting a real girl, a girl with serious mate potential even his son/daughter could recognize, might provoke her to revert back to being male. Or at least project her male side. Alex and her intended did not know it, but everything their families had striven to accomplish weighed on their heads. If they could not marry and have children, a thousand generations of sweat and labor would go to waste. Passing their genes on to others would begin the unraveling of the most complicated breeding program ever undertaken. Victor sighed and reminded himself that all was far from lost. From what he had heard, his son had better chances with the promised daughter as a girl. </w:t>
+      </w:r>
+    </w:p>
+    <w:p>
+      <w:pPr>
+        <w:spacing w:after="0" w:line="360" w:lineRule="auto"/>
+        <w:jc w:val="both"/>
+        <w:rPr>
+          <w:rFonts w:ascii="Montserrat" w:hAnsi="Montserrat" w:cs="Times New Roman"/>
+          <w:sz w:val="24"/>
+          <w:szCs w:val="24"/>
+        </w:rPr>
+      </w:pPr>
+      <w:r>
+        <w:rPr>
+          <w:rFonts w:ascii="Montserrat" w:hAnsi="Montserrat" w:cs="Times New Roman"/>
           <w:sz w:val="24"/>
           <w:szCs w:val="24"/>
         </w:rPr>
@@ -1152,14 +1153,14 @@
         <w:spacing w:after="0" w:line="360" w:lineRule="auto"/>
         <w:jc w:val="both"/>
         <w:rPr>
-          <w:rFonts w:ascii="Times New Roman" w:hAnsi="Times New Roman" w:cs="Times New Roman"/>
-          <w:sz w:val="24"/>
-          <w:szCs w:val="24"/>
-        </w:rPr>
-      </w:pPr>
-      <w:r>
-        <w:rPr>
-          <w:rFonts w:ascii="Times New Roman" w:hAnsi="Times New Roman" w:cs="Times New Roman"/>
+          <w:rFonts w:ascii="Montserrat" w:hAnsi="Montserrat" w:cs="Times New Roman"/>
+          <w:sz w:val="24"/>
+          <w:szCs w:val="24"/>
+        </w:rPr>
+      </w:pPr>
+      <w:r>
+        <w:rPr>
+          <w:rFonts w:ascii="Montserrat" w:hAnsi="Montserrat" w:cs="Times New Roman"/>
           <w:sz w:val="24"/>
           <w:szCs w:val="24"/>
         </w:rPr>
@@ -1172,14 +1173,14 @@
         <w:spacing w:after="0" w:line="360" w:lineRule="auto"/>
         <w:jc w:val="both"/>
         <w:rPr>
-          <w:rFonts w:ascii="Times New Roman" w:hAnsi="Times New Roman" w:cs="Times New Roman"/>
-          <w:sz w:val="24"/>
-          <w:szCs w:val="24"/>
-        </w:rPr>
-      </w:pPr>
-      <w:r>
-        <w:rPr>
-          <w:rFonts w:ascii="Times New Roman" w:hAnsi="Times New Roman" w:cs="Times New Roman"/>
+          <w:rFonts w:ascii="Montserrat" w:hAnsi="Montserrat" w:cs="Times New Roman"/>
+          <w:sz w:val="24"/>
+          <w:szCs w:val="24"/>
+        </w:rPr>
+      </w:pPr>
+      <w:r>
+        <w:rPr>
+          <w:rFonts w:ascii="Montserrat" w:hAnsi="Montserrat" w:cs="Times New Roman"/>
           <w:sz w:val="24"/>
           <w:szCs w:val="24"/>
         </w:rPr>
@@ -1192,14 +1193,14 @@
         <w:spacing w:after="0" w:line="360" w:lineRule="auto"/>
         <w:jc w:val="both"/>
         <w:rPr>
-          <w:rFonts w:ascii="Times New Roman" w:hAnsi="Times New Roman" w:cs="Times New Roman"/>
-          <w:sz w:val="24"/>
-          <w:szCs w:val="24"/>
-        </w:rPr>
-      </w:pPr>
-      <w:r>
-        <w:rPr>
-          <w:rFonts w:ascii="Times New Roman" w:hAnsi="Times New Roman" w:cs="Times New Roman"/>
+          <w:rFonts w:ascii="Montserrat" w:hAnsi="Montserrat" w:cs="Times New Roman"/>
+          <w:sz w:val="24"/>
+          <w:szCs w:val="24"/>
+        </w:rPr>
+      </w:pPr>
+      <w:r>
+        <w:rPr>
+          <w:rFonts w:ascii="Montserrat" w:hAnsi="Montserrat" w:cs="Times New Roman"/>
           <w:sz w:val="24"/>
           <w:szCs w:val="24"/>
         </w:rPr>
@@ -1212,14 +1213,14 @@
         <w:spacing w:after="0" w:line="360" w:lineRule="auto"/>
         <w:jc w:val="both"/>
         <w:rPr>
-          <w:rFonts w:ascii="Times New Roman" w:hAnsi="Times New Roman" w:cs="Times New Roman"/>
-          <w:sz w:val="24"/>
-          <w:szCs w:val="24"/>
-        </w:rPr>
-      </w:pPr>
-      <w:r>
-        <w:rPr>
-          <w:rFonts w:ascii="Times New Roman" w:hAnsi="Times New Roman" w:cs="Times New Roman"/>
+          <w:rFonts w:ascii="Montserrat" w:hAnsi="Montserrat" w:cs="Times New Roman"/>
+          <w:sz w:val="24"/>
+          <w:szCs w:val="24"/>
+        </w:rPr>
+      </w:pPr>
+      <w:r>
+        <w:rPr>
+          <w:rFonts w:ascii="Montserrat" w:hAnsi="Montserrat" w:cs="Times New Roman"/>
           <w:sz w:val="24"/>
           <w:szCs w:val="24"/>
         </w:rPr>
@@ -1232,25 +1233,25 @@
         <w:spacing w:after="0" w:line="360" w:lineRule="auto"/>
         <w:jc w:val="both"/>
         <w:rPr>
-          <w:rFonts w:ascii="Times New Roman" w:hAnsi="Times New Roman" w:cs="Times New Roman"/>
-          <w:sz w:val="24"/>
-          <w:szCs w:val="24"/>
-        </w:rPr>
-      </w:pPr>
-    </w:p>
-    <w:p>
-      <w:pPr>
-        <w:spacing w:after="0" w:line="360" w:lineRule="auto"/>
-        <w:jc w:val="both"/>
-        <w:rPr>
-          <w:rFonts w:ascii="Times New Roman" w:hAnsi="Times New Roman" w:cs="Times New Roman"/>
-          <w:sz w:val="24"/>
-          <w:szCs w:val="24"/>
-        </w:rPr>
-      </w:pPr>
-      <w:r>
-        <w:rPr>
-          <w:rFonts w:ascii="Times New Roman" w:hAnsi="Times New Roman" w:cs="Times New Roman"/>
+          <w:rFonts w:ascii="Montserrat" w:hAnsi="Montserrat" w:cs="Times New Roman"/>
+          <w:sz w:val="24"/>
+          <w:szCs w:val="24"/>
+        </w:rPr>
+      </w:pPr>
+    </w:p>
+    <w:p>
+      <w:pPr>
+        <w:spacing w:after="0" w:line="360" w:lineRule="auto"/>
+        <w:jc w:val="both"/>
+        <w:rPr>
+          <w:rFonts w:ascii="Montserrat" w:hAnsi="Montserrat" w:cs="Times New Roman"/>
+          <w:sz w:val="24"/>
+          <w:szCs w:val="24"/>
+        </w:rPr>
+      </w:pPr>
+      <w:r>
+        <w:rPr>
+          <w:rFonts w:ascii="Montserrat" w:hAnsi="Montserrat" w:cs="Times New Roman"/>
           <w:sz w:val="24"/>
           <w:szCs w:val="24"/>
         </w:rPr>
@@ -1262,14 +1263,14 @@
         <w:spacing w:after="0" w:line="360" w:lineRule="auto"/>
         <w:jc w:val="both"/>
         <w:rPr>
-          <w:rFonts w:ascii="Times New Roman" w:hAnsi="Times New Roman" w:cs="Times New Roman"/>
-          <w:sz w:val="24"/>
-          <w:szCs w:val="24"/>
-        </w:rPr>
-      </w:pPr>
-      <w:r>
-        <w:rPr>
-          <w:rFonts w:ascii="Times New Roman" w:hAnsi="Times New Roman" w:cs="Times New Roman"/>
+          <w:rFonts w:ascii="Montserrat" w:hAnsi="Montserrat" w:cs="Times New Roman"/>
+          <w:sz w:val="24"/>
+          <w:szCs w:val="24"/>
+        </w:rPr>
+      </w:pPr>
+      <w:r>
+        <w:rPr>
+          <w:rFonts w:ascii="Montserrat" w:hAnsi="Montserrat" w:cs="Times New Roman"/>
           <w:sz w:val="24"/>
           <w:szCs w:val="24"/>
         </w:rPr>
@@ -1281,14 +1282,14 @@
         <w:spacing w:after="0" w:line="360" w:lineRule="auto"/>
         <w:jc w:val="both"/>
         <w:rPr>
-          <w:rFonts w:ascii="Times New Roman" w:hAnsi="Times New Roman" w:cs="Times New Roman"/>
-          <w:sz w:val="24"/>
-          <w:szCs w:val="24"/>
-        </w:rPr>
-      </w:pPr>
-      <w:r>
-        <w:rPr>
-          <w:rFonts w:ascii="Times New Roman" w:hAnsi="Times New Roman" w:cs="Times New Roman"/>
+          <w:rFonts w:ascii="Montserrat" w:hAnsi="Montserrat" w:cs="Times New Roman"/>
+          <w:sz w:val="24"/>
+          <w:szCs w:val="24"/>
+        </w:rPr>
+      </w:pPr>
+      <w:r>
+        <w:rPr>
+          <w:rFonts w:ascii="Montserrat" w:hAnsi="Montserrat" w:cs="Times New Roman"/>
           <w:sz w:val="24"/>
           <w:szCs w:val="24"/>
         </w:rPr>
@@ -1301,14 +1302,14 @@
         <w:spacing w:after="0" w:line="360" w:lineRule="auto"/>
         <w:jc w:val="both"/>
         <w:rPr>
-          <w:rFonts w:ascii="Times New Roman" w:hAnsi="Times New Roman" w:cs="Times New Roman"/>
-          <w:sz w:val="24"/>
-          <w:szCs w:val="24"/>
-        </w:rPr>
-      </w:pPr>
-      <w:r>
-        <w:rPr>
-          <w:rFonts w:ascii="Times New Roman" w:hAnsi="Times New Roman" w:cs="Times New Roman"/>
+          <w:rFonts w:ascii="Montserrat" w:hAnsi="Montserrat" w:cs="Times New Roman"/>
+          <w:sz w:val="24"/>
+          <w:szCs w:val="24"/>
+        </w:rPr>
+      </w:pPr>
+      <w:r>
+        <w:rPr>
+          <w:rFonts w:ascii="Montserrat" w:hAnsi="Montserrat" w:cs="Times New Roman"/>
           <w:sz w:val="24"/>
           <w:szCs w:val="24"/>
         </w:rPr>
@@ -1321,14 +1322,14 @@
         <w:spacing w:after="0" w:line="360" w:lineRule="auto"/>
         <w:jc w:val="both"/>
         <w:rPr>
-          <w:rFonts w:ascii="Times New Roman" w:hAnsi="Times New Roman" w:cs="Times New Roman"/>
-          <w:sz w:val="24"/>
-          <w:szCs w:val="24"/>
-        </w:rPr>
-      </w:pPr>
-      <w:r>
-        <w:rPr>
-          <w:rFonts w:ascii="Times New Roman" w:hAnsi="Times New Roman" w:cs="Times New Roman"/>
+          <w:rFonts w:ascii="Montserrat" w:hAnsi="Montserrat" w:cs="Times New Roman"/>
+          <w:sz w:val="24"/>
+          <w:szCs w:val="24"/>
+        </w:rPr>
+      </w:pPr>
+      <w:r>
+        <w:rPr>
+          <w:rFonts w:ascii="Montserrat" w:hAnsi="Montserrat" w:cs="Times New Roman"/>
           <w:sz w:val="24"/>
           <w:szCs w:val="24"/>
         </w:rPr>
@@ -1341,18 +1342,17 @@
         <w:spacing w:after="0" w:line="360" w:lineRule="auto"/>
         <w:jc w:val="both"/>
         <w:rPr>
-          <w:rFonts w:ascii="Times New Roman" w:hAnsi="Times New Roman" w:cs="Times New Roman"/>
-          <w:sz w:val="24"/>
-          <w:szCs w:val="24"/>
-        </w:rPr>
-      </w:pPr>
-      <w:r>
-        <w:rPr>
-          <w:rFonts w:ascii="Times New Roman" w:hAnsi="Times New Roman" w:cs="Times New Roman"/>
-          <w:sz w:val="24"/>
-          <w:szCs w:val="24"/>
-        </w:rPr>
-        <w:lastRenderedPageBreak/>
+          <w:rFonts w:ascii="Montserrat" w:hAnsi="Montserrat" w:cs="Times New Roman"/>
+          <w:sz w:val="24"/>
+          <w:szCs w:val="24"/>
+        </w:rPr>
+      </w:pPr>
+      <w:r>
+        <w:rPr>
+          <w:rFonts w:ascii="Montserrat" w:hAnsi="Montserrat" w:cs="Times New Roman"/>
+          <w:sz w:val="24"/>
+          <w:szCs w:val="24"/>
+        </w:rPr>
         <w:tab/>
         <w:t xml:space="preserve">“Yes,” he allowed. He shrugged, adjusting his own load, “That is in fact the reason why Jean and Master Macallister gracefully accepted our departure. As great as our obligation to your friends is, we have an even greater obligation to Master Morgan.” </w:t>
       </w:r>
@@ -1362,14 +1362,14 @@
         <w:spacing w:after="0" w:line="360" w:lineRule="auto"/>
         <w:jc w:val="both"/>
         <w:rPr>
-          <w:rFonts w:ascii="Times New Roman" w:hAnsi="Times New Roman" w:cs="Times New Roman"/>
-          <w:sz w:val="24"/>
-          <w:szCs w:val="24"/>
-        </w:rPr>
-      </w:pPr>
-      <w:r>
-        <w:rPr>
-          <w:rFonts w:ascii="Times New Roman" w:hAnsi="Times New Roman" w:cs="Times New Roman"/>
+          <w:rFonts w:ascii="Montserrat" w:hAnsi="Montserrat" w:cs="Times New Roman"/>
+          <w:sz w:val="24"/>
+          <w:szCs w:val="24"/>
+        </w:rPr>
+      </w:pPr>
+      <w:r>
+        <w:rPr>
+          <w:rFonts w:ascii="Montserrat" w:hAnsi="Montserrat" w:cs="Times New Roman"/>
           <w:sz w:val="24"/>
           <w:szCs w:val="24"/>
         </w:rPr>
@@ -1382,14 +1382,14 @@
         <w:spacing w:after="0" w:line="360" w:lineRule="auto"/>
         <w:jc w:val="both"/>
         <w:rPr>
-          <w:rFonts w:ascii="Times New Roman" w:hAnsi="Times New Roman" w:cs="Times New Roman"/>
-          <w:sz w:val="24"/>
-          <w:szCs w:val="24"/>
-        </w:rPr>
-      </w:pPr>
-      <w:r>
-        <w:rPr>
-          <w:rFonts w:ascii="Times New Roman" w:hAnsi="Times New Roman" w:cs="Times New Roman"/>
+          <w:rFonts w:ascii="Montserrat" w:hAnsi="Montserrat" w:cs="Times New Roman"/>
+          <w:sz w:val="24"/>
+          <w:szCs w:val="24"/>
+        </w:rPr>
+      </w:pPr>
+      <w:r>
+        <w:rPr>
+          <w:rFonts w:ascii="Montserrat" w:hAnsi="Montserrat" w:cs="Times New Roman"/>
           <w:sz w:val="24"/>
           <w:szCs w:val="24"/>
         </w:rPr>
@@ -1401,14 +1401,14 @@
         <w:spacing w:after="0" w:line="360" w:lineRule="auto"/>
         <w:jc w:val="both"/>
         <w:rPr>
-          <w:rFonts w:ascii="Times New Roman" w:hAnsi="Times New Roman" w:cs="Times New Roman"/>
-          <w:sz w:val="24"/>
-          <w:szCs w:val="24"/>
-        </w:rPr>
-      </w:pPr>
-      <w:r>
-        <w:rPr>
-          <w:rFonts w:ascii="Times New Roman" w:hAnsi="Times New Roman" w:cs="Times New Roman"/>
+          <w:rFonts w:ascii="Montserrat" w:hAnsi="Montserrat" w:cs="Times New Roman"/>
+          <w:sz w:val="24"/>
+          <w:szCs w:val="24"/>
+        </w:rPr>
+      </w:pPr>
+      <w:r>
+        <w:rPr>
+          <w:rFonts w:ascii="Montserrat" w:hAnsi="Montserrat" w:cs="Times New Roman"/>
           <w:sz w:val="24"/>
           <w:szCs w:val="24"/>
         </w:rPr>
@@ -1421,14 +1421,14 @@
         <w:spacing w:after="0" w:line="360" w:lineRule="auto"/>
         <w:jc w:val="both"/>
         <w:rPr>
-          <w:rFonts w:ascii="Times New Roman" w:hAnsi="Times New Roman" w:cs="Times New Roman"/>
-          <w:sz w:val="24"/>
-          <w:szCs w:val="24"/>
-        </w:rPr>
-      </w:pPr>
-      <w:r>
-        <w:rPr>
-          <w:rFonts w:ascii="Times New Roman" w:hAnsi="Times New Roman" w:cs="Times New Roman"/>
+          <w:rFonts w:ascii="Montserrat" w:hAnsi="Montserrat" w:cs="Times New Roman"/>
+          <w:sz w:val="24"/>
+          <w:szCs w:val="24"/>
+        </w:rPr>
+      </w:pPr>
+      <w:r>
+        <w:rPr>
+          <w:rFonts w:ascii="Montserrat" w:hAnsi="Montserrat" w:cs="Times New Roman"/>
           <w:sz w:val="24"/>
           <w:szCs w:val="24"/>
         </w:rPr>
@@ -1441,14 +1441,14 @@
         <w:spacing w:after="0" w:line="360" w:lineRule="auto"/>
         <w:jc w:val="both"/>
         <w:rPr>
-          <w:rFonts w:ascii="Times New Roman" w:hAnsi="Times New Roman" w:cs="Times New Roman"/>
-          <w:sz w:val="24"/>
-          <w:szCs w:val="24"/>
-        </w:rPr>
-      </w:pPr>
-      <w:r>
-        <w:rPr>
-          <w:rFonts w:ascii="Times New Roman" w:hAnsi="Times New Roman" w:cs="Times New Roman"/>
+          <w:rFonts w:ascii="Montserrat" w:hAnsi="Montserrat" w:cs="Times New Roman"/>
+          <w:sz w:val="24"/>
+          <w:szCs w:val="24"/>
+        </w:rPr>
+      </w:pPr>
+      <w:r>
+        <w:rPr>
+          <w:rFonts w:ascii="Montserrat" w:hAnsi="Montserrat" w:cs="Times New Roman"/>
           <w:sz w:val="24"/>
           <w:szCs w:val="24"/>
         </w:rPr>
@@ -1456,7 +1456,7 @@
       </w:r>
       <w:r>
         <w:rPr>
-          <w:rFonts w:ascii="Times New Roman" w:hAnsi="Times New Roman" w:cs="Times New Roman"/>
+          <w:rFonts w:ascii="Montserrat" w:hAnsi="Montserrat" w:cs="Times New Roman"/>
           <w:i/>
           <w:iCs/>
           <w:sz w:val="24"/>
@@ -1466,7 +1466,7 @@
       </w:r>
       <w:r>
         <w:rPr>
-          <w:rFonts w:ascii="Times New Roman" w:hAnsi="Times New Roman" w:cs="Times New Roman"/>
+          <w:rFonts w:ascii="Montserrat" w:hAnsi="Montserrat" w:cs="Times New Roman"/>
           <w:sz w:val="24"/>
           <w:szCs w:val="24"/>
         </w:rPr>
@@ -1478,14 +1478,14 @@
         <w:spacing w:after="0" w:line="360" w:lineRule="auto"/>
         <w:jc w:val="both"/>
         <w:rPr>
-          <w:rFonts w:ascii="Times New Roman" w:hAnsi="Times New Roman" w:cs="Times New Roman"/>
-          <w:sz w:val="24"/>
-          <w:szCs w:val="24"/>
-        </w:rPr>
-      </w:pPr>
-      <w:r>
-        <w:rPr>
-          <w:rFonts w:ascii="Times New Roman" w:hAnsi="Times New Roman" w:cs="Times New Roman"/>
+          <w:rFonts w:ascii="Montserrat" w:hAnsi="Montserrat" w:cs="Times New Roman"/>
+          <w:sz w:val="24"/>
+          <w:szCs w:val="24"/>
+        </w:rPr>
+      </w:pPr>
+      <w:r>
+        <w:rPr>
+          <w:rFonts w:ascii="Montserrat" w:hAnsi="Montserrat" w:cs="Times New Roman"/>
           <w:sz w:val="24"/>
           <w:szCs w:val="24"/>
         </w:rPr>
@@ -1498,43 +1498,34 @@
         <w:spacing w:after="0" w:line="360" w:lineRule="auto"/>
         <w:jc w:val="both"/>
         <w:rPr>
-          <w:rFonts w:ascii="Times New Roman" w:hAnsi="Times New Roman" w:cs="Times New Roman"/>
-          <w:sz w:val="24"/>
-          <w:szCs w:val="24"/>
-        </w:rPr>
-      </w:pPr>
-      <w:r>
-        <w:rPr>
-          <w:rFonts w:ascii="Times New Roman" w:hAnsi="Times New Roman" w:cs="Times New Roman"/>
-          <w:sz w:val="24"/>
-          <w:szCs w:val="24"/>
-        </w:rPr>
-        <w:tab/>
-        <w:t xml:space="preserve">Alex composed her face and absorbed what he was saying. He urged her to start walking again, and she complied silently. The argument he made was something she had heard at length, and she understood the obligation the fact placed on her. “Fine,” she </w:t>
-      </w:r>
-      <w:r>
-        <w:rPr>
-          <w:rFonts w:ascii="Times New Roman" w:hAnsi="Times New Roman" w:cs="Times New Roman"/>
-          <w:sz w:val="24"/>
-          <w:szCs w:val="24"/>
-        </w:rPr>
-        <w:lastRenderedPageBreak/>
-        <w:t>acceded softly. At least this time, she would not have to stand there and burn while her father extolled her manly virtues. Only now did it occur to her that her intended could just as easily be a man, and she swallowed in fear. In a hesitant voice, she asked, “So, who am I meeting this time?”</w:t>
-      </w:r>
-    </w:p>
-    <w:p>
-      <w:pPr>
-        <w:spacing w:after="0" w:line="360" w:lineRule="auto"/>
-        <w:jc w:val="both"/>
-        <w:rPr>
-          <w:rFonts w:ascii="Times New Roman" w:hAnsi="Times New Roman" w:cs="Times New Roman"/>
-          <w:sz w:val="24"/>
-          <w:szCs w:val="24"/>
-        </w:rPr>
-      </w:pPr>
-      <w:r>
-        <w:rPr>
-          <w:rFonts w:ascii="Times New Roman" w:hAnsi="Times New Roman" w:cs="Times New Roman"/>
+          <w:rFonts w:ascii="Montserrat" w:hAnsi="Montserrat" w:cs="Times New Roman"/>
+          <w:sz w:val="24"/>
+          <w:szCs w:val="24"/>
+        </w:rPr>
+      </w:pPr>
+      <w:r>
+        <w:rPr>
+          <w:rFonts w:ascii="Montserrat" w:hAnsi="Montserrat" w:cs="Times New Roman"/>
+          <w:sz w:val="24"/>
+          <w:szCs w:val="24"/>
+        </w:rPr>
+        <w:tab/>
+        <w:t>Alex composed her face and absorbed what he was saying. He urged her to start walking again, and she complied silently. The argument he made was something she had heard at length, and she understood the obligation the fact placed on her. “Fine,” she acceded softly. At least this time, she would not have to stand there and burn while her father extolled her manly virtues. Only now did it occur to her that her intended could just as easily be a man, and she swallowed in fear. In a hesitant voice, she asked, “So, who am I meeting this time?”</w:t>
+      </w:r>
+    </w:p>
+    <w:p>
+      <w:pPr>
+        <w:spacing w:after="0" w:line="360" w:lineRule="auto"/>
+        <w:jc w:val="both"/>
+        <w:rPr>
+          <w:rFonts w:ascii="Montserrat" w:hAnsi="Montserrat" w:cs="Times New Roman"/>
+          <w:sz w:val="24"/>
+          <w:szCs w:val="24"/>
+        </w:rPr>
+      </w:pPr>
+      <w:r>
+        <w:rPr>
+          <w:rFonts w:ascii="Montserrat" w:hAnsi="Montserrat" w:cs="Times New Roman"/>
           <w:sz w:val="24"/>
           <w:szCs w:val="24"/>
         </w:rPr>
@@ -1546,14 +1537,14 @@
         <w:spacing w:after="0" w:line="360" w:lineRule="auto"/>
         <w:jc w:val="both"/>
         <w:rPr>
-          <w:rFonts w:ascii="Times New Roman" w:hAnsi="Times New Roman" w:cs="Times New Roman"/>
-          <w:sz w:val="24"/>
-          <w:szCs w:val="24"/>
-        </w:rPr>
-      </w:pPr>
-      <w:r>
-        <w:rPr>
-          <w:rFonts w:ascii="Times New Roman" w:hAnsi="Times New Roman" w:cs="Times New Roman"/>
+          <w:rFonts w:ascii="Montserrat" w:hAnsi="Montserrat" w:cs="Times New Roman"/>
+          <w:sz w:val="24"/>
+          <w:szCs w:val="24"/>
+        </w:rPr>
+      </w:pPr>
+      <w:r>
+        <w:rPr>
+          <w:rFonts w:ascii="Montserrat" w:hAnsi="Montserrat" w:cs="Times New Roman"/>
           <w:sz w:val="24"/>
           <w:szCs w:val="24"/>
         </w:rPr>
@@ -1566,14 +1557,14 @@
         <w:spacing w:after="0" w:line="360" w:lineRule="auto"/>
         <w:jc w:val="both"/>
         <w:rPr>
-          <w:rFonts w:ascii="Times New Roman" w:hAnsi="Times New Roman" w:cs="Times New Roman"/>
-          <w:sz w:val="24"/>
-          <w:szCs w:val="24"/>
-        </w:rPr>
-      </w:pPr>
-      <w:r>
-        <w:rPr>
-          <w:rFonts w:ascii="Times New Roman" w:hAnsi="Times New Roman" w:cs="Times New Roman"/>
+          <w:rFonts w:ascii="Montserrat" w:hAnsi="Montserrat" w:cs="Times New Roman"/>
+          <w:sz w:val="24"/>
+          <w:szCs w:val="24"/>
+        </w:rPr>
+      </w:pPr>
+      <w:r>
+        <w:rPr>
+          <w:rFonts w:ascii="Montserrat" w:hAnsi="Montserrat" w:cs="Times New Roman"/>
           <w:sz w:val="24"/>
           <w:szCs w:val="24"/>
         </w:rPr>
@@ -1586,14 +1577,14 @@
         <w:spacing w:after="0" w:line="360" w:lineRule="auto"/>
         <w:jc w:val="both"/>
         <w:rPr>
-          <w:rFonts w:ascii="Times New Roman" w:hAnsi="Times New Roman" w:cs="Times New Roman"/>
-          <w:sz w:val="24"/>
-          <w:szCs w:val="24"/>
-        </w:rPr>
-      </w:pPr>
-      <w:r>
-        <w:rPr>
-          <w:rFonts w:ascii="Times New Roman" w:hAnsi="Times New Roman" w:cs="Times New Roman"/>
+          <w:rFonts w:ascii="Montserrat" w:hAnsi="Montserrat" w:cs="Times New Roman"/>
+          <w:sz w:val="24"/>
+          <w:szCs w:val="24"/>
+        </w:rPr>
+      </w:pPr>
+      <w:r>
+        <w:rPr>
+          <w:rFonts w:ascii="Montserrat" w:hAnsi="Montserrat" w:cs="Times New Roman"/>
           <w:sz w:val="24"/>
           <w:szCs w:val="24"/>
         </w:rPr>
@@ -1606,14 +1597,14 @@
         <w:spacing w:after="0" w:line="360" w:lineRule="auto"/>
         <w:jc w:val="both"/>
         <w:rPr>
-          <w:rFonts w:ascii="Times New Roman" w:hAnsi="Times New Roman" w:cs="Times New Roman"/>
-          <w:sz w:val="24"/>
-          <w:szCs w:val="24"/>
-        </w:rPr>
-      </w:pPr>
-      <w:r>
-        <w:rPr>
-          <w:rFonts w:ascii="Times New Roman" w:hAnsi="Times New Roman" w:cs="Times New Roman"/>
+          <w:rFonts w:ascii="Montserrat" w:hAnsi="Montserrat" w:cs="Times New Roman"/>
+          <w:sz w:val="24"/>
+          <w:szCs w:val="24"/>
+        </w:rPr>
+      </w:pPr>
+      <w:r>
+        <w:rPr>
+          <w:rFonts w:ascii="Montserrat" w:hAnsi="Montserrat" w:cs="Times New Roman"/>
           <w:sz w:val="24"/>
           <w:szCs w:val="24"/>
         </w:rPr>
@@ -1626,14 +1617,14 @@
         <w:spacing w:after="0" w:line="360" w:lineRule="auto"/>
         <w:jc w:val="both"/>
         <w:rPr>
-          <w:rFonts w:ascii="Times New Roman" w:hAnsi="Times New Roman" w:cs="Times New Roman"/>
-          <w:sz w:val="24"/>
-          <w:szCs w:val="24"/>
-        </w:rPr>
-      </w:pPr>
-      <w:r>
-        <w:rPr>
-          <w:rFonts w:ascii="Times New Roman" w:hAnsi="Times New Roman" w:cs="Times New Roman"/>
+          <w:rFonts w:ascii="Montserrat" w:hAnsi="Montserrat" w:cs="Times New Roman"/>
+          <w:sz w:val="24"/>
+          <w:szCs w:val="24"/>
+        </w:rPr>
+      </w:pPr>
+      <w:r>
+        <w:rPr>
+          <w:rFonts w:ascii="Montserrat" w:hAnsi="Montserrat" w:cs="Times New Roman"/>
           <w:sz w:val="24"/>
           <w:szCs w:val="24"/>
         </w:rPr>
@@ -1642,7 +1633,7 @@
       </w:r>
       <w:r>
         <w:rPr>
-          <w:rFonts w:ascii="Times New Roman" w:hAnsi="Times New Roman" w:cs="Times New Roman"/>
+          <w:rFonts w:ascii="Montserrat" w:hAnsi="Montserrat" w:cs="Times New Roman"/>
           <w:i/>
           <w:iCs/>
           <w:sz w:val="24"/>
@@ -1652,7 +1643,7 @@
       </w:r>
       <w:r>
         <w:rPr>
-          <w:rFonts w:ascii="Times New Roman" w:hAnsi="Times New Roman" w:cs="Times New Roman"/>
+          <w:rFonts w:ascii="Montserrat" w:hAnsi="Montserrat" w:cs="Times New Roman"/>
           <w:sz w:val="24"/>
           <w:szCs w:val="24"/>
         </w:rPr>
@@ -1664,43 +1655,34 @@
         <w:spacing w:after="0" w:line="360" w:lineRule="auto"/>
         <w:jc w:val="both"/>
         <w:rPr>
-          <w:rFonts w:ascii="Times New Roman" w:hAnsi="Times New Roman" w:cs="Times New Roman"/>
-          <w:sz w:val="24"/>
-          <w:szCs w:val="24"/>
-        </w:rPr>
-      </w:pPr>
-      <w:r>
-        <w:rPr>
-          <w:rFonts w:ascii="Times New Roman" w:hAnsi="Times New Roman" w:cs="Times New Roman"/>
-          <w:sz w:val="24"/>
-          <w:szCs w:val="24"/>
-        </w:rPr>
-        <w:tab/>
-        <w:t xml:space="preserve">“Well,” her father returned compassionately, “you won’t have to worry about that with this girl. She’s faced the same thing with all of the boys. You ditched the last girl on your list last year, but she didn’t get through her list until last month.” Something in her father’s eyes revealed that he knew all too well what she was feeling. After all, his own destiny had been plotted out too. Alex’s personal angst suddenly made contact with his, </w:t>
-      </w:r>
-      <w:r>
-        <w:rPr>
-          <w:rFonts w:ascii="Times New Roman" w:hAnsi="Times New Roman" w:cs="Times New Roman"/>
-          <w:sz w:val="24"/>
-          <w:szCs w:val="24"/>
-        </w:rPr>
-        <w:lastRenderedPageBreak/>
-        <w:t xml:space="preserve">and through greater association, she felt incredible sympathy for the girl she was about to meet. </w:t>
-      </w:r>
-    </w:p>
-    <w:p>
-      <w:pPr>
-        <w:spacing w:after="0" w:line="360" w:lineRule="auto"/>
-        <w:jc w:val="both"/>
-        <w:rPr>
-          <w:rFonts w:ascii="Times New Roman" w:hAnsi="Times New Roman" w:cs="Times New Roman"/>
-          <w:sz w:val="24"/>
-          <w:szCs w:val="24"/>
-        </w:rPr>
-      </w:pPr>
-      <w:r>
-        <w:rPr>
-          <w:rFonts w:ascii="Times New Roman" w:hAnsi="Times New Roman" w:cs="Times New Roman"/>
+          <w:rFonts w:ascii="Montserrat" w:hAnsi="Montserrat" w:cs="Times New Roman"/>
+          <w:sz w:val="24"/>
+          <w:szCs w:val="24"/>
+        </w:rPr>
+      </w:pPr>
+      <w:r>
+        <w:rPr>
+          <w:rFonts w:ascii="Montserrat" w:hAnsi="Montserrat" w:cs="Times New Roman"/>
+          <w:sz w:val="24"/>
+          <w:szCs w:val="24"/>
+        </w:rPr>
+        <w:tab/>
+        <w:t xml:space="preserve">“Well,” her father returned compassionately, “you won’t have to worry about that with this girl. She’s faced the same thing with all of the boys. You ditched the last girl on your list last year, but she didn’t get through her list until last month.” Something in her father’s eyes revealed that he knew all too well what she was feeling. After all, his own destiny had been plotted out too. Alex’s personal angst suddenly made contact with his, and through greater association, she felt incredible sympathy for the girl she was about to meet. </w:t>
+      </w:r>
+    </w:p>
+    <w:p>
+      <w:pPr>
+        <w:spacing w:after="0" w:line="360" w:lineRule="auto"/>
+        <w:jc w:val="both"/>
+        <w:rPr>
+          <w:rFonts w:ascii="Montserrat" w:hAnsi="Montserrat" w:cs="Times New Roman"/>
+          <w:sz w:val="24"/>
+          <w:szCs w:val="24"/>
+        </w:rPr>
+      </w:pPr>
+      <w:r>
+        <w:rPr>
+          <w:rFonts w:ascii="Montserrat" w:hAnsi="Montserrat" w:cs="Times New Roman"/>
           <w:sz w:val="24"/>
           <w:szCs w:val="24"/>
         </w:rPr>
@@ -1713,14 +1695,14 @@
         <w:spacing w:after="0" w:line="360" w:lineRule="auto"/>
         <w:jc w:val="both"/>
         <w:rPr>
-          <w:rFonts w:ascii="Times New Roman" w:hAnsi="Times New Roman" w:cs="Times New Roman"/>
-          <w:sz w:val="24"/>
-          <w:szCs w:val="24"/>
-        </w:rPr>
-      </w:pPr>
-      <w:r>
-        <w:rPr>
-          <w:rFonts w:ascii="Times New Roman" w:hAnsi="Times New Roman" w:cs="Times New Roman"/>
+          <w:rFonts w:ascii="Montserrat" w:hAnsi="Montserrat" w:cs="Times New Roman"/>
+          <w:sz w:val="24"/>
+          <w:szCs w:val="24"/>
+        </w:rPr>
+      </w:pPr>
+      <w:r>
+        <w:rPr>
+          <w:rFonts w:ascii="Montserrat" w:hAnsi="Montserrat" w:cs="Times New Roman"/>
           <w:sz w:val="24"/>
           <w:szCs w:val="24"/>
         </w:rPr>
@@ -1733,14 +1715,14 @@
         <w:spacing w:after="0" w:line="360" w:lineRule="auto"/>
         <w:jc w:val="both"/>
         <w:rPr>
-          <w:rFonts w:ascii="Times New Roman" w:hAnsi="Times New Roman" w:cs="Times New Roman"/>
-          <w:sz w:val="24"/>
-          <w:szCs w:val="24"/>
-        </w:rPr>
-      </w:pPr>
-      <w:r>
-        <w:rPr>
-          <w:rFonts w:ascii="Times New Roman" w:hAnsi="Times New Roman" w:cs="Times New Roman"/>
+          <w:rFonts w:ascii="Montserrat" w:hAnsi="Montserrat" w:cs="Times New Roman"/>
+          <w:sz w:val="24"/>
+          <w:szCs w:val="24"/>
+        </w:rPr>
+      </w:pPr>
+      <w:r>
+        <w:rPr>
+          <w:rFonts w:ascii="Montserrat" w:hAnsi="Montserrat" w:cs="Times New Roman"/>
           <w:sz w:val="24"/>
           <w:szCs w:val="24"/>
         </w:rPr>
@@ -1753,14 +1735,14 @@
         <w:spacing w:after="0" w:line="360" w:lineRule="auto"/>
         <w:jc w:val="both"/>
         <w:rPr>
-          <w:rFonts w:ascii="Times New Roman" w:hAnsi="Times New Roman" w:cs="Times New Roman"/>
-          <w:sz w:val="24"/>
-          <w:szCs w:val="24"/>
-        </w:rPr>
-      </w:pPr>
-      <w:r>
-        <w:rPr>
-          <w:rFonts w:ascii="Times New Roman" w:hAnsi="Times New Roman" w:cs="Times New Roman"/>
+          <w:rFonts w:ascii="Montserrat" w:hAnsi="Montserrat" w:cs="Times New Roman"/>
+          <w:sz w:val="24"/>
+          <w:szCs w:val="24"/>
+        </w:rPr>
+      </w:pPr>
+      <w:r>
+        <w:rPr>
+          <w:rFonts w:ascii="Montserrat" w:hAnsi="Montserrat" w:cs="Times New Roman"/>
           <w:sz w:val="24"/>
           <w:szCs w:val="24"/>
         </w:rPr>
@@ -1773,24 +1755,23 @@
         <w:spacing w:after="0" w:line="360" w:lineRule="auto"/>
         <w:jc w:val="both"/>
         <w:rPr>
-          <w:rFonts w:ascii="Times New Roman" w:hAnsi="Times New Roman" w:cs="Times New Roman"/>
-          <w:sz w:val="24"/>
-          <w:szCs w:val="24"/>
-        </w:rPr>
-      </w:pPr>
-      <w:r>
-        <w:rPr>
-          <w:rFonts w:ascii="Times New Roman" w:hAnsi="Times New Roman" w:cs="Times New Roman"/>
-          <w:sz w:val="24"/>
-          <w:szCs w:val="24"/>
-        </w:rPr>
-        <w:lastRenderedPageBreak/>
+          <w:rFonts w:ascii="Montserrat" w:hAnsi="Montserrat" w:cs="Times New Roman"/>
+          <w:sz w:val="24"/>
+          <w:szCs w:val="24"/>
+        </w:rPr>
+      </w:pPr>
+      <w:r>
+        <w:rPr>
+          <w:rFonts w:ascii="Montserrat" w:hAnsi="Montserrat" w:cs="Times New Roman"/>
+          <w:sz w:val="24"/>
+          <w:szCs w:val="24"/>
+        </w:rPr>
         <w:tab/>
         <w:t xml:space="preserve">Alex looked up at him as he hopped the fence. “If she’s anything like the girl of </w:t>
       </w:r>
       <w:r>
         <w:rPr>
-          <w:rFonts w:ascii="Times New Roman" w:hAnsi="Times New Roman" w:cs="Times New Roman"/>
+          <w:rFonts w:ascii="Montserrat" w:hAnsi="Montserrat" w:cs="Times New Roman"/>
           <w:i/>
           <w:iCs/>
           <w:sz w:val="24"/>
@@ -1800,7 +1781,7 @@
       </w:r>
       <w:r>
         <w:rPr>
-          <w:rFonts w:ascii="Times New Roman" w:hAnsi="Times New Roman" w:cs="Times New Roman"/>
+          <w:rFonts w:ascii="Montserrat" w:hAnsi="Montserrat" w:cs="Times New Roman"/>
           <w:sz w:val="24"/>
           <w:szCs w:val="24"/>
         </w:rPr>
@@ -1812,14 +1793,14 @@
         <w:spacing w:after="0" w:line="360" w:lineRule="auto"/>
         <w:jc w:val="both"/>
         <w:rPr>
-          <w:rFonts w:ascii="Times New Roman" w:hAnsi="Times New Roman" w:cs="Times New Roman"/>
-          <w:sz w:val="24"/>
-          <w:szCs w:val="24"/>
-        </w:rPr>
-      </w:pPr>
-      <w:r>
-        <w:rPr>
-          <w:rFonts w:ascii="Times New Roman" w:hAnsi="Times New Roman" w:cs="Times New Roman"/>
+          <w:rFonts w:ascii="Montserrat" w:hAnsi="Montserrat" w:cs="Times New Roman"/>
+          <w:sz w:val="24"/>
+          <w:szCs w:val="24"/>
+        </w:rPr>
+      </w:pPr>
+      <w:r>
+        <w:rPr>
+          <w:rFonts w:ascii="Montserrat" w:hAnsi="Montserrat" w:cs="Times New Roman"/>
           <w:sz w:val="24"/>
           <w:szCs w:val="24"/>
         </w:rPr>
@@ -1832,14 +1813,14 @@
         <w:spacing w:after="0" w:line="360" w:lineRule="auto"/>
         <w:jc w:val="both"/>
         <w:rPr>
-          <w:rFonts w:ascii="Times New Roman" w:hAnsi="Times New Roman" w:cs="Times New Roman"/>
-          <w:sz w:val="24"/>
-          <w:szCs w:val="24"/>
-        </w:rPr>
-      </w:pPr>
-      <w:r>
-        <w:rPr>
-          <w:rFonts w:ascii="Times New Roman" w:hAnsi="Times New Roman" w:cs="Times New Roman"/>
+          <w:rFonts w:ascii="Montserrat" w:hAnsi="Montserrat" w:cs="Times New Roman"/>
+          <w:sz w:val="24"/>
+          <w:szCs w:val="24"/>
+        </w:rPr>
+      </w:pPr>
+      <w:r>
+        <w:rPr>
+          <w:rFonts w:ascii="Montserrat" w:hAnsi="Montserrat" w:cs="Times New Roman"/>
           <w:sz w:val="24"/>
           <w:szCs w:val="24"/>
         </w:rPr>
@@ -1851,25 +1832,25 @@
         <w:spacing w:after="0" w:line="360" w:lineRule="auto"/>
         <w:jc w:val="both"/>
         <w:rPr>
-          <w:rFonts w:ascii="Times New Roman" w:hAnsi="Times New Roman" w:cs="Times New Roman"/>
-          <w:sz w:val="24"/>
-          <w:szCs w:val="24"/>
-        </w:rPr>
-      </w:pPr>
-    </w:p>
-    <w:p>
-      <w:pPr>
-        <w:spacing w:after="0" w:line="360" w:lineRule="auto"/>
-        <w:jc w:val="both"/>
-        <w:rPr>
-          <w:rFonts w:ascii="Times New Roman" w:hAnsi="Times New Roman" w:cs="Times New Roman"/>
-          <w:sz w:val="24"/>
-          <w:szCs w:val="24"/>
-        </w:rPr>
-      </w:pPr>
-      <w:r>
-        <w:rPr>
-          <w:rFonts w:ascii="Times New Roman" w:hAnsi="Times New Roman" w:cs="Times New Roman"/>
+          <w:rFonts w:ascii="Montserrat" w:hAnsi="Montserrat" w:cs="Times New Roman"/>
+          <w:sz w:val="24"/>
+          <w:szCs w:val="24"/>
+        </w:rPr>
+      </w:pPr>
+    </w:p>
+    <w:p>
+      <w:pPr>
+        <w:spacing w:after="0" w:line="360" w:lineRule="auto"/>
+        <w:jc w:val="both"/>
+        <w:rPr>
+          <w:rFonts w:ascii="Montserrat" w:hAnsi="Montserrat" w:cs="Times New Roman"/>
+          <w:sz w:val="24"/>
+          <w:szCs w:val="24"/>
+        </w:rPr>
+      </w:pPr>
+      <w:r>
+        <w:rPr>
+          <w:rFonts w:ascii="Montserrat" w:hAnsi="Montserrat" w:cs="Times New Roman"/>
           <w:sz w:val="24"/>
           <w:szCs w:val="24"/>
         </w:rPr>
@@ -1881,14 +1862,14 @@
         <w:spacing w:after="0" w:line="360" w:lineRule="auto"/>
         <w:jc w:val="both"/>
         <w:rPr>
-          <w:rFonts w:ascii="Times New Roman" w:hAnsi="Times New Roman" w:cs="Times New Roman"/>
-          <w:sz w:val="24"/>
-          <w:szCs w:val="24"/>
-        </w:rPr>
-      </w:pPr>
-      <w:r>
-        <w:rPr>
-          <w:rFonts w:ascii="Times New Roman" w:hAnsi="Times New Roman" w:cs="Times New Roman"/>
+          <w:rFonts w:ascii="Montserrat" w:hAnsi="Montserrat" w:cs="Times New Roman"/>
+          <w:sz w:val="24"/>
+          <w:szCs w:val="24"/>
+        </w:rPr>
+      </w:pPr>
+      <w:r>
+        <w:rPr>
+          <w:rFonts w:ascii="Montserrat" w:hAnsi="Montserrat" w:cs="Times New Roman"/>
           <w:sz w:val="24"/>
           <w:szCs w:val="24"/>
         </w:rPr>
@@ -1901,14 +1882,14 @@
         <w:spacing w:after="0" w:line="360" w:lineRule="auto"/>
         <w:jc w:val="both"/>
         <w:rPr>
-          <w:rFonts w:ascii="Times New Roman" w:hAnsi="Times New Roman" w:cs="Times New Roman"/>
-          <w:sz w:val="24"/>
-          <w:szCs w:val="24"/>
-        </w:rPr>
-      </w:pPr>
-      <w:r>
-        <w:rPr>
-          <w:rFonts w:ascii="Times New Roman" w:hAnsi="Times New Roman" w:cs="Times New Roman"/>
+          <w:rFonts w:ascii="Montserrat" w:hAnsi="Montserrat" w:cs="Times New Roman"/>
+          <w:sz w:val="24"/>
+          <w:szCs w:val="24"/>
+        </w:rPr>
+      </w:pPr>
+      <w:r>
+        <w:rPr>
+          <w:rFonts w:ascii="Montserrat" w:hAnsi="Montserrat" w:cs="Times New Roman"/>
           <w:sz w:val="24"/>
           <w:szCs w:val="24"/>
         </w:rPr>
@@ -1921,43 +1902,34 @@
         <w:spacing w:after="0" w:line="360" w:lineRule="auto"/>
         <w:jc w:val="both"/>
         <w:rPr>
-          <w:rFonts w:ascii="Times New Roman" w:hAnsi="Times New Roman" w:cs="Times New Roman"/>
-          <w:sz w:val="24"/>
-          <w:szCs w:val="24"/>
-        </w:rPr>
-      </w:pPr>
-      <w:r>
-        <w:rPr>
-          <w:rFonts w:ascii="Times New Roman" w:hAnsi="Times New Roman" w:cs="Times New Roman"/>
-          <w:sz w:val="24"/>
-          <w:szCs w:val="24"/>
-        </w:rPr>
-        <w:tab/>
-        <w:t xml:space="preserve">“Uh, sure,” she responded energetically, surprised that a stranger identified her so quickly and casually. Both of them watched her as she hopped down and approached </w:t>
-      </w:r>
-      <w:r>
-        <w:rPr>
-          <w:rFonts w:ascii="Times New Roman" w:hAnsi="Times New Roman" w:cs="Times New Roman"/>
-          <w:sz w:val="24"/>
-          <w:szCs w:val="24"/>
-        </w:rPr>
-        <w:lastRenderedPageBreak/>
-        <w:t>them. With a casual thank you, they loaded her arms with their shopping mall bootie, and led her into the house. As they climbed the front steps, Alex was startled to hear the girl remark:</w:t>
-      </w:r>
-    </w:p>
-    <w:p>
-      <w:pPr>
-        <w:spacing w:after="0" w:line="360" w:lineRule="auto"/>
-        <w:jc w:val="both"/>
-        <w:rPr>
-          <w:rFonts w:ascii="Times New Roman" w:hAnsi="Times New Roman" w:cs="Times New Roman"/>
-          <w:sz w:val="24"/>
-          <w:szCs w:val="24"/>
-        </w:rPr>
-      </w:pPr>
-      <w:r>
-        <w:rPr>
-          <w:rFonts w:ascii="Times New Roman" w:hAnsi="Times New Roman" w:cs="Times New Roman"/>
+          <w:rFonts w:ascii="Montserrat" w:hAnsi="Montserrat" w:cs="Times New Roman"/>
+          <w:sz w:val="24"/>
+          <w:szCs w:val="24"/>
+        </w:rPr>
+      </w:pPr>
+      <w:r>
+        <w:rPr>
+          <w:rFonts w:ascii="Montserrat" w:hAnsi="Montserrat" w:cs="Times New Roman"/>
+          <w:sz w:val="24"/>
+          <w:szCs w:val="24"/>
+        </w:rPr>
+        <w:tab/>
+        <w:t>“Uh, sure,” she responded energetically, surprised that a stranger identified her so quickly and casually. Both of them watched her as she hopped down and approached them. With a casual thank you, they loaded her arms with their shopping mall bootie, and led her into the house. As they climbed the front steps, Alex was startled to hear the girl remark:</w:t>
+      </w:r>
+    </w:p>
+    <w:p>
+      <w:pPr>
+        <w:spacing w:after="0" w:line="360" w:lineRule="auto"/>
+        <w:jc w:val="both"/>
+        <w:rPr>
+          <w:rFonts w:ascii="Montserrat" w:hAnsi="Montserrat" w:cs="Times New Roman"/>
+          <w:sz w:val="24"/>
+          <w:szCs w:val="24"/>
+        </w:rPr>
+      </w:pPr>
+      <w:r>
+        <w:rPr>
+          <w:rFonts w:ascii="Montserrat" w:hAnsi="Montserrat" w:cs="Times New Roman"/>
           <w:sz w:val="24"/>
           <w:szCs w:val="24"/>
         </w:rPr>
@@ -1970,14 +1942,14 @@
         <w:spacing w:after="0" w:line="360" w:lineRule="auto"/>
         <w:jc w:val="both"/>
         <w:rPr>
-          <w:rFonts w:ascii="Times New Roman" w:hAnsi="Times New Roman" w:cs="Times New Roman"/>
-          <w:sz w:val="24"/>
-          <w:szCs w:val="24"/>
-        </w:rPr>
-      </w:pPr>
-      <w:r>
-        <w:rPr>
-          <w:rFonts w:ascii="Times New Roman" w:hAnsi="Times New Roman" w:cs="Times New Roman"/>
+          <w:rFonts w:ascii="Montserrat" w:hAnsi="Montserrat" w:cs="Times New Roman"/>
+          <w:sz w:val="24"/>
+          <w:szCs w:val="24"/>
+        </w:rPr>
+      </w:pPr>
+      <w:r>
+        <w:rPr>
+          <w:rFonts w:ascii="Montserrat" w:hAnsi="Montserrat" w:cs="Times New Roman"/>
           <w:sz w:val="24"/>
           <w:szCs w:val="24"/>
         </w:rPr>
@@ -1990,14 +1962,14 @@
         <w:spacing w:after="0" w:line="360" w:lineRule="auto"/>
         <w:jc w:val="both"/>
         <w:rPr>
-          <w:rFonts w:ascii="Times New Roman" w:hAnsi="Times New Roman" w:cs="Times New Roman"/>
-          <w:sz w:val="24"/>
-          <w:szCs w:val="24"/>
-        </w:rPr>
-      </w:pPr>
-      <w:r>
-        <w:rPr>
-          <w:rFonts w:ascii="Times New Roman" w:hAnsi="Times New Roman" w:cs="Times New Roman"/>
+          <w:rFonts w:ascii="Montserrat" w:hAnsi="Montserrat" w:cs="Times New Roman"/>
+          <w:sz w:val="24"/>
+          <w:szCs w:val="24"/>
+        </w:rPr>
+      </w:pPr>
+      <w:r>
+        <w:rPr>
+          <w:rFonts w:ascii="Montserrat" w:hAnsi="Montserrat" w:cs="Times New Roman"/>
           <w:sz w:val="24"/>
           <w:szCs w:val="24"/>
         </w:rPr>
@@ -2010,14 +1982,14 @@
         <w:spacing w:after="0" w:line="360" w:lineRule="auto"/>
         <w:jc w:val="both"/>
         <w:rPr>
-          <w:rFonts w:ascii="Times New Roman" w:hAnsi="Times New Roman" w:cs="Times New Roman"/>
-          <w:sz w:val="24"/>
-          <w:szCs w:val="24"/>
-        </w:rPr>
-      </w:pPr>
-      <w:r>
-        <w:rPr>
-          <w:rFonts w:ascii="Times New Roman" w:hAnsi="Times New Roman" w:cs="Times New Roman"/>
+          <w:rFonts w:ascii="Montserrat" w:hAnsi="Montserrat" w:cs="Times New Roman"/>
+          <w:sz w:val="24"/>
+          <w:szCs w:val="24"/>
+        </w:rPr>
+      </w:pPr>
+      <w:r>
+        <w:rPr>
+          <w:rFonts w:ascii="Montserrat" w:hAnsi="Montserrat" w:cs="Times New Roman"/>
           <w:sz w:val="24"/>
           <w:szCs w:val="24"/>
         </w:rPr>
@@ -2030,14 +2002,14 @@
         <w:spacing w:after="0" w:line="360" w:lineRule="auto"/>
         <w:jc w:val="both"/>
         <w:rPr>
-          <w:rFonts w:ascii="Times New Roman" w:hAnsi="Times New Roman" w:cs="Times New Roman"/>
-          <w:sz w:val="24"/>
-          <w:szCs w:val="24"/>
-        </w:rPr>
-      </w:pPr>
-      <w:r>
-        <w:rPr>
-          <w:rFonts w:ascii="Times New Roman" w:hAnsi="Times New Roman" w:cs="Times New Roman"/>
+          <w:rFonts w:ascii="Montserrat" w:hAnsi="Montserrat" w:cs="Times New Roman"/>
+          <w:sz w:val="24"/>
+          <w:szCs w:val="24"/>
+        </w:rPr>
+      </w:pPr>
+      <w:r>
+        <w:rPr>
+          <w:rFonts w:ascii="Montserrat" w:hAnsi="Montserrat" w:cs="Times New Roman"/>
           <w:sz w:val="24"/>
           <w:szCs w:val="24"/>
         </w:rPr>
@@ -2050,14 +2022,14 @@
         <w:spacing w:after="0" w:line="360" w:lineRule="auto"/>
         <w:jc w:val="both"/>
         <w:rPr>
-          <w:rFonts w:ascii="Times New Roman" w:hAnsi="Times New Roman" w:cs="Times New Roman"/>
-          <w:sz w:val="24"/>
-          <w:szCs w:val="24"/>
-        </w:rPr>
-      </w:pPr>
-      <w:r>
-        <w:rPr>
-          <w:rFonts w:ascii="Times New Roman" w:hAnsi="Times New Roman" w:cs="Times New Roman"/>
+          <w:rFonts w:ascii="Montserrat" w:hAnsi="Montserrat" w:cs="Times New Roman"/>
+          <w:sz w:val="24"/>
+          <w:szCs w:val="24"/>
+        </w:rPr>
+      </w:pPr>
+      <w:r>
+        <w:rPr>
+          <w:rFonts w:ascii="Montserrat" w:hAnsi="Montserrat" w:cs="Times New Roman"/>
           <w:sz w:val="24"/>
           <w:szCs w:val="24"/>
         </w:rPr>
@@ -2070,14 +2042,14 @@
         <w:spacing w:after="0" w:line="360" w:lineRule="auto"/>
         <w:jc w:val="both"/>
         <w:rPr>
-          <w:rFonts w:ascii="Times New Roman" w:hAnsi="Times New Roman" w:cs="Times New Roman"/>
-          <w:sz w:val="24"/>
-          <w:szCs w:val="24"/>
-        </w:rPr>
-      </w:pPr>
-      <w:r>
-        <w:rPr>
-          <w:rFonts w:ascii="Times New Roman" w:hAnsi="Times New Roman" w:cs="Times New Roman"/>
+          <w:rFonts w:ascii="Montserrat" w:hAnsi="Montserrat" w:cs="Times New Roman"/>
+          <w:sz w:val="24"/>
+          <w:szCs w:val="24"/>
+        </w:rPr>
+      </w:pPr>
+      <w:r>
+        <w:rPr>
+          <w:rFonts w:ascii="Montserrat" w:hAnsi="Montserrat" w:cs="Times New Roman"/>
           <w:sz w:val="24"/>
           <w:szCs w:val="24"/>
         </w:rPr>
@@ -2090,14 +2062,14 @@
         <w:spacing w:after="0" w:line="360" w:lineRule="auto"/>
         <w:jc w:val="both"/>
         <w:rPr>
-          <w:rFonts w:ascii="Times New Roman" w:hAnsi="Times New Roman" w:cs="Times New Roman"/>
-          <w:sz w:val="24"/>
-          <w:szCs w:val="24"/>
-        </w:rPr>
-      </w:pPr>
-      <w:r>
-        <w:rPr>
-          <w:rFonts w:ascii="Times New Roman" w:hAnsi="Times New Roman" w:cs="Times New Roman"/>
+          <w:rFonts w:ascii="Montserrat" w:hAnsi="Montserrat" w:cs="Times New Roman"/>
+          <w:sz w:val="24"/>
+          <w:szCs w:val="24"/>
+        </w:rPr>
+      </w:pPr>
+      <w:r>
+        <w:rPr>
+          <w:rFonts w:ascii="Montserrat" w:hAnsi="Montserrat" w:cs="Times New Roman"/>
           <w:sz w:val="24"/>
           <w:szCs w:val="24"/>
         </w:rPr>
@@ -2110,14 +2082,14 @@
         <w:spacing w:after="0" w:line="360" w:lineRule="auto"/>
         <w:jc w:val="both"/>
         <w:rPr>
-          <w:rFonts w:ascii="Times New Roman" w:hAnsi="Times New Roman" w:cs="Times New Roman"/>
-          <w:sz w:val="24"/>
-          <w:szCs w:val="24"/>
-        </w:rPr>
-      </w:pPr>
-      <w:r>
-        <w:rPr>
-          <w:rFonts w:ascii="Times New Roman" w:hAnsi="Times New Roman" w:cs="Times New Roman"/>
+          <w:rFonts w:ascii="Montserrat" w:hAnsi="Montserrat" w:cs="Times New Roman"/>
+          <w:sz w:val="24"/>
+          <w:szCs w:val="24"/>
+        </w:rPr>
+      </w:pPr>
+      <w:r>
+        <w:rPr>
+          <w:rFonts w:ascii="Montserrat" w:hAnsi="Montserrat" w:cs="Times New Roman"/>
           <w:sz w:val="24"/>
           <w:szCs w:val="24"/>
         </w:rPr>
@@ -2130,14 +2102,14 @@
         <w:spacing w:after="0" w:line="360" w:lineRule="auto"/>
         <w:jc w:val="both"/>
         <w:rPr>
-          <w:rFonts w:ascii="Times New Roman" w:hAnsi="Times New Roman" w:cs="Times New Roman"/>
-          <w:sz w:val="24"/>
-          <w:szCs w:val="24"/>
-        </w:rPr>
-      </w:pPr>
-      <w:r>
-        <w:rPr>
-          <w:rFonts w:ascii="Times New Roman" w:hAnsi="Times New Roman" w:cs="Times New Roman"/>
+          <w:rFonts w:ascii="Montserrat" w:hAnsi="Montserrat" w:cs="Times New Roman"/>
+          <w:sz w:val="24"/>
+          <w:szCs w:val="24"/>
+        </w:rPr>
+      </w:pPr>
+      <w:r>
+        <w:rPr>
+          <w:rFonts w:ascii="Montserrat" w:hAnsi="Montserrat" w:cs="Times New Roman"/>
           <w:sz w:val="24"/>
           <w:szCs w:val="24"/>
         </w:rPr>
@@ -2150,18 +2122,17 @@
         <w:spacing w:after="0" w:line="360" w:lineRule="auto"/>
         <w:jc w:val="both"/>
         <w:rPr>
-          <w:rFonts w:ascii="Times New Roman" w:hAnsi="Times New Roman" w:cs="Times New Roman"/>
-          <w:sz w:val="24"/>
-          <w:szCs w:val="24"/>
-        </w:rPr>
-      </w:pPr>
-      <w:r>
-        <w:rPr>
-          <w:rFonts w:ascii="Times New Roman" w:hAnsi="Times New Roman" w:cs="Times New Roman"/>
-          <w:sz w:val="24"/>
-          <w:szCs w:val="24"/>
-        </w:rPr>
-        <w:lastRenderedPageBreak/>
+          <w:rFonts w:ascii="Montserrat" w:hAnsi="Montserrat" w:cs="Times New Roman"/>
+          <w:sz w:val="24"/>
+          <w:szCs w:val="24"/>
+        </w:rPr>
+      </w:pPr>
+      <w:r>
+        <w:rPr>
+          <w:rFonts w:ascii="Montserrat" w:hAnsi="Montserrat" w:cs="Times New Roman"/>
+          <w:sz w:val="24"/>
+          <w:szCs w:val="24"/>
+        </w:rPr>
         <w:tab/>
         <w:t xml:space="preserve">“I thought of it,” the girl replied, moving with haste to shuffle though the bags. She found the one she wanted and approached Alex with it as she struggled out of her one piece. “Here,” she said, giving her a hand pulling the tight suit off, and placing a stack of dainty looking garments on the arm of the couch next to her. “I know these will fit. We’re the same size in the hips.” </w:t>
       </w:r>
@@ -2171,14 +2142,14 @@
         <w:spacing w:after="0" w:line="360" w:lineRule="auto"/>
         <w:jc w:val="both"/>
         <w:rPr>
-          <w:rFonts w:ascii="Times New Roman" w:hAnsi="Times New Roman" w:cs="Times New Roman"/>
-          <w:sz w:val="24"/>
-          <w:szCs w:val="24"/>
-        </w:rPr>
-      </w:pPr>
-      <w:r>
-        <w:rPr>
-          <w:rFonts w:ascii="Times New Roman" w:hAnsi="Times New Roman" w:cs="Times New Roman"/>
+          <w:rFonts w:ascii="Montserrat" w:hAnsi="Montserrat" w:cs="Times New Roman"/>
+          <w:sz w:val="24"/>
+          <w:szCs w:val="24"/>
+        </w:rPr>
+      </w:pPr>
+      <w:r>
+        <w:rPr>
+          <w:rFonts w:ascii="Montserrat" w:hAnsi="Montserrat" w:cs="Times New Roman"/>
           <w:sz w:val="24"/>
           <w:szCs w:val="24"/>
         </w:rPr>
@@ -2191,14 +2162,14 @@
         <w:spacing w:after="0" w:line="360" w:lineRule="auto"/>
         <w:jc w:val="both"/>
         <w:rPr>
-          <w:rFonts w:ascii="Times New Roman" w:hAnsi="Times New Roman" w:cs="Times New Roman"/>
-          <w:sz w:val="24"/>
-          <w:szCs w:val="24"/>
-        </w:rPr>
-      </w:pPr>
-      <w:r>
-        <w:rPr>
-          <w:rFonts w:ascii="Times New Roman" w:hAnsi="Times New Roman" w:cs="Times New Roman"/>
+          <w:rFonts w:ascii="Montserrat" w:hAnsi="Montserrat" w:cs="Times New Roman"/>
+          <w:sz w:val="24"/>
+          <w:szCs w:val="24"/>
+        </w:rPr>
+      </w:pPr>
+      <w:r>
+        <w:rPr>
+          <w:rFonts w:ascii="Montserrat" w:hAnsi="Montserrat" w:cs="Times New Roman"/>
           <w:sz w:val="24"/>
           <w:szCs w:val="24"/>
         </w:rPr>
@@ -2211,14 +2182,14 @@
         <w:spacing w:after="0" w:line="360" w:lineRule="auto"/>
         <w:jc w:val="both"/>
         <w:rPr>
-          <w:rFonts w:ascii="Times New Roman" w:hAnsi="Times New Roman" w:cs="Times New Roman"/>
-          <w:sz w:val="24"/>
-          <w:szCs w:val="24"/>
-        </w:rPr>
-      </w:pPr>
-      <w:r>
-        <w:rPr>
-          <w:rFonts w:ascii="Times New Roman" w:hAnsi="Times New Roman" w:cs="Times New Roman"/>
+          <w:rFonts w:ascii="Montserrat" w:hAnsi="Montserrat" w:cs="Times New Roman"/>
+          <w:sz w:val="24"/>
+          <w:szCs w:val="24"/>
+        </w:rPr>
+      </w:pPr>
+      <w:r>
+        <w:rPr>
+          <w:rFonts w:ascii="Montserrat" w:hAnsi="Montserrat" w:cs="Times New Roman"/>
           <w:sz w:val="24"/>
           <w:szCs w:val="24"/>
         </w:rPr>
@@ -2231,14 +2202,14 @@
         <w:spacing w:after="0" w:line="360" w:lineRule="auto"/>
         <w:jc w:val="both"/>
         <w:rPr>
-          <w:rFonts w:ascii="Times New Roman" w:hAnsi="Times New Roman" w:cs="Times New Roman"/>
-          <w:sz w:val="24"/>
-          <w:szCs w:val="24"/>
-        </w:rPr>
-      </w:pPr>
-      <w:r>
-        <w:rPr>
-          <w:rFonts w:ascii="Times New Roman" w:hAnsi="Times New Roman" w:cs="Times New Roman"/>
+          <w:rFonts w:ascii="Montserrat" w:hAnsi="Montserrat" w:cs="Times New Roman"/>
+          <w:sz w:val="24"/>
+          <w:szCs w:val="24"/>
+        </w:rPr>
+      </w:pPr>
+      <w:r>
+        <w:rPr>
+          <w:rFonts w:ascii="Montserrat" w:hAnsi="Montserrat" w:cs="Times New Roman"/>
           <w:sz w:val="24"/>
           <w:szCs w:val="24"/>
         </w:rPr>
@@ -2251,43 +2222,34 @@
         <w:spacing w:after="0" w:line="360" w:lineRule="auto"/>
         <w:jc w:val="both"/>
         <w:rPr>
-          <w:rFonts w:ascii="Times New Roman" w:hAnsi="Times New Roman" w:cs="Times New Roman"/>
-          <w:sz w:val="24"/>
-          <w:szCs w:val="24"/>
-        </w:rPr>
-      </w:pPr>
-      <w:r>
-        <w:rPr>
-          <w:rFonts w:ascii="Times New Roman" w:hAnsi="Times New Roman" w:cs="Times New Roman"/>
-          <w:sz w:val="24"/>
-          <w:szCs w:val="24"/>
-        </w:rPr>
-        <w:tab/>
-        <w:t xml:space="preserve">“Alex?” she sat up asking in obvious amusement, “Are you blushing?” Alex gritted her teeth and remained silent. She was almost half way through the assortment, and determined to bull her way through it. As she was winging it, she proceeded on instinct, posing playfully to offset her growing embarrassment. At one point she almost lost it as Naomi declared passionately, “Oh, those are nice; you could really convince a guy you’re a girl in those. Put those back on when you finish with the stack.” Alex swapped for the next items in the pile in haste, and earned an even more cutting remark, “Um. Well, that’s interesting, but those really should be on the other way.” The entire </w:t>
-      </w:r>
-      <w:r>
-        <w:rPr>
-          <w:rFonts w:ascii="Times New Roman" w:hAnsi="Times New Roman" w:cs="Times New Roman"/>
-          <w:sz w:val="24"/>
-          <w:szCs w:val="24"/>
-        </w:rPr>
-        <w:lastRenderedPageBreak/>
-        <w:t>time, as the girl prattled impishly, she was clicking a pen feverishly in her hand. At one point, they all heard the click, but noticed that Naomi’s thumb was not on the button.</w:t>
-      </w:r>
-    </w:p>
-    <w:p>
-      <w:pPr>
-        <w:spacing w:after="0" w:line="360" w:lineRule="auto"/>
-        <w:jc w:val="both"/>
-        <w:rPr>
-          <w:rFonts w:ascii="Times New Roman" w:hAnsi="Times New Roman" w:cs="Times New Roman"/>
-          <w:sz w:val="24"/>
-          <w:szCs w:val="24"/>
-        </w:rPr>
-      </w:pPr>
-      <w:r>
-        <w:rPr>
-          <w:rFonts w:ascii="Times New Roman" w:hAnsi="Times New Roman" w:cs="Times New Roman"/>
+          <w:rFonts w:ascii="Montserrat" w:hAnsi="Montserrat" w:cs="Times New Roman"/>
+          <w:sz w:val="24"/>
+          <w:szCs w:val="24"/>
+        </w:rPr>
+      </w:pPr>
+      <w:r>
+        <w:rPr>
+          <w:rFonts w:ascii="Montserrat" w:hAnsi="Montserrat" w:cs="Times New Roman"/>
+          <w:sz w:val="24"/>
+          <w:szCs w:val="24"/>
+        </w:rPr>
+        <w:tab/>
+        <w:t>“Alex?” she sat up asking in obvious amusement, “Are you blushing?” Alex gritted her teeth and remained silent. She was almost half way through the assortment, and determined to bull her way through it. As she was winging it, she proceeded on instinct, posing playfully to offset her growing embarrassment. At one point she almost lost it as Naomi declared passionately, “Oh, those are nice; you could really convince a guy you’re a girl in those. Put those back on when you finish with the stack.” Alex swapped for the next items in the pile in haste, and earned an even more cutting remark, “Um. Well, that’s interesting, but those really should be on the other way.” The entire time, as the girl prattled impishly, she was clicking a pen feverishly in her hand. At one point, they all heard the click, but noticed that Naomi’s thumb was not on the button.</w:t>
+      </w:r>
+    </w:p>
+    <w:p>
+      <w:pPr>
+        <w:spacing w:after="0" w:line="360" w:lineRule="auto"/>
+        <w:jc w:val="both"/>
+        <w:rPr>
+          <w:rFonts w:ascii="Montserrat" w:hAnsi="Montserrat" w:cs="Times New Roman"/>
+          <w:sz w:val="24"/>
+          <w:szCs w:val="24"/>
+        </w:rPr>
+      </w:pPr>
+      <w:r>
+        <w:rPr>
+          <w:rFonts w:ascii="Montserrat" w:hAnsi="Montserrat" w:cs="Times New Roman"/>
           <w:sz w:val="24"/>
           <w:szCs w:val="24"/>
         </w:rPr>
@@ -2299,14 +2261,14 @@
         <w:spacing w:after="0" w:line="360" w:lineRule="auto"/>
         <w:jc w:val="both"/>
         <w:rPr>
-          <w:rFonts w:ascii="Times New Roman" w:hAnsi="Times New Roman" w:cs="Times New Roman"/>
-          <w:sz w:val="24"/>
-          <w:szCs w:val="24"/>
-        </w:rPr>
-      </w:pPr>
-      <w:r>
-        <w:rPr>
-          <w:rFonts w:ascii="Times New Roman" w:hAnsi="Times New Roman" w:cs="Times New Roman"/>
+          <w:rFonts w:ascii="Montserrat" w:hAnsi="Montserrat" w:cs="Times New Roman"/>
+          <w:sz w:val="24"/>
+          <w:szCs w:val="24"/>
+        </w:rPr>
+      </w:pPr>
+      <w:r>
+        <w:rPr>
+          <w:rFonts w:ascii="Montserrat" w:hAnsi="Montserrat" w:cs="Times New Roman"/>
           <w:sz w:val="24"/>
           <w:szCs w:val="24"/>
         </w:rPr>
@@ -2319,14 +2281,14 @@
         <w:spacing w:after="0" w:line="360" w:lineRule="auto"/>
         <w:jc w:val="both"/>
         <w:rPr>
-          <w:rFonts w:ascii="Times New Roman" w:hAnsi="Times New Roman" w:cs="Times New Roman"/>
-          <w:sz w:val="24"/>
-          <w:szCs w:val="24"/>
-        </w:rPr>
-      </w:pPr>
-      <w:r>
-        <w:rPr>
-          <w:rFonts w:ascii="Times New Roman" w:hAnsi="Times New Roman" w:cs="Times New Roman"/>
+          <w:rFonts w:ascii="Montserrat" w:hAnsi="Montserrat" w:cs="Times New Roman"/>
+          <w:sz w:val="24"/>
+          <w:szCs w:val="24"/>
+        </w:rPr>
+      </w:pPr>
+      <w:r>
+        <w:rPr>
+          <w:rFonts w:ascii="Montserrat" w:hAnsi="Montserrat" w:cs="Times New Roman"/>
           <w:sz w:val="24"/>
           <w:szCs w:val="24"/>
         </w:rPr>
@@ -2339,14 +2301,14 @@
         <w:spacing w:after="0" w:line="360" w:lineRule="auto"/>
         <w:jc w:val="both"/>
         <w:rPr>
-          <w:rFonts w:ascii="Times New Roman" w:hAnsi="Times New Roman" w:cs="Times New Roman"/>
-          <w:sz w:val="24"/>
-          <w:szCs w:val="24"/>
-        </w:rPr>
-      </w:pPr>
-      <w:r>
-        <w:rPr>
-          <w:rFonts w:ascii="Times New Roman" w:hAnsi="Times New Roman" w:cs="Times New Roman"/>
+          <w:rFonts w:ascii="Montserrat" w:hAnsi="Montserrat" w:cs="Times New Roman"/>
+          <w:sz w:val="24"/>
+          <w:szCs w:val="24"/>
+        </w:rPr>
+      </w:pPr>
+      <w:r>
+        <w:rPr>
+          <w:rFonts w:ascii="Montserrat" w:hAnsi="Montserrat" w:cs="Times New Roman"/>
           <w:sz w:val="24"/>
           <w:szCs w:val="24"/>
         </w:rPr>
@@ -2355,7 +2317,7 @@
       </w:r>
       <w:r>
         <w:rPr>
-          <w:rFonts w:ascii="Times New Roman" w:hAnsi="Times New Roman" w:cs="Times New Roman"/>
+          <w:rFonts w:ascii="Montserrat" w:hAnsi="Montserrat" w:cs="Times New Roman"/>
           <w:i/>
           <w:iCs/>
           <w:sz w:val="24"/>
@@ -2365,7 +2327,7 @@
       </w:r>
       <w:r>
         <w:rPr>
-          <w:rFonts w:ascii="Times New Roman" w:hAnsi="Times New Roman" w:cs="Times New Roman"/>
+          <w:rFonts w:ascii="Montserrat" w:hAnsi="Montserrat" w:cs="Times New Roman"/>
           <w:sz w:val="24"/>
           <w:szCs w:val="24"/>
         </w:rPr>
@@ -2377,43 +2339,34 @@
         <w:spacing w:after="0" w:line="360" w:lineRule="auto"/>
         <w:jc w:val="both"/>
         <w:rPr>
-          <w:rFonts w:ascii="Times New Roman" w:hAnsi="Times New Roman" w:cs="Times New Roman"/>
-          <w:sz w:val="24"/>
-          <w:szCs w:val="24"/>
-        </w:rPr>
-      </w:pPr>
-      <w:r>
-        <w:rPr>
-          <w:rFonts w:ascii="Times New Roman" w:hAnsi="Times New Roman" w:cs="Times New Roman"/>
-          <w:sz w:val="24"/>
-          <w:szCs w:val="24"/>
-        </w:rPr>
-        <w:tab/>
-        <w:t xml:space="preserve">She was whirling around, proudly displaying her transformation when a third girl caught her eye—and stopped her heart. Alex could not believe her eyes. For a second, she imagined she was standing across from herself. A perfect reflection, but one neither </w:t>
-      </w:r>
-      <w:r>
-        <w:rPr>
-          <w:rFonts w:ascii="Times New Roman" w:hAnsi="Times New Roman" w:cs="Times New Roman"/>
-          <w:sz w:val="24"/>
-          <w:szCs w:val="24"/>
-        </w:rPr>
-        <w:lastRenderedPageBreak/>
-        <w:t>reversed by optical mechanics, nor confined to her own startled pose. Only the face was a plausible reflection, being fixed with the same stunned look of disbelief. Alex noted that the reflection would have been more accurate if she was still dressed in her comfortable old clothes. Before she could find her voice the other girl demanded fiercely:</w:t>
-      </w:r>
-    </w:p>
-    <w:p>
-      <w:pPr>
-        <w:spacing w:after="0" w:line="360" w:lineRule="auto"/>
-        <w:jc w:val="both"/>
-        <w:rPr>
-          <w:rFonts w:ascii="Times New Roman" w:hAnsi="Times New Roman" w:cs="Times New Roman"/>
-          <w:sz w:val="24"/>
-          <w:szCs w:val="24"/>
-        </w:rPr>
-      </w:pPr>
-      <w:r>
-        <w:rPr>
-          <w:rFonts w:ascii="Times New Roman" w:hAnsi="Times New Roman" w:cs="Times New Roman"/>
+          <w:rFonts w:ascii="Montserrat" w:hAnsi="Montserrat" w:cs="Times New Roman"/>
+          <w:sz w:val="24"/>
+          <w:szCs w:val="24"/>
+        </w:rPr>
+      </w:pPr>
+      <w:r>
+        <w:rPr>
+          <w:rFonts w:ascii="Montserrat" w:hAnsi="Montserrat" w:cs="Times New Roman"/>
+          <w:sz w:val="24"/>
+          <w:szCs w:val="24"/>
+        </w:rPr>
+        <w:tab/>
+        <w:t>She was whirling around, proudly displaying her transformation when a third girl caught her eye—and stopped her heart. Alex could not believe her eyes. For a second, she imagined she was standing across from herself. A perfect reflection, but one neither reversed by optical mechanics, nor confined to her own startled pose. Only the face was a plausible reflection, being fixed with the same stunned look of disbelief. Alex noted that the reflection would have been more accurate if she was still dressed in her comfortable old clothes. Before she could find her voice the other girl demanded fiercely:</w:t>
+      </w:r>
+    </w:p>
+    <w:p>
+      <w:pPr>
+        <w:spacing w:after="0" w:line="360" w:lineRule="auto"/>
+        <w:jc w:val="both"/>
+        <w:rPr>
+          <w:rFonts w:ascii="Montserrat" w:hAnsi="Montserrat" w:cs="Times New Roman"/>
+          <w:sz w:val="24"/>
+          <w:szCs w:val="24"/>
+        </w:rPr>
+      </w:pPr>
+      <w:r>
+        <w:rPr>
+          <w:rFonts w:ascii="Montserrat" w:hAnsi="Montserrat" w:cs="Times New Roman"/>
           <w:sz w:val="24"/>
           <w:szCs w:val="24"/>
         </w:rPr>
@@ -2426,14 +2379,14 @@
         <w:spacing w:after="0" w:line="360" w:lineRule="auto"/>
         <w:jc w:val="both"/>
         <w:rPr>
-          <w:rFonts w:ascii="Times New Roman" w:hAnsi="Times New Roman" w:cs="Times New Roman"/>
-          <w:sz w:val="24"/>
-          <w:szCs w:val="24"/>
-        </w:rPr>
-      </w:pPr>
-      <w:r>
-        <w:rPr>
-          <w:rFonts w:ascii="Times New Roman" w:hAnsi="Times New Roman" w:cs="Times New Roman"/>
+          <w:rFonts w:ascii="Montserrat" w:hAnsi="Montserrat" w:cs="Times New Roman"/>
+          <w:sz w:val="24"/>
+          <w:szCs w:val="24"/>
+        </w:rPr>
+      </w:pPr>
+      <w:r>
+        <w:rPr>
+          <w:rFonts w:ascii="Montserrat" w:hAnsi="Montserrat" w:cs="Times New Roman"/>
           <w:sz w:val="24"/>
           <w:szCs w:val="24"/>
         </w:rPr>
@@ -2445,14 +2398,14 @@
         <w:spacing w:after="0" w:line="360" w:lineRule="auto"/>
         <w:jc w:val="both"/>
         <w:rPr>
-          <w:rFonts w:ascii="Times New Roman" w:hAnsi="Times New Roman" w:cs="Times New Roman"/>
-          <w:sz w:val="24"/>
-          <w:szCs w:val="24"/>
-        </w:rPr>
-      </w:pPr>
-      <w:r>
-        <w:rPr>
-          <w:rFonts w:ascii="Times New Roman" w:hAnsi="Times New Roman" w:cs="Times New Roman"/>
+          <w:rFonts w:ascii="Montserrat" w:hAnsi="Montserrat" w:cs="Times New Roman"/>
+          <w:sz w:val="24"/>
+          <w:szCs w:val="24"/>
+        </w:rPr>
+      </w:pPr>
+      <w:r>
+        <w:rPr>
+          <w:rFonts w:ascii="Montserrat" w:hAnsi="Montserrat" w:cs="Times New Roman"/>
           <w:sz w:val="24"/>
           <w:szCs w:val="24"/>
         </w:rPr>
@@ -2464,14 +2417,14 @@
         <w:spacing w:after="0" w:line="360" w:lineRule="auto"/>
         <w:jc w:val="both"/>
         <w:rPr>
-          <w:rFonts w:ascii="Times New Roman" w:hAnsi="Times New Roman" w:cs="Times New Roman"/>
-          <w:sz w:val="24"/>
-          <w:szCs w:val="24"/>
-        </w:rPr>
-      </w:pPr>
-      <w:r>
-        <w:rPr>
-          <w:rFonts w:ascii="Times New Roman" w:hAnsi="Times New Roman" w:cs="Times New Roman"/>
+          <w:rFonts w:ascii="Montserrat" w:hAnsi="Montserrat" w:cs="Times New Roman"/>
+          <w:sz w:val="24"/>
+          <w:szCs w:val="24"/>
+        </w:rPr>
+      </w:pPr>
+      <w:r>
+        <w:rPr>
+          <w:rFonts w:ascii="Montserrat" w:hAnsi="Montserrat" w:cs="Times New Roman"/>
           <w:sz w:val="24"/>
           <w:szCs w:val="24"/>
         </w:rPr>
@@ -2484,14 +2437,14 @@
         <w:spacing w:after="0" w:line="360" w:lineRule="auto"/>
         <w:jc w:val="both"/>
         <w:rPr>
-          <w:rFonts w:ascii="Times New Roman" w:hAnsi="Times New Roman" w:cs="Times New Roman"/>
-          <w:sz w:val="24"/>
-          <w:szCs w:val="24"/>
-        </w:rPr>
-      </w:pPr>
-      <w:r>
-        <w:rPr>
-          <w:rFonts w:ascii="Times New Roman" w:hAnsi="Times New Roman" w:cs="Times New Roman"/>
+          <w:rFonts w:ascii="Montserrat" w:hAnsi="Montserrat" w:cs="Times New Roman"/>
+          <w:sz w:val="24"/>
+          <w:szCs w:val="24"/>
+        </w:rPr>
+      </w:pPr>
+      <w:r>
+        <w:rPr>
+          <w:rFonts w:ascii="Montserrat" w:hAnsi="Montserrat" w:cs="Times New Roman"/>
           <w:sz w:val="24"/>
           <w:szCs w:val="24"/>
         </w:rPr>
@@ -2504,14 +2457,14 @@
         <w:spacing w:after="0" w:line="360" w:lineRule="auto"/>
         <w:jc w:val="both"/>
         <w:rPr>
-          <w:rFonts w:ascii="Times New Roman" w:hAnsi="Times New Roman" w:cs="Times New Roman"/>
-          <w:sz w:val="24"/>
-          <w:szCs w:val="24"/>
-        </w:rPr>
-      </w:pPr>
-      <w:r>
-        <w:rPr>
-          <w:rFonts w:ascii="Times New Roman" w:hAnsi="Times New Roman" w:cs="Times New Roman"/>
+          <w:rFonts w:ascii="Montserrat" w:hAnsi="Montserrat" w:cs="Times New Roman"/>
+          <w:sz w:val="24"/>
+          <w:szCs w:val="24"/>
+        </w:rPr>
+      </w:pPr>
+      <w:r>
+        <w:rPr>
+          <w:rFonts w:ascii="Montserrat" w:hAnsi="Montserrat" w:cs="Times New Roman"/>
           <w:sz w:val="24"/>
           <w:szCs w:val="24"/>
         </w:rPr>
@@ -2524,14 +2477,14 @@
         <w:spacing w:after="0" w:line="360" w:lineRule="auto"/>
         <w:jc w:val="both"/>
         <w:rPr>
-          <w:rFonts w:ascii="Times New Roman" w:hAnsi="Times New Roman" w:cs="Times New Roman"/>
-          <w:sz w:val="24"/>
-          <w:szCs w:val="24"/>
-        </w:rPr>
-      </w:pPr>
-      <w:r>
-        <w:rPr>
-          <w:rFonts w:ascii="Times New Roman" w:hAnsi="Times New Roman" w:cs="Times New Roman"/>
+          <w:rFonts w:ascii="Montserrat" w:hAnsi="Montserrat" w:cs="Times New Roman"/>
+          <w:sz w:val="24"/>
+          <w:szCs w:val="24"/>
+        </w:rPr>
+      </w:pPr>
+      <w:r>
+        <w:rPr>
+          <w:rFonts w:ascii="Montserrat" w:hAnsi="Montserrat" w:cs="Times New Roman"/>
           <w:sz w:val="24"/>
           <w:szCs w:val="24"/>
         </w:rPr>
@@ -2544,14 +2497,14 @@
         <w:spacing w:after="0" w:line="360" w:lineRule="auto"/>
         <w:jc w:val="both"/>
         <w:rPr>
-          <w:rFonts w:ascii="Times New Roman" w:hAnsi="Times New Roman" w:cs="Times New Roman"/>
-          <w:sz w:val="24"/>
-          <w:szCs w:val="24"/>
-        </w:rPr>
-      </w:pPr>
-      <w:r>
-        <w:rPr>
-          <w:rFonts w:ascii="Times New Roman" w:hAnsi="Times New Roman" w:cs="Times New Roman"/>
+          <w:rFonts w:ascii="Montserrat" w:hAnsi="Montserrat" w:cs="Times New Roman"/>
+          <w:sz w:val="24"/>
+          <w:szCs w:val="24"/>
+        </w:rPr>
+      </w:pPr>
+      <w:r>
+        <w:rPr>
+          <w:rFonts w:ascii="Montserrat" w:hAnsi="Montserrat" w:cs="Times New Roman"/>
           <w:sz w:val="24"/>
           <w:szCs w:val="24"/>
         </w:rPr>
@@ -2564,14 +2517,14 @@
         <w:spacing w:after="0" w:line="360" w:lineRule="auto"/>
         <w:jc w:val="both"/>
         <w:rPr>
-          <w:rFonts w:ascii="Times New Roman" w:hAnsi="Times New Roman" w:cs="Times New Roman"/>
-          <w:sz w:val="24"/>
-          <w:szCs w:val="24"/>
-        </w:rPr>
-      </w:pPr>
-      <w:r>
-        <w:rPr>
-          <w:rFonts w:ascii="Times New Roman" w:hAnsi="Times New Roman" w:cs="Times New Roman"/>
+          <w:rFonts w:ascii="Montserrat" w:hAnsi="Montserrat" w:cs="Times New Roman"/>
+          <w:sz w:val="24"/>
+          <w:szCs w:val="24"/>
+        </w:rPr>
+      </w:pPr>
+      <w:r>
+        <w:rPr>
+          <w:rFonts w:ascii="Montserrat" w:hAnsi="Montserrat" w:cs="Times New Roman"/>
           <w:sz w:val="24"/>
           <w:szCs w:val="24"/>
         </w:rPr>
@@ -2584,14 +2537,14 @@
         <w:spacing w:after="0" w:line="360" w:lineRule="auto"/>
         <w:jc w:val="both"/>
         <w:rPr>
-          <w:rFonts w:ascii="Times New Roman" w:hAnsi="Times New Roman" w:cs="Times New Roman"/>
-          <w:sz w:val="24"/>
-          <w:szCs w:val="24"/>
-        </w:rPr>
-      </w:pPr>
-      <w:r>
-        <w:rPr>
-          <w:rFonts w:ascii="Times New Roman" w:hAnsi="Times New Roman" w:cs="Times New Roman"/>
+          <w:rFonts w:ascii="Montserrat" w:hAnsi="Montserrat" w:cs="Times New Roman"/>
+          <w:sz w:val="24"/>
+          <w:szCs w:val="24"/>
+        </w:rPr>
+      </w:pPr>
+      <w:r>
+        <w:rPr>
+          <w:rFonts w:ascii="Montserrat" w:hAnsi="Montserrat" w:cs="Times New Roman"/>
           <w:sz w:val="24"/>
           <w:szCs w:val="24"/>
         </w:rPr>
@@ -2604,42 +2557,33 @@
         <w:spacing w:after="0" w:line="360" w:lineRule="auto"/>
         <w:jc w:val="both"/>
         <w:rPr>
-          <w:rFonts w:ascii="Times New Roman" w:hAnsi="Times New Roman" w:cs="Times New Roman"/>
-          <w:sz w:val="24"/>
-          <w:szCs w:val="24"/>
-        </w:rPr>
-      </w:pPr>
-      <w:r>
-        <w:rPr>
-          <w:rFonts w:ascii="Times New Roman" w:hAnsi="Times New Roman" w:cs="Times New Roman"/>
-          <w:sz w:val="24"/>
-          <w:szCs w:val="24"/>
-        </w:rPr>
-        <w:t xml:space="preserve">Alex looked down at herself, and said in a small voice, “I just got comfortable in them. But,” she caught herself and acknowledged, “you didn’t buy these for me.” She, sighed, </w:t>
-      </w:r>
-      <w:r>
-        <w:rPr>
-          <w:rFonts w:ascii="Times New Roman" w:hAnsi="Times New Roman" w:cs="Times New Roman"/>
-          <w:sz w:val="24"/>
-          <w:szCs w:val="24"/>
-        </w:rPr>
-        <w:lastRenderedPageBreak/>
-        <w:t xml:space="preserve">shook her head and began peeling down again. Even the underwear, which she was already somewhat fond of. </w:t>
-      </w:r>
-    </w:p>
-    <w:p>
-      <w:pPr>
-        <w:spacing w:after="0" w:line="360" w:lineRule="auto"/>
-        <w:jc w:val="both"/>
-        <w:rPr>
-          <w:rFonts w:ascii="Times New Roman" w:hAnsi="Times New Roman" w:cs="Times New Roman"/>
-          <w:sz w:val="24"/>
-          <w:szCs w:val="24"/>
-        </w:rPr>
-      </w:pPr>
-      <w:r>
-        <w:rPr>
-          <w:rFonts w:ascii="Times New Roman" w:hAnsi="Times New Roman" w:cs="Times New Roman"/>
+          <w:rFonts w:ascii="Montserrat" w:hAnsi="Montserrat" w:cs="Times New Roman"/>
+          <w:sz w:val="24"/>
+          <w:szCs w:val="24"/>
+        </w:rPr>
+      </w:pPr>
+      <w:r>
+        <w:rPr>
+          <w:rFonts w:ascii="Montserrat" w:hAnsi="Montserrat" w:cs="Times New Roman"/>
+          <w:sz w:val="24"/>
+          <w:szCs w:val="24"/>
+        </w:rPr>
+        <w:t xml:space="preserve">Alex looked down at herself, and said in a small voice, “I just got comfortable in them. But,” she caught herself and acknowledged, “you didn’t buy these for me.” She, sighed, shook her head and began peeling down again. Even the underwear, which she was already somewhat fond of. </w:t>
+      </w:r>
+    </w:p>
+    <w:p>
+      <w:pPr>
+        <w:spacing w:after="0" w:line="360" w:lineRule="auto"/>
+        <w:jc w:val="both"/>
+        <w:rPr>
+          <w:rFonts w:ascii="Montserrat" w:hAnsi="Montserrat" w:cs="Times New Roman"/>
+          <w:sz w:val="24"/>
+          <w:szCs w:val="24"/>
+        </w:rPr>
+      </w:pPr>
+      <w:r>
+        <w:rPr>
+          <w:rFonts w:ascii="Montserrat" w:hAnsi="Montserrat" w:cs="Times New Roman"/>
           <w:sz w:val="24"/>
           <w:szCs w:val="24"/>
         </w:rPr>
@@ -2652,14 +2596,14 @@
         <w:spacing w:after="0" w:line="360" w:lineRule="auto"/>
         <w:jc w:val="both"/>
         <w:rPr>
-          <w:rFonts w:ascii="Times New Roman" w:hAnsi="Times New Roman" w:cs="Times New Roman"/>
-          <w:sz w:val="24"/>
-          <w:szCs w:val="24"/>
-        </w:rPr>
-      </w:pPr>
-      <w:r>
-        <w:rPr>
-          <w:rFonts w:ascii="Times New Roman" w:hAnsi="Times New Roman" w:cs="Times New Roman"/>
+          <w:rFonts w:ascii="Montserrat" w:hAnsi="Montserrat" w:cs="Times New Roman"/>
+          <w:sz w:val="24"/>
+          <w:szCs w:val="24"/>
+        </w:rPr>
+      </w:pPr>
+      <w:r>
+        <w:rPr>
+          <w:rFonts w:ascii="Montserrat" w:hAnsi="Montserrat" w:cs="Times New Roman"/>
           <w:sz w:val="24"/>
           <w:szCs w:val="24"/>
         </w:rPr>
@@ -2672,14 +2616,14 @@
         <w:spacing w:after="0" w:line="360" w:lineRule="auto"/>
         <w:jc w:val="both"/>
         <w:rPr>
-          <w:rFonts w:ascii="Times New Roman" w:hAnsi="Times New Roman" w:cs="Times New Roman"/>
-          <w:sz w:val="24"/>
-          <w:szCs w:val="24"/>
-        </w:rPr>
-      </w:pPr>
-      <w:r>
-        <w:rPr>
-          <w:rFonts w:ascii="Times New Roman" w:hAnsi="Times New Roman" w:cs="Times New Roman"/>
+          <w:rFonts w:ascii="Montserrat" w:hAnsi="Montserrat" w:cs="Times New Roman"/>
+          <w:sz w:val="24"/>
+          <w:szCs w:val="24"/>
+        </w:rPr>
+      </w:pPr>
+      <w:r>
+        <w:rPr>
+          <w:rFonts w:ascii="Montserrat" w:hAnsi="Montserrat" w:cs="Times New Roman"/>
           <w:sz w:val="24"/>
           <w:szCs w:val="24"/>
         </w:rPr>
@@ -2692,14 +2636,14 @@
         <w:spacing w:after="0" w:line="360" w:lineRule="auto"/>
         <w:jc w:val="both"/>
         <w:rPr>
-          <w:rFonts w:ascii="Times New Roman" w:hAnsi="Times New Roman" w:cs="Times New Roman"/>
-          <w:sz w:val="24"/>
-          <w:szCs w:val="24"/>
-        </w:rPr>
-      </w:pPr>
-      <w:r>
-        <w:rPr>
-          <w:rFonts w:ascii="Times New Roman" w:hAnsi="Times New Roman" w:cs="Times New Roman"/>
+          <w:rFonts w:ascii="Montserrat" w:hAnsi="Montserrat" w:cs="Times New Roman"/>
+          <w:sz w:val="24"/>
+          <w:szCs w:val="24"/>
+        </w:rPr>
+      </w:pPr>
+      <w:r>
+        <w:rPr>
+          <w:rFonts w:ascii="Montserrat" w:hAnsi="Montserrat" w:cs="Times New Roman"/>
           <w:sz w:val="24"/>
           <w:szCs w:val="24"/>
         </w:rPr>
@@ -2708,7 +2652,7 @@
       </w:r>
       <w:r>
         <w:rPr>
-          <w:rFonts w:ascii="Times New Roman" w:hAnsi="Times New Roman" w:cs="Times New Roman"/>
+          <w:rFonts w:ascii="Montserrat" w:hAnsi="Montserrat" w:cs="Times New Roman"/>
           <w:i/>
           <w:sz w:val="24"/>
           <w:szCs w:val="24"/>
@@ -2717,7 +2661,7 @@
       </w:r>
       <w:r>
         <w:rPr>
-          <w:rFonts w:ascii="Times New Roman" w:hAnsi="Times New Roman" w:cs="Times New Roman"/>
+          <w:rFonts w:ascii="Montserrat" w:hAnsi="Montserrat" w:cs="Times New Roman"/>
           <w:sz w:val="24"/>
           <w:szCs w:val="24"/>
         </w:rPr>
@@ -2729,14 +2673,14 @@
         <w:spacing w:after="0" w:line="360" w:lineRule="auto"/>
         <w:jc w:val="both"/>
         <w:rPr>
-          <w:rFonts w:ascii="Times New Roman" w:hAnsi="Times New Roman" w:cs="Times New Roman"/>
-          <w:sz w:val="24"/>
-          <w:szCs w:val="24"/>
-        </w:rPr>
-      </w:pPr>
-      <w:r>
-        <w:rPr>
-          <w:rFonts w:ascii="Times New Roman" w:hAnsi="Times New Roman" w:cs="Times New Roman"/>
+          <w:rFonts w:ascii="Montserrat" w:hAnsi="Montserrat" w:cs="Times New Roman"/>
+          <w:sz w:val="24"/>
+          <w:szCs w:val="24"/>
+        </w:rPr>
+      </w:pPr>
+      <w:r>
+        <w:rPr>
+          <w:rFonts w:ascii="Montserrat" w:hAnsi="Montserrat" w:cs="Times New Roman"/>
           <w:sz w:val="24"/>
           <w:szCs w:val="24"/>
         </w:rPr>
@@ -2749,14 +2693,14 @@
         <w:spacing w:after="0" w:line="360" w:lineRule="auto"/>
         <w:jc w:val="both"/>
         <w:rPr>
-          <w:rFonts w:ascii="Times New Roman" w:hAnsi="Times New Roman" w:cs="Times New Roman"/>
-          <w:sz w:val="24"/>
-          <w:szCs w:val="24"/>
-        </w:rPr>
-      </w:pPr>
-      <w:r>
-        <w:rPr>
-          <w:rFonts w:ascii="Times New Roman" w:hAnsi="Times New Roman" w:cs="Times New Roman"/>
+          <w:rFonts w:ascii="Montserrat" w:hAnsi="Montserrat" w:cs="Times New Roman"/>
+          <w:sz w:val="24"/>
+          <w:szCs w:val="24"/>
+        </w:rPr>
+      </w:pPr>
+      <w:r>
+        <w:rPr>
+          <w:rFonts w:ascii="Montserrat" w:hAnsi="Montserrat" w:cs="Times New Roman"/>
           <w:sz w:val="24"/>
           <w:szCs w:val="24"/>
         </w:rPr>
@@ -2769,14 +2713,14 @@
         <w:spacing w:after="0" w:line="360" w:lineRule="auto"/>
         <w:jc w:val="both"/>
         <w:rPr>
-          <w:rFonts w:ascii="Times New Roman" w:hAnsi="Times New Roman" w:cs="Times New Roman"/>
-          <w:sz w:val="24"/>
-          <w:szCs w:val="24"/>
-        </w:rPr>
-      </w:pPr>
-      <w:r>
-        <w:rPr>
-          <w:rFonts w:ascii="Times New Roman" w:hAnsi="Times New Roman" w:cs="Times New Roman"/>
+          <w:rFonts w:ascii="Montserrat" w:hAnsi="Montserrat" w:cs="Times New Roman"/>
+          <w:sz w:val="24"/>
+          <w:szCs w:val="24"/>
+        </w:rPr>
+      </w:pPr>
+      <w:r>
+        <w:rPr>
+          <w:rFonts w:ascii="Montserrat" w:hAnsi="Montserrat" w:cs="Times New Roman"/>
           <w:sz w:val="24"/>
           <w:szCs w:val="24"/>
         </w:rPr>
@@ -2789,43 +2733,34 @@
         <w:spacing w:after="0" w:line="360" w:lineRule="auto"/>
         <w:jc w:val="both"/>
         <w:rPr>
-          <w:rFonts w:ascii="Times New Roman" w:hAnsi="Times New Roman" w:cs="Times New Roman"/>
-          <w:sz w:val="24"/>
-          <w:szCs w:val="24"/>
-        </w:rPr>
-      </w:pPr>
-      <w:r>
-        <w:rPr>
-          <w:rFonts w:ascii="Times New Roman" w:hAnsi="Times New Roman" w:cs="Times New Roman"/>
-          <w:sz w:val="24"/>
-          <w:szCs w:val="24"/>
-        </w:rPr>
-        <w:tab/>
-        <w:t xml:space="preserve">Alex burned brightly, as she confessed, “I—Well I guess I could have, but it didn’t understand what was happening at the time so I panicked, I blocked it off. No one </w:t>
-      </w:r>
-      <w:r>
-        <w:rPr>
-          <w:rFonts w:ascii="Times New Roman" w:hAnsi="Times New Roman" w:cs="Times New Roman"/>
-          <w:sz w:val="24"/>
-          <w:szCs w:val="24"/>
-        </w:rPr>
-        <w:lastRenderedPageBreak/>
-        <w:t xml:space="preserve">ever told me I could become a girl. I didn’t find out really until my control snapped and, well, now I am sort of stuck like this.” </w:t>
-      </w:r>
-    </w:p>
-    <w:p>
-      <w:pPr>
-        <w:spacing w:after="0" w:line="360" w:lineRule="auto"/>
-        <w:jc w:val="both"/>
-        <w:rPr>
-          <w:rFonts w:ascii="Times New Roman" w:hAnsi="Times New Roman" w:cs="Times New Roman"/>
-          <w:sz w:val="24"/>
-          <w:szCs w:val="24"/>
-        </w:rPr>
-      </w:pPr>
-      <w:r>
-        <w:rPr>
-          <w:rFonts w:ascii="Times New Roman" w:hAnsi="Times New Roman" w:cs="Times New Roman"/>
+          <w:rFonts w:ascii="Montserrat" w:hAnsi="Montserrat" w:cs="Times New Roman"/>
+          <w:sz w:val="24"/>
+          <w:szCs w:val="24"/>
+        </w:rPr>
+      </w:pPr>
+      <w:r>
+        <w:rPr>
+          <w:rFonts w:ascii="Montserrat" w:hAnsi="Montserrat" w:cs="Times New Roman"/>
+          <w:sz w:val="24"/>
+          <w:szCs w:val="24"/>
+        </w:rPr>
+        <w:tab/>
+        <w:t xml:space="preserve">Alex burned brightly, as she confessed, “I—Well I guess I could have, but it didn’t understand what was happening at the time so I panicked, I blocked it off. No one ever told me I could become a girl. I didn’t find out really until my control snapped and, well, now I am sort of stuck like this.” </w:t>
+      </w:r>
+    </w:p>
+    <w:p>
+      <w:pPr>
+        <w:spacing w:after="0" w:line="360" w:lineRule="auto"/>
+        <w:jc w:val="both"/>
+        <w:rPr>
+          <w:rFonts w:ascii="Montserrat" w:hAnsi="Montserrat" w:cs="Times New Roman"/>
+          <w:sz w:val="24"/>
+          <w:szCs w:val="24"/>
+        </w:rPr>
+      </w:pPr>
+      <w:r>
+        <w:rPr>
+          <w:rFonts w:ascii="Montserrat" w:hAnsi="Montserrat" w:cs="Times New Roman"/>
           <w:sz w:val="24"/>
           <w:szCs w:val="24"/>
         </w:rPr>
@@ -2838,14 +2773,14 @@
         <w:spacing w:after="0" w:line="360" w:lineRule="auto"/>
         <w:jc w:val="both"/>
         <w:rPr>
-          <w:rFonts w:ascii="Times New Roman" w:hAnsi="Times New Roman" w:cs="Times New Roman"/>
-          <w:sz w:val="24"/>
-          <w:szCs w:val="24"/>
-        </w:rPr>
-      </w:pPr>
-      <w:r>
-        <w:rPr>
-          <w:rFonts w:ascii="Times New Roman" w:hAnsi="Times New Roman" w:cs="Times New Roman"/>
+          <w:rFonts w:ascii="Montserrat" w:hAnsi="Montserrat" w:cs="Times New Roman"/>
+          <w:sz w:val="24"/>
+          <w:szCs w:val="24"/>
+        </w:rPr>
+      </w:pPr>
+      <w:r>
+        <w:rPr>
+          <w:rFonts w:ascii="Montserrat" w:hAnsi="Montserrat" w:cs="Times New Roman"/>
           <w:sz w:val="24"/>
           <w:szCs w:val="24"/>
         </w:rPr>
@@ -2858,14 +2793,14 @@
         <w:spacing w:after="0" w:line="360" w:lineRule="auto"/>
         <w:jc w:val="both"/>
         <w:rPr>
-          <w:rFonts w:ascii="Times New Roman" w:hAnsi="Times New Roman" w:cs="Times New Roman"/>
-          <w:sz w:val="24"/>
-          <w:szCs w:val="24"/>
-        </w:rPr>
-      </w:pPr>
-      <w:r>
-        <w:rPr>
-          <w:rFonts w:ascii="Times New Roman" w:hAnsi="Times New Roman" w:cs="Times New Roman"/>
+          <w:rFonts w:ascii="Montserrat" w:hAnsi="Montserrat" w:cs="Times New Roman"/>
+          <w:sz w:val="24"/>
+          <w:szCs w:val="24"/>
+        </w:rPr>
+      </w:pPr>
+      <w:r>
+        <w:rPr>
+          <w:rFonts w:ascii="Montserrat" w:hAnsi="Montserrat" w:cs="Times New Roman"/>
           <w:sz w:val="24"/>
           <w:szCs w:val="24"/>
         </w:rPr>
@@ -2878,14 +2813,14 @@
         <w:spacing w:after="0" w:line="360" w:lineRule="auto"/>
         <w:jc w:val="both"/>
         <w:rPr>
-          <w:rFonts w:ascii="Times New Roman" w:hAnsi="Times New Roman" w:cs="Times New Roman"/>
-          <w:sz w:val="24"/>
-          <w:szCs w:val="24"/>
-        </w:rPr>
-      </w:pPr>
-      <w:r>
-        <w:rPr>
-          <w:rFonts w:ascii="Times New Roman" w:hAnsi="Times New Roman" w:cs="Times New Roman"/>
+          <w:rFonts w:ascii="Montserrat" w:hAnsi="Montserrat" w:cs="Times New Roman"/>
+          <w:sz w:val="24"/>
+          <w:szCs w:val="24"/>
+        </w:rPr>
+      </w:pPr>
+      <w:r>
+        <w:rPr>
+          <w:rFonts w:ascii="Montserrat" w:hAnsi="Montserrat" w:cs="Times New Roman"/>
           <w:sz w:val="24"/>
           <w:szCs w:val="24"/>
         </w:rPr>
@@ -2898,14 +2833,14 @@
         <w:spacing w:after="0" w:line="360" w:lineRule="auto"/>
         <w:jc w:val="both"/>
         <w:rPr>
-          <w:rFonts w:ascii="Times New Roman" w:hAnsi="Times New Roman" w:cs="Times New Roman"/>
-          <w:sz w:val="24"/>
-          <w:szCs w:val="24"/>
-        </w:rPr>
-      </w:pPr>
-      <w:r>
-        <w:rPr>
-          <w:rFonts w:ascii="Times New Roman" w:hAnsi="Times New Roman" w:cs="Times New Roman"/>
+          <w:rFonts w:ascii="Montserrat" w:hAnsi="Montserrat" w:cs="Times New Roman"/>
+          <w:sz w:val="24"/>
+          <w:szCs w:val="24"/>
+        </w:rPr>
+      </w:pPr>
+      <w:r>
+        <w:rPr>
+          <w:rFonts w:ascii="Montserrat" w:hAnsi="Montserrat" w:cs="Times New Roman"/>
           <w:sz w:val="24"/>
           <w:szCs w:val="24"/>
         </w:rPr>
@@ -2918,14 +2853,14 @@
         <w:spacing w:after="0" w:line="360" w:lineRule="auto"/>
         <w:jc w:val="both"/>
         <w:rPr>
-          <w:rFonts w:ascii="Times New Roman" w:hAnsi="Times New Roman" w:cs="Times New Roman"/>
-          <w:sz w:val="24"/>
-          <w:szCs w:val="24"/>
-        </w:rPr>
-      </w:pPr>
-      <w:r>
-        <w:rPr>
-          <w:rFonts w:ascii="Times New Roman" w:hAnsi="Times New Roman" w:cs="Times New Roman"/>
+          <w:rFonts w:ascii="Montserrat" w:hAnsi="Montserrat" w:cs="Times New Roman"/>
+          <w:sz w:val="24"/>
+          <w:szCs w:val="24"/>
+        </w:rPr>
+      </w:pPr>
+      <w:r>
+        <w:rPr>
+          <w:rFonts w:ascii="Montserrat" w:hAnsi="Montserrat" w:cs="Times New Roman"/>
           <w:sz w:val="24"/>
           <w:szCs w:val="24"/>
         </w:rPr>
@@ -2938,14 +2873,14 @@
         <w:spacing w:after="0" w:line="360" w:lineRule="auto"/>
         <w:jc w:val="both"/>
         <w:rPr>
-          <w:rFonts w:ascii="Times New Roman" w:hAnsi="Times New Roman" w:cs="Times New Roman"/>
-          <w:sz w:val="24"/>
-          <w:szCs w:val="24"/>
-        </w:rPr>
-      </w:pPr>
-      <w:r>
-        <w:rPr>
-          <w:rFonts w:ascii="Times New Roman" w:hAnsi="Times New Roman" w:cs="Times New Roman"/>
+          <w:rFonts w:ascii="Montserrat" w:hAnsi="Montserrat" w:cs="Times New Roman"/>
+          <w:sz w:val="24"/>
+          <w:szCs w:val="24"/>
+        </w:rPr>
+      </w:pPr>
+      <w:r>
+        <w:rPr>
+          <w:rFonts w:ascii="Montserrat" w:hAnsi="Montserrat" w:cs="Times New Roman"/>
           <w:sz w:val="24"/>
           <w:szCs w:val="24"/>
         </w:rPr>
@@ -2958,14 +2893,14 @@
         <w:spacing w:after="0" w:line="360" w:lineRule="auto"/>
         <w:jc w:val="both"/>
         <w:rPr>
-          <w:rFonts w:ascii="Times New Roman" w:hAnsi="Times New Roman" w:cs="Times New Roman"/>
-          <w:sz w:val="24"/>
-          <w:szCs w:val="24"/>
-        </w:rPr>
-      </w:pPr>
-      <w:r>
-        <w:rPr>
-          <w:rFonts w:ascii="Times New Roman" w:hAnsi="Times New Roman" w:cs="Times New Roman"/>
+          <w:rFonts w:ascii="Montserrat" w:hAnsi="Montserrat" w:cs="Times New Roman"/>
+          <w:sz w:val="24"/>
+          <w:szCs w:val="24"/>
+        </w:rPr>
+      </w:pPr>
+      <w:r>
+        <w:rPr>
+          <w:rFonts w:ascii="Montserrat" w:hAnsi="Montserrat" w:cs="Times New Roman"/>
           <w:sz w:val="24"/>
           <w:szCs w:val="24"/>
         </w:rPr>
@@ -2978,43 +2913,34 @@
         <w:spacing w:after="0" w:line="360" w:lineRule="auto"/>
         <w:jc w:val="both"/>
         <w:rPr>
-          <w:rFonts w:ascii="Times New Roman" w:hAnsi="Times New Roman" w:cs="Times New Roman"/>
-          <w:sz w:val="24"/>
-          <w:szCs w:val="24"/>
-        </w:rPr>
-      </w:pPr>
-      <w:r>
-        <w:rPr>
-          <w:rFonts w:ascii="Times New Roman" w:hAnsi="Times New Roman" w:cs="Times New Roman"/>
-          <w:sz w:val="24"/>
-          <w:szCs w:val="24"/>
-        </w:rPr>
-        <w:tab/>
-        <w:t xml:space="preserve">“Girls,” Victoria came up behind them and advised motherly, “Alex is the only boy in your generation who can offer your children an enhanced genetic profile. He’s the </w:t>
-      </w:r>
-      <w:r>
-        <w:rPr>
-          <w:rFonts w:ascii="Times New Roman" w:hAnsi="Times New Roman" w:cs="Times New Roman"/>
-          <w:sz w:val="24"/>
-          <w:szCs w:val="24"/>
-        </w:rPr>
-        <w:lastRenderedPageBreak/>
-        <w:t xml:space="preserve">most promising prospective mate the families have to offer.” She looked at Alex and smiled as she asserted, “Perhaps the only true equal to any of you.” </w:t>
-      </w:r>
-    </w:p>
-    <w:p>
-      <w:pPr>
-        <w:spacing w:after="0" w:line="360" w:lineRule="auto"/>
-        <w:jc w:val="both"/>
-        <w:rPr>
-          <w:rFonts w:ascii="Times New Roman" w:hAnsi="Times New Roman" w:cs="Times New Roman"/>
-          <w:sz w:val="24"/>
-          <w:szCs w:val="24"/>
-        </w:rPr>
-      </w:pPr>
-      <w:r>
-        <w:rPr>
-          <w:rFonts w:ascii="Times New Roman" w:hAnsi="Times New Roman" w:cs="Times New Roman"/>
+          <w:rFonts w:ascii="Montserrat" w:hAnsi="Montserrat" w:cs="Times New Roman"/>
+          <w:sz w:val="24"/>
+          <w:szCs w:val="24"/>
+        </w:rPr>
+      </w:pPr>
+      <w:r>
+        <w:rPr>
+          <w:rFonts w:ascii="Montserrat" w:hAnsi="Montserrat" w:cs="Times New Roman"/>
+          <w:sz w:val="24"/>
+          <w:szCs w:val="24"/>
+        </w:rPr>
+        <w:tab/>
+        <w:t xml:space="preserve">“Girls,” Victoria came up behind them and advised motherly, “Alex is the only boy in your generation who can offer your children an enhanced genetic profile. He’s the most promising prospective mate the families have to offer.” She looked at Alex and smiled as she asserted, “Perhaps the only true equal to any of you.” </w:t>
+      </w:r>
+    </w:p>
+    <w:p>
+      <w:pPr>
+        <w:spacing w:after="0" w:line="360" w:lineRule="auto"/>
+        <w:jc w:val="both"/>
+        <w:rPr>
+          <w:rFonts w:ascii="Montserrat" w:hAnsi="Montserrat" w:cs="Times New Roman"/>
+          <w:sz w:val="24"/>
+          <w:szCs w:val="24"/>
+        </w:rPr>
+      </w:pPr>
+      <w:r>
+        <w:rPr>
+          <w:rFonts w:ascii="Montserrat" w:hAnsi="Montserrat" w:cs="Times New Roman"/>
           <w:sz w:val="24"/>
           <w:szCs w:val="24"/>
         </w:rPr>
@@ -3027,14 +2953,14 @@
         <w:spacing w:after="0" w:line="360" w:lineRule="auto"/>
         <w:jc w:val="both"/>
         <w:rPr>
-          <w:rFonts w:ascii="Times New Roman" w:hAnsi="Times New Roman" w:cs="Times New Roman"/>
-          <w:sz w:val="24"/>
-          <w:szCs w:val="24"/>
-        </w:rPr>
-      </w:pPr>
-      <w:r>
-        <w:rPr>
-          <w:rFonts w:ascii="Times New Roman" w:hAnsi="Times New Roman" w:cs="Times New Roman"/>
+          <w:rFonts w:ascii="Montserrat" w:hAnsi="Montserrat" w:cs="Times New Roman"/>
+          <w:sz w:val="24"/>
+          <w:szCs w:val="24"/>
+        </w:rPr>
+      </w:pPr>
+      <w:r>
+        <w:rPr>
+          <w:rFonts w:ascii="Montserrat" w:hAnsi="Montserrat" w:cs="Times New Roman"/>
           <w:sz w:val="24"/>
           <w:szCs w:val="24"/>
         </w:rPr>
@@ -3047,14 +2973,14 @@
         <w:spacing w:after="0" w:line="360" w:lineRule="auto"/>
         <w:jc w:val="both"/>
         <w:rPr>
-          <w:rFonts w:ascii="Times New Roman" w:hAnsi="Times New Roman" w:cs="Times New Roman"/>
-          <w:sz w:val="24"/>
-          <w:szCs w:val="24"/>
-        </w:rPr>
-      </w:pPr>
-      <w:r>
-        <w:rPr>
-          <w:rFonts w:ascii="Times New Roman" w:hAnsi="Times New Roman" w:cs="Times New Roman"/>
+          <w:rFonts w:ascii="Montserrat" w:hAnsi="Montserrat" w:cs="Times New Roman"/>
+          <w:sz w:val="24"/>
+          <w:szCs w:val="24"/>
+        </w:rPr>
+      </w:pPr>
+      <w:r>
+        <w:rPr>
+          <w:rFonts w:ascii="Montserrat" w:hAnsi="Montserrat" w:cs="Times New Roman"/>
           <w:sz w:val="24"/>
           <w:szCs w:val="24"/>
         </w:rPr>
@@ -3063,7 +2989,7 @@
       </w:r>
       <w:r>
         <w:rPr>
-          <w:rFonts w:ascii="Times New Roman" w:hAnsi="Times New Roman" w:cs="Times New Roman"/>
+          <w:rFonts w:ascii="Montserrat" w:hAnsi="Montserrat" w:cs="Times New Roman"/>
           <w:i/>
           <w:iCs/>
           <w:sz w:val="24"/>
@@ -3073,7 +2999,7 @@
       </w:r>
       <w:r>
         <w:rPr>
-          <w:rFonts w:ascii="Times New Roman" w:hAnsi="Times New Roman" w:cs="Times New Roman"/>
+          <w:rFonts w:ascii="Montserrat" w:hAnsi="Montserrat" w:cs="Times New Roman"/>
           <w:sz w:val="24"/>
           <w:szCs w:val="24"/>
         </w:rPr>
@@ -3081,7 +3007,7 @@
       </w:r>
       <w:r>
         <w:rPr>
-          <w:rFonts w:ascii="Times New Roman" w:hAnsi="Times New Roman" w:cs="Times New Roman"/>
+          <w:rFonts w:ascii="Montserrat" w:hAnsi="Montserrat" w:cs="Times New Roman"/>
           <w:i/>
           <w:iCs/>
           <w:sz w:val="24"/>
@@ -3091,7 +3017,7 @@
       </w:r>
       <w:r>
         <w:rPr>
-          <w:rFonts w:ascii="Times New Roman" w:hAnsi="Times New Roman" w:cs="Times New Roman"/>
+          <w:rFonts w:ascii="Montserrat" w:hAnsi="Montserrat" w:cs="Times New Roman"/>
           <w:sz w:val="24"/>
           <w:szCs w:val="24"/>
         </w:rPr>
@@ -3103,14 +3029,14 @@
         <w:spacing w:after="0" w:line="360" w:lineRule="auto"/>
         <w:jc w:val="both"/>
         <w:rPr>
-          <w:rFonts w:ascii="Times New Roman" w:hAnsi="Times New Roman" w:cs="Times New Roman"/>
-          <w:sz w:val="24"/>
-          <w:szCs w:val="24"/>
-        </w:rPr>
-      </w:pPr>
-      <w:r>
-        <w:rPr>
-          <w:rFonts w:ascii="Times New Roman" w:hAnsi="Times New Roman" w:cs="Times New Roman"/>
+          <w:rFonts w:ascii="Montserrat" w:hAnsi="Montserrat" w:cs="Times New Roman"/>
+          <w:sz w:val="24"/>
+          <w:szCs w:val="24"/>
+        </w:rPr>
+      </w:pPr>
+      <w:r>
+        <w:rPr>
+          <w:rFonts w:ascii="Montserrat" w:hAnsi="Montserrat" w:cs="Times New Roman"/>
           <w:sz w:val="24"/>
           <w:szCs w:val="24"/>
         </w:rPr>
@@ -3123,14 +3049,14 @@
         <w:spacing w:after="0" w:line="360" w:lineRule="auto"/>
         <w:jc w:val="both"/>
         <w:rPr>
-          <w:rFonts w:ascii="Times New Roman" w:hAnsi="Times New Roman" w:cs="Times New Roman"/>
-          <w:sz w:val="24"/>
-          <w:szCs w:val="24"/>
-        </w:rPr>
-      </w:pPr>
-      <w:r>
-        <w:rPr>
-          <w:rFonts w:ascii="Times New Roman" w:hAnsi="Times New Roman" w:cs="Times New Roman"/>
+          <w:rFonts w:ascii="Montserrat" w:hAnsi="Montserrat" w:cs="Times New Roman"/>
+          <w:sz w:val="24"/>
+          <w:szCs w:val="24"/>
+        </w:rPr>
+      </w:pPr>
+      <w:r>
+        <w:rPr>
+          <w:rFonts w:ascii="Montserrat" w:hAnsi="Montserrat" w:cs="Times New Roman"/>
           <w:sz w:val="24"/>
           <w:szCs w:val="24"/>
         </w:rPr>
@@ -3143,43 +3069,34 @@
         <w:spacing w:after="0" w:line="360" w:lineRule="auto"/>
         <w:jc w:val="both"/>
         <w:rPr>
-          <w:rFonts w:ascii="Times New Roman" w:hAnsi="Times New Roman" w:cs="Times New Roman"/>
-          <w:sz w:val="24"/>
-          <w:szCs w:val="24"/>
-        </w:rPr>
-      </w:pPr>
-      <w:r>
-        <w:rPr>
-          <w:rFonts w:ascii="Times New Roman" w:hAnsi="Times New Roman" w:cs="Times New Roman"/>
-          <w:sz w:val="24"/>
-          <w:szCs w:val="24"/>
-        </w:rPr>
-        <w:tab/>
-        <w:t xml:space="preserve">Alexandrea just shook her head wryly, and eased back onto her feet as he went on to hug his wife and announced a round of drinks. People were filing out and Alex was still quivering and mute in the center of the room. She was not entirely sure that the matter had gone well. She blinked and then protested faintly, as the absurdity of the situation really sunk in, “Are you all forgetting that I am a girl?” Her query met a wall of </w:t>
-      </w:r>
-      <w:r>
-        <w:rPr>
-          <w:rFonts w:ascii="Times New Roman" w:hAnsi="Times New Roman" w:cs="Times New Roman"/>
-          <w:sz w:val="24"/>
-          <w:szCs w:val="24"/>
-        </w:rPr>
-        <w:lastRenderedPageBreak/>
-        <w:t xml:space="preserve">backs, drowned out by their own excited chatter. The wedding plans were already being discussed. A hand stopped her before she could catch them and repeat her question. </w:t>
-      </w:r>
-    </w:p>
-    <w:p>
-      <w:pPr>
-        <w:spacing w:after="0" w:line="360" w:lineRule="auto"/>
-        <w:jc w:val="both"/>
-        <w:rPr>
-          <w:rFonts w:ascii="Times New Roman" w:hAnsi="Times New Roman" w:cs="Times New Roman"/>
-          <w:sz w:val="24"/>
-          <w:szCs w:val="24"/>
-        </w:rPr>
-      </w:pPr>
-      <w:r>
-        <w:rPr>
-          <w:rFonts w:ascii="Times New Roman" w:hAnsi="Times New Roman" w:cs="Times New Roman"/>
+          <w:rFonts w:ascii="Montserrat" w:hAnsi="Montserrat" w:cs="Times New Roman"/>
+          <w:sz w:val="24"/>
+          <w:szCs w:val="24"/>
+        </w:rPr>
+      </w:pPr>
+      <w:r>
+        <w:rPr>
+          <w:rFonts w:ascii="Montserrat" w:hAnsi="Montserrat" w:cs="Times New Roman"/>
+          <w:sz w:val="24"/>
+          <w:szCs w:val="24"/>
+        </w:rPr>
+        <w:tab/>
+        <w:t xml:space="preserve">Alexandrea just shook her head wryly, and eased back onto her feet as he went on to hug his wife and announced a round of drinks. People were filing out and Alex was still quivering and mute in the center of the room. She was not entirely sure that the matter had gone well. She blinked and then protested faintly, as the absurdity of the situation really sunk in, “Are you all forgetting that I am a girl?” Her query met a wall of backs, drowned out by their own excited chatter. The wedding plans were already being discussed. A hand stopped her before she could catch them and repeat her question. </w:t>
+      </w:r>
+    </w:p>
+    <w:p>
+      <w:pPr>
+        <w:spacing w:after="0" w:line="360" w:lineRule="auto"/>
+        <w:jc w:val="both"/>
+        <w:rPr>
+          <w:rFonts w:ascii="Montserrat" w:hAnsi="Montserrat" w:cs="Times New Roman"/>
+          <w:sz w:val="24"/>
+          <w:szCs w:val="24"/>
+        </w:rPr>
+      </w:pPr>
+      <w:r>
+        <w:rPr>
+          <w:rFonts w:ascii="Montserrat" w:hAnsi="Montserrat" w:cs="Times New Roman"/>
           <w:sz w:val="24"/>
           <w:szCs w:val="24"/>
         </w:rPr>
@@ -3192,14 +3109,14 @@
         <w:spacing w:after="0" w:line="360" w:lineRule="auto"/>
         <w:jc w:val="both"/>
         <w:rPr>
-          <w:rFonts w:ascii="Times New Roman" w:hAnsi="Times New Roman" w:cs="Times New Roman"/>
-          <w:sz w:val="24"/>
-          <w:szCs w:val="24"/>
-        </w:rPr>
-      </w:pPr>
-      <w:r>
-        <w:rPr>
-          <w:rFonts w:ascii="Times New Roman" w:hAnsi="Times New Roman" w:cs="Times New Roman"/>
+          <w:rFonts w:ascii="Montserrat" w:hAnsi="Montserrat" w:cs="Times New Roman"/>
+          <w:sz w:val="24"/>
+          <w:szCs w:val="24"/>
+        </w:rPr>
+      </w:pPr>
+      <w:r>
+        <w:rPr>
+          <w:rFonts w:ascii="Montserrat" w:hAnsi="Montserrat" w:cs="Times New Roman"/>
           <w:sz w:val="24"/>
           <w:szCs w:val="24"/>
         </w:rPr>
@@ -3212,14 +3129,14 @@
         <w:spacing w:after="0" w:line="360" w:lineRule="auto"/>
         <w:jc w:val="both"/>
         <w:rPr>
-          <w:rFonts w:ascii="Times New Roman" w:hAnsi="Times New Roman" w:cs="Times New Roman"/>
-          <w:sz w:val="24"/>
-          <w:szCs w:val="24"/>
-        </w:rPr>
-      </w:pPr>
-      <w:r>
-        <w:rPr>
-          <w:rFonts w:ascii="Times New Roman" w:hAnsi="Times New Roman" w:cs="Times New Roman"/>
+          <w:rFonts w:ascii="Montserrat" w:hAnsi="Montserrat" w:cs="Times New Roman"/>
+          <w:sz w:val="24"/>
+          <w:szCs w:val="24"/>
+        </w:rPr>
+      </w:pPr>
+      <w:r>
+        <w:rPr>
+          <w:rFonts w:ascii="Montserrat" w:hAnsi="Montserrat" w:cs="Times New Roman"/>
           <w:sz w:val="24"/>
           <w:szCs w:val="24"/>
         </w:rPr>
@@ -3232,14 +3149,14 @@
         <w:spacing w:after="0" w:line="360" w:lineRule="auto"/>
         <w:jc w:val="both"/>
         <w:rPr>
-          <w:rFonts w:ascii="Times New Roman" w:hAnsi="Times New Roman" w:cs="Times New Roman"/>
-          <w:sz w:val="24"/>
-          <w:szCs w:val="24"/>
-        </w:rPr>
-      </w:pPr>
-      <w:r>
-        <w:rPr>
-          <w:rFonts w:ascii="Times New Roman" w:hAnsi="Times New Roman" w:cs="Times New Roman"/>
+          <w:rFonts w:ascii="Montserrat" w:hAnsi="Montserrat" w:cs="Times New Roman"/>
+          <w:sz w:val="24"/>
+          <w:szCs w:val="24"/>
+        </w:rPr>
+      </w:pPr>
+      <w:r>
+        <w:rPr>
+          <w:rFonts w:ascii="Montserrat" w:hAnsi="Montserrat" w:cs="Times New Roman"/>
           <w:sz w:val="24"/>
           <w:szCs w:val="24"/>
         </w:rPr>
@@ -3252,14 +3169,14 @@
         <w:spacing w:after="0" w:line="360" w:lineRule="auto"/>
         <w:jc w:val="both"/>
         <w:rPr>
-          <w:rFonts w:ascii="Times New Roman" w:hAnsi="Times New Roman" w:cs="Times New Roman"/>
-          <w:sz w:val="24"/>
-          <w:szCs w:val="24"/>
-        </w:rPr>
-      </w:pPr>
-      <w:r>
-        <w:rPr>
-          <w:rFonts w:ascii="Times New Roman" w:hAnsi="Times New Roman" w:cs="Times New Roman"/>
+          <w:rFonts w:ascii="Montserrat" w:hAnsi="Montserrat" w:cs="Times New Roman"/>
+          <w:sz w:val="24"/>
+          <w:szCs w:val="24"/>
+        </w:rPr>
+      </w:pPr>
+      <w:r>
+        <w:rPr>
+          <w:rFonts w:ascii="Montserrat" w:hAnsi="Montserrat" w:cs="Times New Roman"/>
           <w:sz w:val="24"/>
           <w:szCs w:val="24"/>
         </w:rPr>
@@ -3272,14 +3189,14 @@
         <w:spacing w:after="0" w:line="360" w:lineRule="auto"/>
         <w:jc w:val="both"/>
         <w:rPr>
-          <w:rFonts w:ascii="Times New Roman" w:hAnsi="Times New Roman" w:cs="Times New Roman"/>
-          <w:sz w:val="24"/>
-          <w:szCs w:val="24"/>
-        </w:rPr>
-      </w:pPr>
-      <w:r>
-        <w:rPr>
-          <w:rFonts w:ascii="Times New Roman" w:hAnsi="Times New Roman" w:cs="Times New Roman"/>
+          <w:rFonts w:ascii="Montserrat" w:hAnsi="Montserrat" w:cs="Times New Roman"/>
+          <w:sz w:val="24"/>
+          <w:szCs w:val="24"/>
+        </w:rPr>
+      </w:pPr>
+      <w:r>
+        <w:rPr>
+          <w:rFonts w:ascii="Montserrat" w:hAnsi="Montserrat" w:cs="Times New Roman"/>
           <w:sz w:val="24"/>
           <w:szCs w:val="24"/>
         </w:rPr>
@@ -3292,18 +3209,17 @@
         <w:spacing w:after="0" w:line="360" w:lineRule="auto"/>
         <w:jc w:val="both"/>
         <w:rPr>
-          <w:rFonts w:ascii="Times New Roman" w:hAnsi="Times New Roman" w:cs="Times New Roman"/>
-          <w:sz w:val="24"/>
-          <w:szCs w:val="24"/>
-        </w:rPr>
-      </w:pPr>
-      <w:r>
-        <w:rPr>
-          <w:rFonts w:ascii="Times New Roman" w:hAnsi="Times New Roman" w:cs="Times New Roman"/>
-          <w:sz w:val="24"/>
-          <w:szCs w:val="24"/>
-        </w:rPr>
-        <w:lastRenderedPageBreak/>
+          <w:rFonts w:ascii="Montserrat" w:hAnsi="Montserrat" w:cs="Times New Roman"/>
+          <w:sz w:val="24"/>
+          <w:szCs w:val="24"/>
+        </w:rPr>
+      </w:pPr>
+      <w:r>
+        <w:rPr>
+          <w:rFonts w:ascii="Montserrat" w:hAnsi="Montserrat" w:cs="Times New Roman"/>
+          <w:sz w:val="24"/>
+          <w:szCs w:val="24"/>
+        </w:rPr>
         <w:tab/>
         <w:t>Alexandrea stopped and faced her squarely. As far as she was concerned, the whole business of seeking an equal or a better for marriage was absurd. It seemed more important, when confronting someone who truly was one’s equal, to make that person one’s friend. Since she really hoped Alex would be her friend, she was not about to ruin that hope by placing great expectations of love, or marriage, or children in the way. She figured that the best way to make Alex her friend was to accept Alex for herself. “Look,” she said, after sorting out her thoughts, “I hardly know you. This has been dropped on us by our parents, and I am not going to add to our problems by heaping great expectations on you. I meant it when I said I’d take you just the way you are. We both have a bit of growing up left to do, so there is no need to rush into anything. For right now, let’s just get to know each other, alright?”</w:t>
       </w:r>
@@ -3313,14 +3229,14 @@
         <w:spacing w:after="0" w:line="360" w:lineRule="auto"/>
         <w:jc w:val="both"/>
         <w:rPr>
-          <w:rFonts w:ascii="Times New Roman" w:hAnsi="Times New Roman" w:cs="Times New Roman"/>
-          <w:sz w:val="24"/>
-          <w:szCs w:val="24"/>
-        </w:rPr>
-      </w:pPr>
-      <w:r>
-        <w:rPr>
-          <w:rFonts w:ascii="Times New Roman" w:hAnsi="Times New Roman" w:cs="Times New Roman"/>
+          <w:rFonts w:ascii="Montserrat" w:hAnsi="Montserrat" w:cs="Times New Roman"/>
+          <w:sz w:val="24"/>
+          <w:szCs w:val="24"/>
+        </w:rPr>
+      </w:pPr>
+      <w:r>
+        <w:rPr>
+          <w:rFonts w:ascii="Montserrat" w:hAnsi="Montserrat" w:cs="Times New Roman"/>
           <w:sz w:val="24"/>
           <w:szCs w:val="24"/>
         </w:rPr>
@@ -3333,14 +3249,14 @@
         <w:spacing w:after="0" w:line="360" w:lineRule="auto"/>
         <w:jc w:val="both"/>
         <w:rPr>
-          <w:rFonts w:ascii="Times New Roman" w:hAnsi="Times New Roman" w:cs="Times New Roman"/>
-          <w:sz w:val="24"/>
-          <w:szCs w:val="24"/>
-        </w:rPr>
-      </w:pPr>
-      <w:r>
-        <w:rPr>
-          <w:rFonts w:ascii="Times New Roman" w:hAnsi="Times New Roman" w:cs="Times New Roman"/>
+          <w:rFonts w:ascii="Montserrat" w:hAnsi="Montserrat" w:cs="Times New Roman"/>
+          <w:sz w:val="24"/>
+          <w:szCs w:val="24"/>
+        </w:rPr>
+      </w:pPr>
+      <w:r>
+        <w:rPr>
+          <w:rFonts w:ascii="Montserrat" w:hAnsi="Montserrat" w:cs="Times New Roman"/>
           <w:sz w:val="24"/>
           <w:szCs w:val="24"/>
         </w:rPr>
@@ -3353,7 +3269,7 @@
         <w:spacing w:after="0" w:line="360" w:lineRule="auto"/>
         <w:jc w:val="both"/>
         <w:rPr>
-          <w:rFonts w:ascii="Times New Roman" w:hAnsi="Times New Roman" w:cs="Times New Roman"/>
+          <w:rFonts w:ascii="Montserrat" w:hAnsi="Montserrat" w:cs="Times New Roman"/>
           <w:sz w:val="24"/>
           <w:szCs w:val="24"/>
         </w:rPr>
@@ -3369,8 +3285,106 @@
 </w:document>
 </file>
 
+<file path=word/numbering.xml><?xml version="1.0" encoding="utf-8"?>
+<w:numbering xmlns:wpc="http://schemas.microsoft.com/office/word/2010/wordprocessingCanvas" xmlns:cx="http://schemas.microsoft.com/office/drawing/2014/chartex" xmlns:cx1="http://schemas.microsoft.com/office/drawing/2015/9/8/chartex" xmlns:cx2="http://schemas.microsoft.com/office/drawing/2015/10/21/chartex" xmlns:cx3="http://schemas.microsoft.com/office/drawing/2016/5/9/chartex" xmlns:cx4="http://schemas.microsoft.com/office/drawing/2016/5/10/chartex" xmlns:cx5="http://schemas.microsoft.com/office/drawing/2016/5/11/chartex" xmlns:cx6="http://schemas.microsoft.com/office/drawing/2016/5/12/chartex" xmlns:cx7="http://schemas.microsoft.com/office/drawing/2016/5/13/chartex" xmlns:cx8="http://schemas.microsoft.com/office/drawing/2016/5/14/chartex" xmlns:mc="http://schemas.openxmlformats.org/markup-compatibility/2006" xmlns:aink="http://schemas.microsoft.com/office/drawing/2016/ink" xmlns:am3d="http://schemas.microsoft.com/office/drawing/2017/model3d" xmlns:o="urn:schemas-microsoft-com:office:office" xmlns:oel="http://schemas.microsoft.com/office/2019/extlst" xmlns:r="http://schemas.openxmlformats.org/officeDocument/2006/relationships" xmlns:m="http://schemas.openxmlformats.org/officeDocument/2006/math" xmlns:v="urn:schemas-microsoft-com:vml" xmlns:wp14="http://schemas.microsoft.com/office/word/2010/wordprocessingDrawing" xmlns:wp="http://schemas.openxmlformats.org/drawingml/2006/wordprocessingDrawing" xmlns:w10="urn:schemas-microsoft-com:office:word" xmlns:w="http://schemas.openxmlformats.org/wordprocessingml/2006/main" xmlns:w14="http://schemas.microsoft.com/office/word/2010/wordml" xmlns:w15="http://schemas.microsoft.com/office/word/2012/wordml" xmlns:w16cex="http://schemas.microsoft.com/office/word/2018/wordml/cex" xmlns:w16cid="http://schemas.microsoft.com/office/word/2016/wordml/cid" xmlns:w16="http://schemas.microsoft.com/office/word/2018/wordml" xmlns:w16du="http://schemas.microsoft.com/office/word/2023/wordml/word16du" xmlns:w16sdtdh="http://schemas.microsoft.com/office/word/2020/wordml/sdtdatahash" xmlns:w16sdtfl="http://schemas.microsoft.com/office/word/2024/wordml/sdtformatlock" xmlns:w16se="http://schemas.microsoft.com/office/word/2015/wordml/symex" xmlns:wpg="http://schemas.microsoft.com/office/word/2010/wordprocessingGroup" xmlns:wpi="http://schemas.microsoft.com/office/word/2010/wordprocessingInk" xmlns:wne="http://schemas.microsoft.com/office/word/2006/wordml" xmlns:wps="http://schemas.microsoft.com/office/word/2010/wordprocessingShape" mc:Ignorable="w14 w15 w16se w16cid w16 w16cex w16sdtdh w16sdtfl w16du wp14">
+  <w:abstractNum w:abstractNumId="0" w15:restartNumberingAfterBreak="0">
+    <w:nsid w:val="FFFFFFFB"/>
+    <w:multiLevelType w:val="multilevel"/>
+    <w:tmpl w:val="80A499BA"/>
+    <w:lvl w:ilvl="0">
+      <w:start w:val="1"/>
+      <w:numFmt w:val="cardinalText"/>
+      <w:lvlText w:val="Chapter %1 "/>
+      <w:legacy w:legacy="1" w:legacySpace="144" w:legacyIndent="0"/>
+      <w:lvlJc w:val="left"/>
+    </w:lvl>
+    <w:lvl w:ilvl="1">
+      <w:start w:val="1"/>
+      <w:numFmt w:val="none"/>
+      <w:pStyle w:val="Heading2"/>
+      <w:suff w:val="nothing"/>
+      <w:lvlText w:val=""/>
+      <w:lvlJc w:val="left"/>
+    </w:lvl>
+    <w:lvl w:ilvl="2">
+      <w:start w:val="1"/>
+      <w:numFmt w:val="none"/>
+      <w:suff w:val="nothing"/>
+      <w:lvlText w:val=""/>
+      <w:lvlJc w:val="left"/>
+    </w:lvl>
+    <w:lvl w:ilvl="3">
+      <w:start w:val="1"/>
+      <w:numFmt w:val="none"/>
+      <w:pStyle w:val="Heading4"/>
+      <w:suff w:val="nothing"/>
+      <w:lvlText w:val=""/>
+      <w:lvlJc w:val="left"/>
+    </w:lvl>
+    <w:lvl w:ilvl="4">
+      <w:start w:val="1"/>
+      <w:numFmt w:val="none"/>
+      <w:pStyle w:val="Heading5"/>
+      <w:suff w:val="nothing"/>
+      <w:lvlText w:val=""/>
+      <w:lvlJc w:val="left"/>
+    </w:lvl>
+    <w:lvl w:ilvl="5">
+      <w:start w:val="1"/>
+      <w:numFmt w:val="none"/>
+      <w:pStyle w:val="Heading6"/>
+      <w:suff w:val="nothing"/>
+      <w:lvlText w:val=""/>
+      <w:lvlJc w:val="left"/>
+    </w:lvl>
+    <w:lvl w:ilvl="6">
+      <w:start w:val="1"/>
+      <w:numFmt w:val="none"/>
+      <w:suff w:val="nothing"/>
+      <w:lvlText w:val=""/>
+      <w:lvlJc w:val="left"/>
+    </w:lvl>
+    <w:lvl w:ilvl="7">
+      <w:start w:val="1"/>
+      <w:numFmt w:val="none"/>
+      <w:suff w:val="nothing"/>
+      <w:lvlText w:val=""/>
+      <w:lvlJc w:val="left"/>
+    </w:lvl>
+    <w:lvl w:ilvl="8">
+      <w:start w:val="1"/>
+      <w:numFmt w:val="none"/>
+      <w:suff w:val="nothing"/>
+      <w:lvlText w:val=""/>
+      <w:lvlJc w:val="left"/>
+    </w:lvl>
+  </w:abstractNum>
+  <w:num w:numId="1" w16cid:durableId="1562063005">
+    <w:abstractNumId w:val="0"/>
+  </w:num>
+  <w:num w:numId="2" w16cid:durableId="154877874">
+    <w:abstractNumId w:val="0"/>
+  </w:num>
+  <w:num w:numId="3" w16cid:durableId="1676498009">
+    <w:abstractNumId w:val="0"/>
+  </w:num>
+  <w:num w:numId="4" w16cid:durableId="875315901">
+    <w:abstractNumId w:val="0"/>
+  </w:num>
+  <w:num w:numId="5" w16cid:durableId="556433106">
+    <w:abstractNumId w:val="0"/>
+  </w:num>
+  <w:num w:numId="6" w16cid:durableId="436365533">
+    <w:abstractNumId w:val="0"/>
+  </w:num>
+  <w:num w:numId="7" w16cid:durableId="718667807">
+    <w:abstractNumId w:val="0"/>
+  </w:num>
+</w:numbering>
+</file>
+
 <file path=word/styles.xml><?xml version="1.0" encoding="utf-8"?>
-<w:styles xmlns:r="http://schemas.openxmlformats.org/officeDocument/2006/relationships" xmlns:w="http://schemas.openxmlformats.org/wordprocessingml/2006/main">
+<w:styles xmlns:mc="http://schemas.openxmlformats.org/markup-compatibility/2006" xmlns:r="http://schemas.openxmlformats.org/officeDocument/2006/relationships" xmlns:w="http://schemas.openxmlformats.org/wordprocessingml/2006/main" xmlns:w14="http://schemas.microsoft.com/office/word/2010/wordml" xmlns:w15="http://schemas.microsoft.com/office/word/2012/wordml" xmlns:w16cex="http://schemas.microsoft.com/office/word/2018/wordml/cex" xmlns:w16cid="http://schemas.microsoft.com/office/word/2016/wordml/cid" xmlns:w16="http://schemas.microsoft.com/office/word/2018/wordml" xmlns:w16du="http://schemas.microsoft.com/office/word/2023/wordml/word16du" xmlns:w16sdtdh="http://schemas.microsoft.com/office/word/2020/wordml/sdtdatahash" xmlns:w16sdtfl="http://schemas.microsoft.com/office/word/2024/wordml/sdtformatlock" xmlns:w16se="http://schemas.microsoft.com/office/word/2015/wordml/symex" mc:Ignorable="w14 w15 w16se w16cid w16 w16cex w16sdtdh w16sdtfl w16du">
   <w:docDefaults>
     <w:rPrDefault>
       <w:rPr>
@@ -3380,160 +3394,561 @@
         <w:lang w:val="en-US" w:eastAsia="en-US" w:bidi="ar-SA"/>
       </w:rPr>
     </w:rPrDefault>
-    <w:pPrDefault>
-      <w:pPr>
-        <w:spacing w:after="200" w:line="276" w:lineRule="auto"/>
-      </w:pPr>
-    </w:pPrDefault>
+    <w:pPrDefault/>
   </w:docDefaults>
-  <w:latentStyles w:defLockedState="0" w:defUIPriority="99" w:defSemiHidden="1" w:defUnhideWhenUsed="1" w:defQFormat="0" w:count="267">
-    <w:lsdException w:name="Normal" w:semiHidden="0" w:uiPriority="0" w:unhideWhenUsed="0" w:qFormat="1"/>
-    <w:lsdException w:name="heading 1" w:semiHidden="0" w:uiPriority="9" w:unhideWhenUsed="0" w:qFormat="1"/>
-    <w:lsdException w:name="heading 2" w:uiPriority="9" w:qFormat="1"/>
-    <w:lsdException w:name="heading 3" w:uiPriority="9" w:qFormat="1"/>
-    <w:lsdException w:name="heading 4" w:uiPriority="9" w:qFormat="1"/>
-    <w:lsdException w:name="heading 5" w:uiPriority="9" w:qFormat="1"/>
-    <w:lsdException w:name="heading 6" w:uiPriority="9" w:qFormat="1"/>
-    <w:lsdException w:name="heading 7" w:uiPriority="9" w:qFormat="1"/>
-    <w:lsdException w:name="heading 8" w:uiPriority="9" w:qFormat="1"/>
-    <w:lsdException w:name="heading 9" w:uiPriority="9" w:qFormat="1"/>
-    <w:lsdException w:name="toc 1" w:uiPriority="39"/>
-    <w:lsdException w:name="toc 2" w:uiPriority="39"/>
-    <w:lsdException w:name="toc 3" w:uiPriority="39"/>
-    <w:lsdException w:name="toc 4" w:uiPriority="39"/>
-    <w:lsdException w:name="toc 5" w:uiPriority="39"/>
-    <w:lsdException w:name="toc 6" w:uiPriority="39"/>
-    <w:lsdException w:name="toc 7" w:uiPriority="39"/>
-    <w:lsdException w:name="toc 8" w:uiPriority="39"/>
-    <w:lsdException w:name="toc 9" w:uiPriority="39"/>
-    <w:lsdException w:name="caption" w:uiPriority="35" w:qFormat="1"/>
-    <w:lsdException w:name="Title" w:semiHidden="0" w:uiPriority="10" w:unhideWhenUsed="0" w:qFormat="1"/>
-    <w:lsdException w:name="Default Paragraph Font" w:uiPriority="1"/>
-    <w:lsdException w:name="Body Text" w:uiPriority="0"/>
-    <w:lsdException w:name="Subtitle" w:semiHidden="0" w:uiPriority="11" w:unhideWhenUsed="0" w:qFormat="1"/>
-    <w:lsdException w:name="Strong" w:semiHidden="0" w:uiPriority="22" w:unhideWhenUsed="0" w:qFormat="1"/>
-    <w:lsdException w:name="Emphasis" w:semiHidden="0" w:uiPriority="20" w:unhideWhenUsed="0" w:qFormat="1"/>
-    <w:lsdException w:name="Table Grid" w:semiHidden="0" w:uiPriority="59" w:unhideWhenUsed="0"/>
-    <w:lsdException w:name="Placeholder Text" w:unhideWhenUsed="0"/>
-    <w:lsdException w:name="No Spacing" w:semiHidden="0" w:uiPriority="1" w:unhideWhenUsed="0" w:qFormat="1"/>
-    <w:lsdException w:name="Light Shading" w:semiHidden="0" w:uiPriority="60" w:unhideWhenUsed="0"/>
-    <w:lsdException w:name="Light List" w:semiHidden="0" w:uiPriority="61" w:unhideWhenUsed="0"/>
-    <w:lsdException w:name="Light Grid" w:semiHidden="0" w:uiPriority="62" w:unhideWhenUsed="0"/>
-    <w:lsdException w:name="Medium Shading 1" w:semiHidden="0" w:uiPriority="63" w:unhideWhenUsed="0"/>
-    <w:lsdException w:name="Medium Shading 2" w:semiHidden="0" w:uiPriority="64" w:unhideWhenUsed="0"/>
-    <w:lsdException w:name="Medium List 1" w:semiHidden="0" w:uiPriority="65" w:unhideWhenUsed="0"/>
-    <w:lsdException w:name="Medium List 2" w:semiHidden="0" w:uiPriority="66" w:unhideWhenUsed="0"/>
-    <w:lsdException w:name="Medium Grid 1" w:semiHidden="0" w:uiPriority="67" w:unhideWhenUsed="0"/>
-    <w:lsdException w:name="Medium Grid 2" w:semiHidden="0" w:uiPriority="68" w:unhideWhenUsed="0"/>
-    <w:lsdException w:name="Medium Grid 3" w:semiHidden="0" w:uiPriority="69" w:unhideWhenUsed="0"/>
-    <w:lsdException w:name="Dark List" w:semiHidden="0" w:uiPriority="70" w:unhideWhenUsed="0"/>
-    <w:lsdException w:name="Colorful Shading" w:semiHidden="0" w:uiPriority="71" w:unhideWhenUsed="0"/>
-    <w:lsdException w:name="Colorful List" w:semiHidden="0" w:uiPriority="72" w:unhideWhenUsed="0"/>
-    <w:lsdException w:name="Colorful Grid" w:semiHidden="0" w:uiPriority="73" w:unhideWhenUsed="0"/>
-    <w:lsdException w:name="Light Shading Accent 1" w:semiHidden="0" w:uiPriority="60" w:unhideWhenUsed="0"/>
-    <w:lsdException w:name="Light List Accent 1" w:semiHidden="0" w:uiPriority="61" w:unhideWhenUsed="0"/>
-    <w:lsdException w:name="Light Grid Accent 1" w:semiHidden="0" w:uiPriority="62" w:unhideWhenUsed="0"/>
-    <w:lsdException w:name="Medium Shading 1 Accent 1" w:semiHidden="0" w:uiPriority="63" w:unhideWhenUsed="0"/>
-    <w:lsdException w:name="Medium Shading 2 Accent 1" w:semiHidden="0" w:uiPriority="64" w:unhideWhenUsed="0"/>
-    <w:lsdException w:name="Medium List 1 Accent 1" w:semiHidden="0" w:uiPriority="65" w:unhideWhenUsed="0"/>
-    <w:lsdException w:name="Revision" w:unhideWhenUsed="0"/>
-    <w:lsdException w:name="List Paragraph" w:semiHidden="0" w:uiPriority="34" w:unhideWhenUsed="0" w:qFormat="1"/>
-    <w:lsdException w:name="Quote" w:semiHidden="0" w:uiPriority="29" w:unhideWhenUsed="0" w:qFormat="1"/>
-    <w:lsdException w:name="Intense Quote" w:semiHidden="0" w:uiPriority="30" w:unhideWhenUsed="0" w:qFormat="1"/>
-    <w:lsdException w:name="Medium List 2 Accent 1" w:semiHidden="0" w:uiPriority="66" w:unhideWhenUsed="0"/>
-    <w:lsdException w:name="Medium Grid 1 Accent 1" w:semiHidden="0" w:uiPriority="67" w:unhideWhenUsed="0"/>
-    <w:lsdException w:name="Medium Grid 2 Accent 1" w:semiHidden="0" w:uiPriority="68" w:unhideWhenUsed="0"/>
-    <w:lsdException w:name="Medium Grid 3 Accent 1" w:semiHidden="0" w:uiPriority="69" w:unhideWhenUsed="0"/>
-    <w:lsdException w:name="Dark List Accent 1" w:semiHidden="0" w:uiPriority="70" w:unhideWhenUsed="0"/>
-    <w:lsdException w:name="Colorful Shading Accent 1" w:semiHidden="0" w:uiPriority="71" w:unhideWhenUsed="0"/>
-    <w:lsdException w:name="Colorful List Accent 1" w:semiHidden="0" w:uiPriority="72" w:unhideWhenUsed="0"/>
-    <w:lsdException w:name="Colorful Grid Accent 1" w:semiHidden="0" w:uiPriority="73" w:unhideWhenUsed="0"/>
-    <w:lsdException w:name="Light Shading Accent 2" w:semiHidden="0" w:uiPriority="60" w:unhideWhenUsed="0"/>
-    <w:lsdException w:name="Light List Accent 2" w:semiHidden="0" w:uiPriority="61" w:unhideWhenUsed="0"/>
-    <w:lsdException w:name="Light Grid Accent 2" w:semiHidden="0" w:uiPriority="62" w:unhideWhenUsed="0"/>
-    <w:lsdException w:name="Medium Shading 1 Accent 2" w:semiHidden="0" w:uiPriority="63" w:unhideWhenUsed="0"/>
-    <w:lsdException w:name="Medium Shading 2 Accent 2" w:semiHidden="0" w:uiPriority="64" w:unhideWhenUsed="0"/>
-    <w:lsdException w:name="Medium List 1 Accent 2" w:semiHidden="0" w:uiPriority="65" w:unhideWhenUsed="0"/>
-    <w:lsdException w:name="Medium List 2 Accent 2" w:semiHidden="0" w:uiPriority="66" w:unhideWhenUsed="0"/>
-    <w:lsdException w:name="Medium Grid 1 Accent 2" w:semiHidden="0" w:uiPriority="67" w:unhideWhenUsed="0"/>
-    <w:lsdException w:name="Medium Grid 2 Accent 2" w:semiHidden="0" w:uiPriority="68" w:unhideWhenUsed="0"/>
-    <w:lsdException w:name="Medium Grid 3 Accent 2" w:semiHidden="0" w:uiPriority="69" w:unhideWhenUsed="0"/>
-    <w:lsdException w:name="Dark List Accent 2" w:semiHidden="0" w:uiPriority="70" w:unhideWhenUsed="0"/>
-    <w:lsdException w:name="Colorful Shading Accent 2" w:semiHidden="0" w:uiPriority="71" w:unhideWhenUsed="0"/>
-    <w:lsdException w:name="Colorful List Accent 2" w:semiHidden="0" w:uiPriority="72" w:unhideWhenUsed="0"/>
-    <w:lsdException w:name="Colorful Grid Accent 2" w:semiHidden="0" w:uiPriority="73" w:unhideWhenUsed="0"/>
-    <w:lsdException w:name="Light Shading Accent 3" w:semiHidden="0" w:uiPriority="60" w:unhideWhenUsed="0"/>
-    <w:lsdException w:name="Light List Accent 3" w:semiHidden="0" w:uiPriority="61" w:unhideWhenUsed="0"/>
-    <w:lsdException w:name="Light Grid Accent 3" w:semiHidden="0" w:uiPriority="62" w:unhideWhenUsed="0"/>
-    <w:lsdException w:name="Medium Shading 1 Accent 3" w:semiHidden="0" w:uiPriority="63" w:unhideWhenUsed="0"/>
-    <w:lsdException w:name="Medium Shading 2 Accent 3" w:semiHidden="0" w:uiPriority="64" w:unhideWhenUsed="0"/>
-    <w:lsdException w:name="Medium List 1 Accent 3" w:semiHidden="0" w:uiPriority="65" w:unhideWhenUsed="0"/>
-    <w:lsdException w:name="Medium List 2 Accent 3" w:semiHidden="0" w:uiPriority="66" w:unhideWhenUsed="0"/>
-    <w:lsdException w:name="Medium Grid 1 Accent 3" w:semiHidden="0" w:uiPriority="67" w:unhideWhenUsed="0"/>
-    <w:lsdException w:name="Medium Grid 2 Accent 3" w:semiHidden="0" w:uiPriority="68" w:unhideWhenUsed="0"/>
-    <w:lsdException w:name="Medium Grid 3 Accent 3" w:semiHidden="0" w:uiPriority="69" w:unhideWhenUsed="0"/>
-    <w:lsdException w:name="Dark List Accent 3" w:semiHidden="0" w:uiPriority="70" w:unhideWhenUsed="0"/>
-    <w:lsdException w:name="Colorful Shading Accent 3" w:semiHidden="0" w:uiPriority="71" w:unhideWhenUsed="0"/>
-    <w:lsdException w:name="Colorful List Accent 3" w:semiHidden="0" w:uiPriority="72" w:unhideWhenUsed="0"/>
-    <w:lsdException w:name="Colorful Grid Accent 3" w:semiHidden="0" w:uiPriority="73" w:unhideWhenUsed="0"/>
-    <w:lsdException w:name="Light Shading Accent 4" w:semiHidden="0" w:uiPriority="60" w:unhideWhenUsed="0"/>
-    <w:lsdException w:name="Light List Accent 4" w:semiHidden="0" w:uiPriority="61" w:unhideWhenUsed="0"/>
-    <w:lsdException w:name="Light Grid Accent 4" w:semiHidden="0" w:uiPriority="62" w:unhideWhenUsed="0"/>
-    <w:lsdException w:name="Medium Shading 1 Accent 4" w:semiHidden="0" w:uiPriority="63" w:unhideWhenUsed="0"/>
-    <w:lsdException w:name="Medium Shading 2 Accent 4" w:semiHidden="0" w:uiPriority="64" w:unhideWhenUsed="0"/>
-    <w:lsdException w:name="Medium List 1 Accent 4" w:semiHidden="0" w:uiPriority="65" w:unhideWhenUsed="0"/>
-    <w:lsdException w:name="Medium List 2 Accent 4" w:semiHidden="0" w:uiPriority="66" w:unhideWhenUsed="0"/>
-    <w:lsdException w:name="Medium Grid 1 Accent 4" w:semiHidden="0" w:uiPriority="67" w:unhideWhenUsed="0"/>
-    <w:lsdException w:name="Medium Grid 2 Accent 4" w:semiHidden="0" w:uiPriority="68" w:unhideWhenUsed="0"/>
-    <w:lsdException w:name="Medium Grid 3 Accent 4" w:semiHidden="0" w:uiPriority="69" w:unhideWhenUsed="0"/>
-    <w:lsdException w:name="Dark List Accent 4" w:semiHidden="0" w:uiPriority="70" w:unhideWhenUsed="0"/>
-    <w:lsdException w:name="Colorful Shading Accent 4" w:semiHidden="0" w:uiPriority="71" w:unhideWhenUsed="0"/>
-    <w:lsdException w:name="Colorful List Accent 4" w:semiHidden="0" w:uiPriority="72" w:unhideWhenUsed="0"/>
-    <w:lsdException w:name="Colorful Grid Accent 4" w:semiHidden="0" w:uiPriority="73" w:unhideWhenUsed="0"/>
-    <w:lsdException w:name="Light Shading Accent 5" w:semiHidden="0" w:uiPriority="60" w:unhideWhenUsed="0"/>
-    <w:lsdException w:name="Light List Accent 5" w:semiHidden="0" w:uiPriority="61" w:unhideWhenUsed="0"/>
-    <w:lsdException w:name="Light Grid Accent 5" w:semiHidden="0" w:uiPriority="62" w:unhideWhenUsed="0"/>
-    <w:lsdException w:name="Medium Shading 1 Accent 5" w:semiHidden="0" w:uiPriority="63" w:unhideWhenUsed="0"/>
-    <w:lsdException w:name="Medium Shading 2 Accent 5" w:semiHidden="0" w:uiPriority="64" w:unhideWhenUsed="0"/>
-    <w:lsdException w:name="Medium List 1 Accent 5" w:semiHidden="0" w:uiPriority="65" w:unhideWhenUsed="0"/>
-    <w:lsdException w:name="Medium List 2 Accent 5" w:semiHidden="0" w:uiPriority="66" w:unhideWhenUsed="0"/>
-    <w:lsdException w:name="Medium Grid 1 Accent 5" w:semiHidden="0" w:uiPriority="67" w:unhideWhenUsed="0"/>
-    <w:lsdException w:name="Medium Grid 2 Accent 5" w:semiHidden="0" w:uiPriority="68" w:unhideWhenUsed="0"/>
-    <w:lsdException w:name="Medium Grid 3 Accent 5" w:semiHidden="0" w:uiPriority="69" w:unhideWhenUsed="0"/>
-    <w:lsdException w:name="Dark List Accent 5" w:semiHidden="0" w:uiPriority="70" w:unhideWhenUsed="0"/>
-    <w:lsdException w:name="Colorful Shading Accent 5" w:semiHidden="0" w:uiPriority="71" w:unhideWhenUsed="0"/>
-    <w:lsdException w:name="Colorful List Accent 5" w:semiHidden="0" w:uiPriority="72" w:unhideWhenUsed="0"/>
-    <w:lsdException w:name="Colorful Grid Accent 5" w:semiHidden="0" w:uiPriority="73" w:unhideWhenUsed="0"/>
-    <w:lsdException w:name="Light Shading Accent 6" w:semiHidden="0" w:uiPriority="60" w:unhideWhenUsed="0"/>
-    <w:lsdException w:name="Light List Accent 6" w:semiHidden="0" w:uiPriority="61" w:unhideWhenUsed="0"/>
-    <w:lsdException w:name="Light Grid Accent 6" w:semiHidden="0" w:uiPriority="62" w:unhideWhenUsed="0"/>
-    <w:lsdException w:name="Medium Shading 1 Accent 6" w:semiHidden="0" w:uiPriority="63" w:unhideWhenUsed="0"/>
-    <w:lsdException w:name="Medium Shading 2 Accent 6" w:semiHidden="0" w:uiPriority="64" w:unhideWhenUsed="0"/>
-    <w:lsdException w:name="Medium List 1 Accent 6" w:semiHidden="0" w:uiPriority="65" w:unhideWhenUsed="0"/>
-    <w:lsdException w:name="Medium List 2 Accent 6" w:semiHidden="0" w:uiPriority="66" w:unhideWhenUsed="0"/>
-    <w:lsdException w:name="Medium Grid 1 Accent 6" w:semiHidden="0" w:uiPriority="67" w:unhideWhenUsed="0"/>
-    <w:lsdException w:name="Medium Grid 2 Accent 6" w:semiHidden="0" w:uiPriority="68" w:unhideWhenUsed="0"/>
-    <w:lsdException w:name="Medium Grid 3 Accent 6" w:semiHidden="0" w:uiPriority="69" w:unhideWhenUsed="0"/>
-    <w:lsdException w:name="Dark List Accent 6" w:semiHidden="0" w:uiPriority="70" w:unhideWhenUsed="0"/>
-    <w:lsdException w:name="Colorful Shading Accent 6" w:semiHidden="0" w:uiPriority="71" w:unhideWhenUsed="0"/>
-    <w:lsdException w:name="Colorful List Accent 6" w:semiHidden="0" w:uiPriority="72" w:unhideWhenUsed="0"/>
-    <w:lsdException w:name="Colorful Grid Accent 6" w:semiHidden="0" w:uiPriority="73" w:unhideWhenUsed="0"/>
-    <w:lsdException w:name="Subtle Emphasis" w:semiHidden="0" w:uiPriority="19" w:unhideWhenUsed="0" w:qFormat="1"/>
-    <w:lsdException w:name="Intense Emphasis" w:semiHidden="0" w:uiPriority="21" w:unhideWhenUsed="0" w:qFormat="1"/>
-    <w:lsdException w:name="Subtle Reference" w:semiHidden="0" w:uiPriority="31" w:unhideWhenUsed="0" w:qFormat="1"/>
-    <w:lsdException w:name="Intense Reference" w:semiHidden="0" w:uiPriority="32" w:unhideWhenUsed="0" w:qFormat="1"/>
-    <w:lsdException w:name="Book Title" w:semiHidden="0" w:uiPriority="33" w:unhideWhenUsed="0" w:qFormat="1"/>
-    <w:lsdException w:name="Bibliography" w:uiPriority="37"/>
-    <w:lsdException w:name="TOC Heading" w:uiPriority="39" w:qFormat="1"/>
+  <w:latentStyles w:defLockedState="0" w:defUIPriority="99" w:defSemiHidden="0" w:defUnhideWhenUsed="0" w:defQFormat="0" w:count="376">
+    <w:lsdException w:name="Normal" w:uiPriority="0" w:qFormat="1"/>
+    <w:lsdException w:name="heading 1" w:uiPriority="0" w:qFormat="1"/>
+    <w:lsdException w:name="heading 2" w:semiHidden="1" w:uiPriority="0" w:unhideWhenUsed="1" w:qFormat="1"/>
+    <w:lsdException w:name="heading 3" w:semiHidden="1" w:uiPriority="0" w:unhideWhenUsed="1" w:qFormat="1"/>
+    <w:lsdException w:name="heading 4" w:semiHidden="1" w:uiPriority="0" w:unhideWhenUsed="1" w:qFormat="1"/>
+    <w:lsdException w:name="heading 5" w:semiHidden="1" w:uiPriority="0" w:unhideWhenUsed="1" w:qFormat="1"/>
+    <w:lsdException w:name="heading 6" w:semiHidden="1" w:uiPriority="0" w:unhideWhenUsed="1" w:qFormat="1"/>
+    <w:lsdException w:name="heading 7" w:semiHidden="1" w:uiPriority="0" w:unhideWhenUsed="1" w:qFormat="1"/>
+    <w:lsdException w:name="heading 8" w:semiHidden="1" w:uiPriority="0" w:unhideWhenUsed="1" w:qFormat="1"/>
+    <w:lsdException w:name="heading 9" w:semiHidden="1" w:uiPriority="0" w:unhideWhenUsed="1" w:qFormat="1"/>
+    <w:lsdException w:name="index 1" w:semiHidden="1" w:unhideWhenUsed="1"/>
+    <w:lsdException w:name="index 2" w:semiHidden="1" w:unhideWhenUsed="1"/>
+    <w:lsdException w:name="index 3" w:semiHidden="1" w:unhideWhenUsed="1"/>
+    <w:lsdException w:name="index 4" w:semiHidden="1" w:unhideWhenUsed="1"/>
+    <w:lsdException w:name="index 5" w:semiHidden="1" w:unhideWhenUsed="1"/>
+    <w:lsdException w:name="index 6" w:semiHidden="1" w:unhideWhenUsed="1"/>
+    <w:lsdException w:name="index 7" w:semiHidden="1" w:unhideWhenUsed="1"/>
+    <w:lsdException w:name="index 8" w:semiHidden="1" w:unhideWhenUsed="1"/>
+    <w:lsdException w:name="index 9" w:semiHidden="1" w:unhideWhenUsed="1"/>
+    <w:lsdException w:name="toc 1" w:semiHidden="1" w:uiPriority="39" w:unhideWhenUsed="1"/>
+    <w:lsdException w:name="toc 2" w:semiHidden="1" w:uiPriority="39" w:unhideWhenUsed="1"/>
+    <w:lsdException w:name="toc 3" w:semiHidden="1" w:uiPriority="39" w:unhideWhenUsed="1"/>
+    <w:lsdException w:name="toc 4" w:semiHidden="1" w:uiPriority="39" w:unhideWhenUsed="1"/>
+    <w:lsdException w:name="toc 5" w:semiHidden="1" w:uiPriority="39" w:unhideWhenUsed="1"/>
+    <w:lsdException w:name="toc 6" w:semiHidden="1" w:uiPriority="39" w:unhideWhenUsed="1"/>
+    <w:lsdException w:name="toc 7" w:semiHidden="1" w:uiPriority="39" w:unhideWhenUsed="1"/>
+    <w:lsdException w:name="toc 8" w:semiHidden="1" w:uiPriority="39" w:unhideWhenUsed="1"/>
+    <w:lsdException w:name="toc 9" w:semiHidden="1" w:uiPriority="39" w:unhideWhenUsed="1"/>
+    <w:lsdException w:name="Normal Indent" w:semiHidden="1" w:unhideWhenUsed="1"/>
+    <w:lsdException w:name="footnote text" w:semiHidden="1" w:unhideWhenUsed="1"/>
+    <w:lsdException w:name="annotation text" w:semiHidden="1" w:unhideWhenUsed="1"/>
+    <w:lsdException w:name="header" w:semiHidden="1" w:unhideWhenUsed="1"/>
+    <w:lsdException w:name="footer" w:semiHidden="1" w:unhideWhenUsed="1"/>
+    <w:lsdException w:name="index heading" w:semiHidden="1" w:unhideWhenUsed="1"/>
+    <w:lsdException w:name="caption" w:semiHidden="1" w:uiPriority="35" w:unhideWhenUsed="1" w:qFormat="1"/>
+    <w:lsdException w:name="table of figures" w:semiHidden="1" w:unhideWhenUsed="1"/>
+    <w:lsdException w:name="envelope address" w:semiHidden="1" w:unhideWhenUsed="1"/>
+    <w:lsdException w:name="envelope return" w:semiHidden="1" w:unhideWhenUsed="1"/>
+    <w:lsdException w:name="footnote reference" w:semiHidden="1" w:unhideWhenUsed="1"/>
+    <w:lsdException w:name="annotation reference" w:semiHidden="1" w:unhideWhenUsed="1"/>
+    <w:lsdException w:name="line number" w:semiHidden="1" w:unhideWhenUsed="1"/>
+    <w:lsdException w:name="page number" w:semiHidden="1" w:unhideWhenUsed="1"/>
+    <w:lsdException w:name="endnote reference" w:semiHidden="1" w:unhideWhenUsed="1"/>
+    <w:lsdException w:name="endnote text" w:semiHidden="1" w:unhideWhenUsed="1"/>
+    <w:lsdException w:name="table of authorities" w:semiHidden="1" w:unhideWhenUsed="1"/>
+    <w:lsdException w:name="macro" w:semiHidden="1" w:unhideWhenUsed="1"/>
+    <w:lsdException w:name="toa heading" w:semiHidden="1" w:unhideWhenUsed="1"/>
+    <w:lsdException w:name="List" w:semiHidden="1" w:unhideWhenUsed="1"/>
+    <w:lsdException w:name="List Bullet" w:semiHidden="1" w:unhideWhenUsed="1"/>
+    <w:lsdException w:name="List Number" w:semiHidden="1" w:unhideWhenUsed="1"/>
+    <w:lsdException w:name="List 2" w:semiHidden="1" w:unhideWhenUsed="1"/>
+    <w:lsdException w:name="List 3" w:semiHidden="1" w:unhideWhenUsed="1"/>
+    <w:lsdException w:name="List 4" w:semiHidden="1" w:unhideWhenUsed="1"/>
+    <w:lsdException w:name="List 5" w:semiHidden="1" w:unhideWhenUsed="1"/>
+    <w:lsdException w:name="List Bullet 2" w:semiHidden="1" w:unhideWhenUsed="1"/>
+    <w:lsdException w:name="List Bullet 3" w:semiHidden="1" w:unhideWhenUsed="1"/>
+    <w:lsdException w:name="List Bullet 4" w:semiHidden="1" w:unhideWhenUsed="1"/>
+    <w:lsdException w:name="List Bullet 5" w:semiHidden="1" w:unhideWhenUsed="1"/>
+    <w:lsdException w:name="List Number 2" w:semiHidden="1" w:unhideWhenUsed="1"/>
+    <w:lsdException w:name="List Number 3" w:semiHidden="1" w:unhideWhenUsed="1"/>
+    <w:lsdException w:name="List Number 4" w:semiHidden="1" w:unhideWhenUsed="1"/>
+    <w:lsdException w:name="List Number 5" w:semiHidden="1" w:unhideWhenUsed="1"/>
+    <w:lsdException w:name="Title" w:uiPriority="10" w:qFormat="1"/>
+    <w:lsdException w:name="Closing" w:semiHidden="1" w:unhideWhenUsed="1"/>
+    <w:lsdException w:name="Signature" w:semiHidden="1" w:unhideWhenUsed="1"/>
+    <w:lsdException w:name="Default Paragraph Font" w:semiHidden="1" w:uiPriority="1" w:unhideWhenUsed="1"/>
+    <w:lsdException w:name="Body Text" w:semiHidden="1" w:uiPriority="0" w:unhideWhenUsed="1"/>
+    <w:lsdException w:name="Body Text Indent" w:semiHidden="1" w:unhideWhenUsed="1"/>
+    <w:lsdException w:name="List Continue" w:semiHidden="1" w:unhideWhenUsed="1"/>
+    <w:lsdException w:name="List Continue 2" w:semiHidden="1" w:unhideWhenUsed="1"/>
+    <w:lsdException w:name="List Continue 3" w:semiHidden="1" w:unhideWhenUsed="1"/>
+    <w:lsdException w:name="List Continue 4" w:semiHidden="1" w:unhideWhenUsed="1"/>
+    <w:lsdException w:name="List Continue 5" w:semiHidden="1" w:unhideWhenUsed="1"/>
+    <w:lsdException w:name="Message Header" w:semiHidden="1" w:unhideWhenUsed="1"/>
+    <w:lsdException w:name="Subtitle" w:uiPriority="11" w:qFormat="1"/>
+    <w:lsdException w:name="Salutation" w:semiHidden="1" w:unhideWhenUsed="1"/>
+    <w:lsdException w:name="Date" w:semiHidden="1" w:unhideWhenUsed="1"/>
+    <w:lsdException w:name="Body Text First Indent" w:semiHidden="1" w:unhideWhenUsed="1"/>
+    <w:lsdException w:name="Body Text First Indent 2" w:semiHidden="1" w:unhideWhenUsed="1"/>
+    <w:lsdException w:name="Note Heading" w:semiHidden="1" w:unhideWhenUsed="1"/>
+    <w:lsdException w:name="Body Text 2" w:semiHidden="1" w:unhideWhenUsed="1"/>
+    <w:lsdException w:name="Body Text 3" w:semiHidden="1" w:unhideWhenUsed="1"/>
+    <w:lsdException w:name="Body Text Indent 2" w:semiHidden="1" w:unhideWhenUsed="1"/>
+    <w:lsdException w:name="Body Text Indent 3" w:semiHidden="1" w:unhideWhenUsed="1"/>
+    <w:lsdException w:name="Block Text" w:semiHidden="1" w:unhideWhenUsed="1"/>
+    <w:lsdException w:name="Hyperlink" w:semiHidden="1" w:unhideWhenUsed="1"/>
+    <w:lsdException w:name="FollowedHyperlink" w:semiHidden="1" w:unhideWhenUsed="1"/>
+    <w:lsdException w:name="Strong" w:uiPriority="22" w:qFormat="1"/>
+    <w:lsdException w:name="Emphasis" w:uiPriority="20" w:qFormat="1"/>
+    <w:lsdException w:name="Document Map" w:semiHidden="1" w:unhideWhenUsed="1"/>
+    <w:lsdException w:name="Plain Text" w:semiHidden="1" w:unhideWhenUsed="1"/>
+    <w:lsdException w:name="E-mail Signature" w:semiHidden="1" w:unhideWhenUsed="1"/>
+    <w:lsdException w:name="HTML Top of Form" w:semiHidden="1" w:unhideWhenUsed="1"/>
+    <w:lsdException w:name="HTML Bottom of Form" w:semiHidden="1" w:unhideWhenUsed="1"/>
+    <w:lsdException w:name="Normal (Web)" w:semiHidden="1" w:unhideWhenUsed="1"/>
+    <w:lsdException w:name="HTML Acronym" w:semiHidden="1" w:unhideWhenUsed="1"/>
+    <w:lsdException w:name="HTML Address" w:semiHidden="1" w:unhideWhenUsed="1"/>
+    <w:lsdException w:name="HTML Cite" w:semiHidden="1" w:unhideWhenUsed="1"/>
+    <w:lsdException w:name="HTML Code" w:semiHidden="1" w:unhideWhenUsed="1"/>
+    <w:lsdException w:name="HTML Definition" w:semiHidden="1" w:unhideWhenUsed="1"/>
+    <w:lsdException w:name="HTML Keyboard" w:semiHidden="1" w:unhideWhenUsed="1"/>
+    <w:lsdException w:name="HTML Preformatted" w:semiHidden="1" w:unhideWhenUsed="1"/>
+    <w:lsdException w:name="HTML Sample" w:semiHidden="1" w:unhideWhenUsed="1"/>
+    <w:lsdException w:name="HTML Typewriter" w:semiHidden="1" w:unhideWhenUsed="1"/>
+    <w:lsdException w:name="HTML Variable" w:semiHidden="1" w:unhideWhenUsed="1"/>
+    <w:lsdException w:name="Normal Table" w:semiHidden="1" w:unhideWhenUsed="1"/>
+    <w:lsdException w:name="annotation subject" w:semiHidden="1" w:unhideWhenUsed="1"/>
+    <w:lsdException w:name="No List" w:semiHidden="1" w:unhideWhenUsed="1"/>
+    <w:lsdException w:name="Outline List 1" w:semiHidden="1" w:unhideWhenUsed="1"/>
+    <w:lsdException w:name="Outline List 2" w:semiHidden="1" w:unhideWhenUsed="1"/>
+    <w:lsdException w:name="Outline List 3" w:semiHidden="1" w:unhideWhenUsed="1"/>
+    <w:lsdException w:name="Table Simple 1" w:semiHidden="1" w:unhideWhenUsed="1"/>
+    <w:lsdException w:name="Table Simple 2" w:semiHidden="1" w:unhideWhenUsed="1"/>
+    <w:lsdException w:name="Table Simple 3" w:semiHidden="1" w:unhideWhenUsed="1"/>
+    <w:lsdException w:name="Table Classic 1" w:semiHidden="1" w:unhideWhenUsed="1"/>
+    <w:lsdException w:name="Table Classic 2" w:semiHidden="1" w:unhideWhenUsed="1"/>
+    <w:lsdException w:name="Table Classic 3" w:semiHidden="1" w:unhideWhenUsed="1"/>
+    <w:lsdException w:name="Table Classic 4" w:semiHidden="1" w:unhideWhenUsed="1"/>
+    <w:lsdException w:name="Table Colorful 1" w:semiHidden="1" w:unhideWhenUsed="1"/>
+    <w:lsdException w:name="Table Colorful 2" w:semiHidden="1" w:unhideWhenUsed="1"/>
+    <w:lsdException w:name="Table Colorful 3" w:semiHidden="1" w:unhideWhenUsed="1"/>
+    <w:lsdException w:name="Table Columns 1" w:semiHidden="1" w:unhideWhenUsed="1"/>
+    <w:lsdException w:name="Table Columns 2" w:semiHidden="1" w:unhideWhenUsed="1"/>
+    <w:lsdException w:name="Table Columns 3" w:semiHidden="1" w:unhideWhenUsed="1"/>
+    <w:lsdException w:name="Table Columns 4" w:semiHidden="1" w:unhideWhenUsed="1"/>
+    <w:lsdException w:name="Table Columns 5" w:semiHidden="1" w:unhideWhenUsed="1"/>
+    <w:lsdException w:name="Table Grid 1" w:semiHidden="1" w:unhideWhenUsed="1"/>
+    <w:lsdException w:name="Table Grid 2" w:semiHidden="1" w:unhideWhenUsed="1"/>
+    <w:lsdException w:name="Table Grid 3" w:semiHidden="1" w:unhideWhenUsed="1"/>
+    <w:lsdException w:name="Table Grid 4" w:semiHidden="1" w:unhideWhenUsed="1"/>
+    <w:lsdException w:name="Table Grid 5" w:semiHidden="1" w:unhideWhenUsed="1"/>
+    <w:lsdException w:name="Table Grid 6" w:semiHidden="1" w:unhideWhenUsed="1"/>
+    <w:lsdException w:name="Table Grid 7" w:semiHidden="1" w:unhideWhenUsed="1"/>
+    <w:lsdException w:name="Table Grid 8" w:semiHidden="1" w:unhideWhenUsed="1"/>
+    <w:lsdException w:name="Table List 1" w:semiHidden="1" w:unhideWhenUsed="1"/>
+    <w:lsdException w:name="Table List 2" w:semiHidden="1" w:unhideWhenUsed="1"/>
+    <w:lsdException w:name="Table List 3" w:semiHidden="1" w:unhideWhenUsed="1"/>
+    <w:lsdException w:name="Table List 4" w:semiHidden="1" w:unhideWhenUsed="1"/>
+    <w:lsdException w:name="Table List 5" w:semiHidden="1" w:unhideWhenUsed="1"/>
+    <w:lsdException w:name="Table List 6" w:semiHidden="1" w:unhideWhenUsed="1"/>
+    <w:lsdException w:name="Table List 7" w:semiHidden="1" w:unhideWhenUsed="1"/>
+    <w:lsdException w:name="Table List 8" w:semiHidden="1" w:unhideWhenUsed="1"/>
+    <w:lsdException w:name="Table 3D effects 1" w:semiHidden="1" w:unhideWhenUsed="1"/>
+    <w:lsdException w:name="Table 3D effects 2" w:semiHidden="1" w:unhideWhenUsed="1"/>
+    <w:lsdException w:name="Table 3D effects 3" w:semiHidden="1" w:unhideWhenUsed="1"/>
+    <w:lsdException w:name="Table Contemporary" w:semiHidden="1" w:unhideWhenUsed="1"/>
+    <w:lsdException w:name="Table Elegant" w:semiHidden="1" w:unhideWhenUsed="1"/>
+    <w:lsdException w:name="Table Professional" w:semiHidden="1" w:unhideWhenUsed="1"/>
+    <w:lsdException w:name="Table Subtle 1" w:semiHidden="1" w:unhideWhenUsed="1"/>
+    <w:lsdException w:name="Table Subtle 2" w:semiHidden="1" w:unhideWhenUsed="1"/>
+    <w:lsdException w:name="Table Web 1" w:semiHidden="1" w:unhideWhenUsed="1"/>
+    <w:lsdException w:name="Table Web 2" w:semiHidden="1" w:unhideWhenUsed="1"/>
+    <w:lsdException w:name="Table Web 3" w:semiHidden="1" w:unhideWhenUsed="1"/>
+    <w:lsdException w:name="Balloon Text" w:semiHidden="1" w:unhideWhenUsed="1"/>
+    <w:lsdException w:name="Table Grid" w:uiPriority="59"/>
+    <w:lsdException w:name="Table Theme" w:semiHidden="1" w:unhideWhenUsed="1"/>
+    <w:lsdException w:name="Placeholder Text" w:semiHidden="1"/>
+    <w:lsdException w:name="No Spacing" w:uiPriority="1" w:qFormat="1"/>
+    <w:lsdException w:name="Light Shading" w:uiPriority="60"/>
+    <w:lsdException w:name="Light List" w:uiPriority="61"/>
+    <w:lsdException w:name="Light Grid" w:uiPriority="62"/>
+    <w:lsdException w:name="Medium Shading 1" w:uiPriority="63"/>
+    <w:lsdException w:name="Medium Shading 2" w:uiPriority="64"/>
+    <w:lsdException w:name="Medium List 1" w:uiPriority="65"/>
+    <w:lsdException w:name="Medium List 2" w:uiPriority="66"/>
+    <w:lsdException w:name="Medium Grid 1" w:uiPriority="67"/>
+    <w:lsdException w:name="Medium Grid 2" w:uiPriority="68"/>
+    <w:lsdException w:name="Medium Grid 3" w:uiPriority="69"/>
+    <w:lsdException w:name="Dark List" w:uiPriority="70"/>
+    <w:lsdException w:name="Colorful Shading" w:uiPriority="71"/>
+    <w:lsdException w:name="Colorful List" w:uiPriority="72"/>
+    <w:lsdException w:name="Colorful Grid" w:uiPriority="73"/>
+    <w:lsdException w:name="Light Shading Accent 1" w:uiPriority="60"/>
+    <w:lsdException w:name="Light List Accent 1" w:uiPriority="61"/>
+    <w:lsdException w:name="Light Grid Accent 1" w:uiPriority="62"/>
+    <w:lsdException w:name="Medium Shading 1 Accent 1" w:uiPriority="63"/>
+    <w:lsdException w:name="Medium Shading 2 Accent 1" w:uiPriority="64"/>
+    <w:lsdException w:name="Medium List 1 Accent 1" w:uiPriority="65"/>
+    <w:lsdException w:name="Revision" w:semiHidden="1"/>
+    <w:lsdException w:name="List Paragraph" w:uiPriority="34" w:qFormat="1"/>
+    <w:lsdException w:name="Quote" w:uiPriority="29" w:qFormat="1"/>
+    <w:lsdException w:name="Intense Quote" w:uiPriority="30" w:qFormat="1"/>
+    <w:lsdException w:name="Medium List 2 Accent 1" w:uiPriority="66"/>
+    <w:lsdException w:name="Medium Grid 1 Accent 1" w:uiPriority="67"/>
+    <w:lsdException w:name="Medium Grid 2 Accent 1" w:uiPriority="68"/>
+    <w:lsdException w:name="Medium Grid 3 Accent 1" w:uiPriority="69"/>
+    <w:lsdException w:name="Dark List Accent 1" w:uiPriority="70"/>
+    <w:lsdException w:name="Colorful Shading Accent 1" w:uiPriority="71"/>
+    <w:lsdException w:name="Colorful List Accent 1" w:uiPriority="72"/>
+    <w:lsdException w:name="Colorful Grid Accent 1" w:uiPriority="73"/>
+    <w:lsdException w:name="Light Shading Accent 2" w:uiPriority="60"/>
+    <w:lsdException w:name="Light List Accent 2" w:uiPriority="61"/>
+    <w:lsdException w:name="Light Grid Accent 2" w:uiPriority="62"/>
+    <w:lsdException w:name="Medium Shading 1 Accent 2" w:uiPriority="63"/>
+    <w:lsdException w:name="Medium Shading 2 Accent 2" w:uiPriority="64"/>
+    <w:lsdException w:name="Medium List 1 Accent 2" w:uiPriority="65"/>
+    <w:lsdException w:name="Medium List 2 Accent 2" w:uiPriority="66"/>
+    <w:lsdException w:name="Medium Grid 1 Accent 2" w:uiPriority="67"/>
+    <w:lsdException w:name="Medium Grid 2 Accent 2" w:uiPriority="68"/>
+    <w:lsdException w:name="Medium Grid 3 Accent 2" w:uiPriority="69"/>
+    <w:lsdException w:name="Dark List Accent 2" w:uiPriority="70"/>
+    <w:lsdException w:name="Colorful Shading Accent 2" w:uiPriority="71"/>
+    <w:lsdException w:name="Colorful List Accent 2" w:uiPriority="72"/>
+    <w:lsdException w:name="Colorful Grid Accent 2" w:uiPriority="73"/>
+    <w:lsdException w:name="Light Shading Accent 3" w:uiPriority="60"/>
+    <w:lsdException w:name="Light List Accent 3" w:uiPriority="61"/>
+    <w:lsdException w:name="Light Grid Accent 3" w:uiPriority="62"/>
+    <w:lsdException w:name="Medium Shading 1 Accent 3" w:uiPriority="63"/>
+    <w:lsdException w:name="Medium Shading 2 Accent 3" w:uiPriority="64"/>
+    <w:lsdException w:name="Medium List 1 Accent 3" w:uiPriority="65"/>
+    <w:lsdException w:name="Medium List 2 Accent 3" w:uiPriority="66"/>
+    <w:lsdException w:name="Medium Grid 1 Accent 3" w:uiPriority="67"/>
+    <w:lsdException w:name="Medium Grid 2 Accent 3" w:uiPriority="68"/>
+    <w:lsdException w:name="Medium Grid 3 Accent 3" w:uiPriority="69"/>
+    <w:lsdException w:name="Dark List Accent 3" w:uiPriority="70"/>
+    <w:lsdException w:name="Colorful Shading Accent 3" w:uiPriority="71"/>
+    <w:lsdException w:name="Colorful List Accent 3" w:uiPriority="72"/>
+    <w:lsdException w:name="Colorful Grid Accent 3" w:uiPriority="73"/>
+    <w:lsdException w:name="Light Shading Accent 4" w:uiPriority="60"/>
+    <w:lsdException w:name="Light List Accent 4" w:uiPriority="61"/>
+    <w:lsdException w:name="Light Grid Accent 4" w:uiPriority="62"/>
+    <w:lsdException w:name="Medium Shading 1 Accent 4" w:uiPriority="63"/>
+    <w:lsdException w:name="Medium Shading 2 Accent 4" w:uiPriority="64"/>
+    <w:lsdException w:name="Medium List 1 Accent 4" w:uiPriority="65"/>
+    <w:lsdException w:name="Medium List 2 Accent 4" w:uiPriority="66"/>
+    <w:lsdException w:name="Medium Grid 1 Accent 4" w:uiPriority="67"/>
+    <w:lsdException w:name="Medium Grid 2 Accent 4" w:uiPriority="68"/>
+    <w:lsdException w:name="Medium Grid 3 Accent 4" w:uiPriority="69"/>
+    <w:lsdException w:name="Dark List Accent 4" w:uiPriority="70"/>
+    <w:lsdException w:name="Colorful Shading Accent 4" w:uiPriority="71"/>
+    <w:lsdException w:name="Colorful List Accent 4" w:uiPriority="72"/>
+    <w:lsdException w:name="Colorful Grid Accent 4" w:uiPriority="73"/>
+    <w:lsdException w:name="Light Shading Accent 5" w:uiPriority="60"/>
+    <w:lsdException w:name="Light List Accent 5" w:uiPriority="61"/>
+    <w:lsdException w:name="Light Grid Accent 5" w:uiPriority="62"/>
+    <w:lsdException w:name="Medium Shading 1 Accent 5" w:uiPriority="63"/>
+    <w:lsdException w:name="Medium Shading 2 Accent 5" w:uiPriority="64"/>
+    <w:lsdException w:name="Medium List 1 Accent 5" w:uiPriority="65"/>
+    <w:lsdException w:name="Medium List 2 Accent 5" w:uiPriority="66"/>
+    <w:lsdException w:name="Medium Grid 1 Accent 5" w:uiPriority="67"/>
+    <w:lsdException w:name="Medium Grid 2 Accent 5" w:uiPriority="68"/>
+    <w:lsdException w:name="Medium Grid 3 Accent 5" w:uiPriority="69"/>
+    <w:lsdException w:name="Dark List Accent 5" w:uiPriority="70"/>
+    <w:lsdException w:name="Colorful Shading Accent 5" w:uiPriority="71"/>
+    <w:lsdException w:name="Colorful List Accent 5" w:uiPriority="72"/>
+    <w:lsdException w:name="Colorful Grid Accent 5" w:uiPriority="73"/>
+    <w:lsdException w:name="Light Shading Accent 6" w:uiPriority="60"/>
+    <w:lsdException w:name="Light List Accent 6" w:uiPriority="61"/>
+    <w:lsdException w:name="Light Grid Accent 6" w:uiPriority="62"/>
+    <w:lsdException w:name="Medium Shading 1 Accent 6" w:uiPriority="63"/>
+    <w:lsdException w:name="Medium Shading 2 Accent 6" w:uiPriority="64"/>
+    <w:lsdException w:name="Medium List 1 Accent 6" w:uiPriority="65"/>
+    <w:lsdException w:name="Medium List 2 Accent 6" w:uiPriority="66"/>
+    <w:lsdException w:name="Medium Grid 1 Accent 6" w:uiPriority="67"/>
+    <w:lsdException w:name="Medium Grid 2 Accent 6" w:uiPriority="68"/>
+    <w:lsdException w:name="Medium Grid 3 Accent 6" w:uiPriority="69"/>
+    <w:lsdException w:name="Dark List Accent 6" w:uiPriority="70"/>
+    <w:lsdException w:name="Colorful Shading Accent 6" w:uiPriority="71"/>
+    <w:lsdException w:name="Colorful List Accent 6" w:uiPriority="72"/>
+    <w:lsdException w:name="Colorful Grid Accent 6" w:uiPriority="73"/>
+    <w:lsdException w:name="Subtle Emphasis" w:uiPriority="19" w:qFormat="1"/>
+    <w:lsdException w:name="Intense Emphasis" w:uiPriority="21" w:qFormat="1"/>
+    <w:lsdException w:name="Subtle Reference" w:uiPriority="31" w:qFormat="1"/>
+    <w:lsdException w:name="Intense Reference" w:uiPriority="32" w:qFormat="1"/>
+    <w:lsdException w:name="Book Title" w:uiPriority="33" w:qFormat="1"/>
+    <w:lsdException w:name="Bibliography" w:semiHidden="1" w:uiPriority="37" w:unhideWhenUsed="1"/>
+    <w:lsdException w:name="TOC Heading" w:semiHidden="1" w:uiPriority="39" w:unhideWhenUsed="1" w:qFormat="1"/>
+    <w:lsdException w:name="Plain Table 1" w:uiPriority="41"/>
+    <w:lsdException w:name="Plain Table 2" w:uiPriority="42"/>
+    <w:lsdException w:name="Plain Table 3" w:uiPriority="43"/>
+    <w:lsdException w:name="Plain Table 4" w:uiPriority="44"/>
+    <w:lsdException w:name="Plain Table 5" w:uiPriority="45"/>
+    <w:lsdException w:name="Grid Table Light" w:uiPriority="40"/>
+    <w:lsdException w:name="Grid Table 1 Light" w:uiPriority="46"/>
+    <w:lsdException w:name="Grid Table 2" w:uiPriority="47"/>
+    <w:lsdException w:name="Grid Table 3" w:uiPriority="48"/>
+    <w:lsdException w:name="Grid Table 4" w:uiPriority="49"/>
+    <w:lsdException w:name="Grid Table 5 Dark" w:uiPriority="50"/>
+    <w:lsdException w:name="Grid Table 6 Colorful" w:uiPriority="51"/>
+    <w:lsdException w:name="Grid Table 7 Colorful" w:uiPriority="52"/>
+    <w:lsdException w:name="Grid Table 1 Light Accent 1" w:uiPriority="46"/>
+    <w:lsdException w:name="Grid Table 2 Accent 1" w:uiPriority="47"/>
+    <w:lsdException w:name="Grid Table 3 Accent 1" w:uiPriority="48"/>
+    <w:lsdException w:name="Grid Table 4 Accent 1" w:uiPriority="49"/>
+    <w:lsdException w:name="Grid Table 5 Dark Accent 1" w:uiPriority="50"/>
+    <w:lsdException w:name="Grid Table 6 Colorful Accent 1" w:uiPriority="51"/>
+    <w:lsdException w:name="Grid Table 7 Colorful Accent 1" w:uiPriority="52"/>
+    <w:lsdException w:name="Grid Table 1 Light Accent 2" w:uiPriority="46"/>
+    <w:lsdException w:name="Grid Table 2 Accent 2" w:uiPriority="47"/>
+    <w:lsdException w:name="Grid Table 3 Accent 2" w:uiPriority="48"/>
+    <w:lsdException w:name="Grid Table 4 Accent 2" w:uiPriority="49"/>
+    <w:lsdException w:name="Grid Table 5 Dark Accent 2" w:uiPriority="50"/>
+    <w:lsdException w:name="Grid Table 6 Colorful Accent 2" w:uiPriority="51"/>
+    <w:lsdException w:name="Grid Table 7 Colorful Accent 2" w:uiPriority="52"/>
+    <w:lsdException w:name="Grid Table 1 Light Accent 3" w:uiPriority="46"/>
+    <w:lsdException w:name="Grid Table 2 Accent 3" w:uiPriority="47"/>
+    <w:lsdException w:name="Grid Table 3 Accent 3" w:uiPriority="48"/>
+    <w:lsdException w:name="Grid Table 4 Accent 3" w:uiPriority="49"/>
+    <w:lsdException w:name="Grid Table 5 Dark Accent 3" w:uiPriority="50"/>
+    <w:lsdException w:name="Grid Table 6 Colorful Accent 3" w:uiPriority="51"/>
+    <w:lsdException w:name="Grid Table 7 Colorful Accent 3" w:uiPriority="52"/>
+    <w:lsdException w:name="Grid Table 1 Light Accent 4" w:uiPriority="46"/>
+    <w:lsdException w:name="Grid Table 2 Accent 4" w:uiPriority="47"/>
+    <w:lsdException w:name="Grid Table 3 Accent 4" w:uiPriority="48"/>
+    <w:lsdException w:name="Grid Table 4 Accent 4" w:uiPriority="49"/>
+    <w:lsdException w:name="Grid Table 5 Dark Accent 4" w:uiPriority="50"/>
+    <w:lsdException w:name="Grid Table 6 Colorful Accent 4" w:uiPriority="51"/>
+    <w:lsdException w:name="Grid Table 7 Colorful Accent 4" w:uiPriority="52"/>
+    <w:lsdException w:name="Grid Table 1 Light Accent 5" w:uiPriority="46"/>
+    <w:lsdException w:name="Grid Table 2 Accent 5" w:uiPriority="47"/>
+    <w:lsdException w:name="Grid Table 3 Accent 5" w:uiPriority="48"/>
+    <w:lsdException w:name="Grid Table 4 Accent 5" w:uiPriority="49"/>
+    <w:lsdException w:name="Grid Table 5 Dark Accent 5" w:uiPriority="50"/>
+    <w:lsdException w:name="Grid Table 6 Colorful Accent 5" w:uiPriority="51"/>
+    <w:lsdException w:name="Grid Table 7 Colorful Accent 5" w:uiPriority="52"/>
+    <w:lsdException w:name="Grid Table 1 Light Accent 6" w:uiPriority="46"/>
+    <w:lsdException w:name="Grid Table 2 Accent 6" w:uiPriority="47"/>
+    <w:lsdException w:name="Grid Table 3 Accent 6" w:uiPriority="48"/>
+    <w:lsdException w:name="Grid Table 4 Accent 6" w:uiPriority="49"/>
+    <w:lsdException w:name="Grid Table 5 Dark Accent 6" w:uiPriority="50"/>
+    <w:lsdException w:name="Grid Table 6 Colorful Accent 6" w:uiPriority="51"/>
+    <w:lsdException w:name="Grid Table 7 Colorful Accent 6" w:uiPriority="52"/>
+    <w:lsdException w:name="List Table 1 Light" w:uiPriority="46"/>
+    <w:lsdException w:name="List Table 2" w:uiPriority="47"/>
+    <w:lsdException w:name="List Table 3" w:uiPriority="48"/>
+    <w:lsdException w:name="List Table 4" w:uiPriority="49"/>
+    <w:lsdException w:name="List Table 5 Dark" w:uiPriority="50"/>
+    <w:lsdException w:name="List Table 6 Colorful" w:uiPriority="51"/>
+    <w:lsdException w:name="List Table 7 Colorful" w:uiPriority="52"/>
+    <w:lsdException w:name="List Table 1 Light Accent 1" w:uiPriority="46"/>
+    <w:lsdException w:name="List Table 2 Accent 1" w:uiPriority="47"/>
+    <w:lsdException w:name="List Table 3 Accent 1" w:uiPriority="48"/>
+    <w:lsdException w:name="List Table 4 Accent 1" w:uiPriority="49"/>
+    <w:lsdException w:name="List Table 5 Dark Accent 1" w:uiPriority="50"/>
+    <w:lsdException w:name="List Table 6 Colorful Accent 1" w:uiPriority="51"/>
+    <w:lsdException w:name="List Table 7 Colorful Accent 1" w:uiPriority="52"/>
+    <w:lsdException w:name="List Table 1 Light Accent 2" w:uiPriority="46"/>
+    <w:lsdException w:name="List Table 2 Accent 2" w:uiPriority="47"/>
+    <w:lsdException w:name="List Table 3 Accent 2" w:uiPriority="48"/>
+    <w:lsdException w:name="List Table 4 Accent 2" w:uiPriority="49"/>
+    <w:lsdException w:name="List Table 5 Dark Accent 2" w:uiPriority="50"/>
+    <w:lsdException w:name="List Table 6 Colorful Accent 2" w:uiPriority="51"/>
+    <w:lsdException w:name="List Table 7 Colorful Accent 2" w:uiPriority="52"/>
+    <w:lsdException w:name="List Table 1 Light Accent 3" w:uiPriority="46"/>
+    <w:lsdException w:name="List Table 2 Accent 3" w:uiPriority="47"/>
+    <w:lsdException w:name="List Table 3 Accent 3" w:uiPriority="48"/>
+    <w:lsdException w:name="List Table 4 Accent 3" w:uiPriority="49"/>
+    <w:lsdException w:name="List Table 5 Dark Accent 3" w:uiPriority="50"/>
+    <w:lsdException w:name="List Table 6 Colorful Accent 3" w:uiPriority="51"/>
+    <w:lsdException w:name="List Table 7 Colorful Accent 3" w:uiPriority="52"/>
+    <w:lsdException w:name="List Table 1 Light Accent 4" w:uiPriority="46"/>
+    <w:lsdException w:name="List Table 2 Accent 4" w:uiPriority="47"/>
+    <w:lsdException w:name="List Table 3 Accent 4" w:uiPriority="48"/>
+    <w:lsdException w:name="List Table 4 Accent 4" w:uiPriority="49"/>
+    <w:lsdException w:name="List Table 5 Dark Accent 4" w:uiPriority="50"/>
+    <w:lsdException w:name="List Table 6 Colorful Accent 4" w:uiPriority="51"/>
+    <w:lsdException w:name="List Table 7 Colorful Accent 4" w:uiPriority="52"/>
+    <w:lsdException w:name="List Table 1 Light Accent 5" w:uiPriority="46"/>
+    <w:lsdException w:name="List Table 2 Accent 5" w:uiPriority="47"/>
+    <w:lsdException w:name="List Table 3 Accent 5" w:uiPriority="48"/>
+    <w:lsdException w:name="List Table 4 Accent 5" w:uiPriority="49"/>
+    <w:lsdException w:name="List Table 5 Dark Accent 5" w:uiPriority="50"/>
+    <w:lsdException w:name="List Table 6 Colorful Accent 5" w:uiPriority="51"/>
+    <w:lsdException w:name="List Table 7 Colorful Accent 5" w:uiPriority="52"/>
+    <w:lsdException w:name="List Table 1 Light Accent 6" w:uiPriority="46"/>
+    <w:lsdException w:name="List Table 2 Accent 6" w:uiPriority="47"/>
+    <w:lsdException w:name="List Table 3 Accent 6" w:uiPriority="48"/>
+    <w:lsdException w:name="List Table 4 Accent 6" w:uiPriority="49"/>
+    <w:lsdException w:name="List Table 5 Dark Accent 6" w:uiPriority="50"/>
+    <w:lsdException w:name="List Table 6 Colorful Accent 6" w:uiPriority="51"/>
+    <w:lsdException w:name="List Table 7 Colorful Accent 6" w:uiPriority="52"/>
+    <w:lsdException w:name="Mention" w:semiHidden="1" w:unhideWhenUsed="1"/>
+    <w:lsdException w:name="Smart Hyperlink" w:semiHidden="1" w:unhideWhenUsed="1"/>
+    <w:lsdException w:name="Hashtag" w:semiHidden="1" w:unhideWhenUsed="1"/>
+    <w:lsdException w:name="Unresolved Mention" w:semiHidden="1" w:unhideWhenUsed="1"/>
+    <w:lsdException w:name="Smart Link" w:semiHidden="1" w:unhideWhenUsed="1"/>
   </w:latentStyles>
   <w:style w:type="paragraph" w:default="1" w:styleId="Normal">
     <w:name w:val="Normal"/>
     <w:qFormat/>
-    <w:rsid w:val="00C20FD8"/>
+    <w:rsid w:val="00514E33"/>
+    <w:pPr>
+      <w:spacing w:after="240" w:line="276" w:lineRule="auto"/>
+    </w:pPr>
+    <w:rPr>
+      <w:rFonts w:cstheme="minorHAnsi"/>
+      <w:sz w:val="28"/>
+      <w:szCs w:val="28"/>
+    </w:rPr>
+  </w:style>
+  <w:style w:type="paragraph" w:styleId="Heading1">
+    <w:name w:val="heading 1"/>
+    <w:basedOn w:val="NoSpacing"/>
+    <w:next w:val="Normal"/>
+    <w:link w:val="Heading1Char"/>
+    <w:qFormat/>
+    <w:rsid w:val="00514E33"/>
+    <w:pPr>
+      <w:keepNext/>
+      <w:spacing w:before="240" w:after="60"/>
+      <w:outlineLvl w:val="0"/>
+    </w:pPr>
+    <w:rPr>
+      <w:rFonts w:eastAsiaTheme="majorEastAsia"/>
+      <w:b/>
+      <w:kern w:val="28"/>
+      <w:sz w:val="56"/>
+    </w:rPr>
+  </w:style>
+  <w:style w:type="paragraph" w:styleId="Heading2">
+    <w:name w:val="heading 2"/>
+    <w:basedOn w:val="Heading1"/>
+    <w:next w:val="Normal"/>
+    <w:link w:val="Heading2Char"/>
+    <w:qFormat/>
+    <w:rsid w:val="00514E33"/>
+    <w:pPr>
+      <w:numPr>
+        <w:ilvl w:val="1"/>
+        <w:numId w:val="7"/>
+      </w:numPr>
+      <w:outlineLvl w:val="1"/>
+    </w:pPr>
+    <w:rPr>
+      <w:rFonts w:asciiTheme="majorHAnsi" w:hAnsiTheme="majorHAnsi"/>
+      <w:sz w:val="48"/>
+      <w:szCs w:val="48"/>
+    </w:rPr>
+  </w:style>
+  <w:style w:type="paragraph" w:styleId="Heading3">
+    <w:name w:val="heading 3"/>
+    <w:basedOn w:val="Heading2"/>
+    <w:next w:val="Normal"/>
+    <w:link w:val="Heading3Char"/>
+    <w:qFormat/>
+    <w:rsid w:val="00514E33"/>
+    <w:pPr>
+      <w:outlineLvl w:val="2"/>
+    </w:pPr>
+    <w:rPr>
+      <w:sz w:val="40"/>
+    </w:rPr>
+  </w:style>
+  <w:style w:type="paragraph" w:styleId="Heading4">
+    <w:name w:val="heading 4"/>
+    <w:basedOn w:val="Heading3"/>
+    <w:next w:val="Normal"/>
+    <w:link w:val="Heading4Char"/>
+    <w:qFormat/>
+    <w:rsid w:val="00514E33"/>
+    <w:pPr>
+      <w:numPr>
+        <w:ilvl w:val="3"/>
+      </w:numPr>
+      <w:outlineLvl w:val="3"/>
+    </w:pPr>
+    <w:rPr>
+      <w:sz w:val="32"/>
+    </w:rPr>
+  </w:style>
+  <w:style w:type="paragraph" w:styleId="Heading5">
+    <w:name w:val="heading 5"/>
+    <w:basedOn w:val="Heading4"/>
+    <w:next w:val="Normal"/>
+    <w:link w:val="Heading5Char"/>
+    <w:qFormat/>
+    <w:rsid w:val="00514E33"/>
+    <w:pPr>
+      <w:numPr>
+        <w:ilvl w:val="4"/>
+      </w:numPr>
+      <w:outlineLvl w:val="4"/>
+    </w:pPr>
+    <w:rPr>
+      <w:sz w:val="28"/>
+    </w:rPr>
+  </w:style>
+  <w:style w:type="paragraph" w:styleId="Heading6">
+    <w:name w:val="heading 6"/>
+    <w:basedOn w:val="Heading5"/>
+    <w:next w:val="Normal"/>
+    <w:link w:val="Heading6Char"/>
+    <w:qFormat/>
+    <w:rsid w:val="00514E33"/>
+    <w:pPr>
+      <w:numPr>
+        <w:ilvl w:val="5"/>
+      </w:numPr>
+      <w:outlineLvl w:val="5"/>
+    </w:pPr>
+    <w:rPr>
+      <w:bCs/>
+      <w:sz w:val="24"/>
+      <w:szCs w:val="24"/>
+      <w:u w:val="single"/>
+    </w:rPr>
+  </w:style>
+  <w:style w:type="paragraph" w:styleId="Heading7">
+    <w:name w:val="heading 7"/>
+    <w:basedOn w:val="Heading6"/>
+    <w:next w:val="Normal"/>
+    <w:link w:val="Heading7Char"/>
+    <w:qFormat/>
+    <w:rsid w:val="00514E33"/>
+    <w:pPr>
+      <w:keepNext w:val="0"/>
+      <w:numPr>
+        <w:ilvl w:val="0"/>
+        <w:numId w:val="0"/>
+      </w:numPr>
+      <w:outlineLvl w:val="6"/>
+    </w:pPr>
+    <w:rPr>
+      <w:b w:val="0"/>
+      <w:kern w:val="0"/>
+    </w:rPr>
+  </w:style>
+  <w:style w:type="paragraph" w:styleId="Heading8">
+    <w:name w:val="heading 8"/>
+    <w:basedOn w:val="Heading6"/>
+    <w:next w:val="Normal"/>
+    <w:link w:val="Heading8Char"/>
+    <w:qFormat/>
+    <w:rsid w:val="00514E33"/>
+    <w:pPr>
+      <w:outlineLvl w:val="7"/>
+    </w:pPr>
+    <w:rPr>
+      <w:i/>
+      <w:iCs/>
+      <w:u w:val="none"/>
+    </w:rPr>
+  </w:style>
+  <w:style w:type="paragraph" w:styleId="Heading9">
+    <w:name w:val="heading 9"/>
+    <w:basedOn w:val="Heading8"/>
+    <w:next w:val="Normal"/>
+    <w:link w:val="Heading9Char"/>
+    <w:qFormat/>
+    <w:rsid w:val="00514E33"/>
+    <w:pPr>
+      <w:outlineLvl w:val="8"/>
+    </w:pPr>
+    <w:rPr>
+      <w:b w:val="0"/>
+      <w:bCs w:val="0"/>
+    </w:rPr>
   </w:style>
   <w:style w:type="character" w:default="1" w:styleId="DefaultParagraphFont">
     <w:name w:val="Default Paragraph Font"/>
     <w:uiPriority w:val="1"/>
+    <w:semiHidden/>
     <w:unhideWhenUsed/>
   </w:style>
   <w:style w:type="table" w:default="1" w:styleId="TableNormal">
@@ -3541,7 +3956,6 @@
     <w:uiPriority w:val="99"/>
     <w:semiHidden/>
     <w:unhideWhenUsed/>
-    <w:qFormat/>
     <w:tblPr>
       <w:tblInd w:w="0" w:type="dxa"/>
       <w:tblCellMar>
@@ -3587,6 +4001,505 @@
       <w:sz w:val="20"/>
       <w:szCs w:val="20"/>
       <w:lang w:eastAsia="ar-SA"/>
+    </w:rPr>
+  </w:style>
+  <w:style w:type="paragraph" w:customStyle="1" w:styleId="Subheading1">
+    <w:name w:val="Subheading 1"/>
+    <w:basedOn w:val="Heading1"/>
+    <w:next w:val="Normal"/>
+    <w:link w:val="Subheading1Char"/>
+    <w:qFormat/>
+    <w:rsid w:val="00514E33"/>
+    <w:pPr>
+      <w:spacing w:before="0" w:after="0" w:line="240" w:lineRule="auto"/>
+      <w:contextualSpacing/>
+    </w:pPr>
+    <w:rPr>
+      <w:rFonts w:asciiTheme="majorHAnsi" w:eastAsiaTheme="minorHAnsi" w:hAnsiTheme="majorHAnsi"/>
+      <w:sz w:val="48"/>
+      <w:szCs w:val="48"/>
+      <w:vertAlign w:val="superscript"/>
+    </w:rPr>
+  </w:style>
+  <w:style w:type="character" w:customStyle="1" w:styleId="Subheading1Char">
+    <w:name w:val="Subheading 1 Char"/>
+    <w:basedOn w:val="DefaultParagraphFont"/>
+    <w:link w:val="Subheading1"/>
+    <w:rsid w:val="00514E33"/>
+    <w:rPr>
+      <w:rFonts w:asciiTheme="majorHAnsi" w:hAnsiTheme="majorHAnsi" w:cstheme="minorHAnsi"/>
+      <w:b/>
+      <w:kern w:val="28"/>
+      <w:sz w:val="48"/>
+      <w:szCs w:val="48"/>
+      <w:vertAlign w:val="superscript"/>
+    </w:rPr>
+  </w:style>
+  <w:style w:type="character" w:customStyle="1" w:styleId="Heading1Char">
+    <w:name w:val="Heading 1 Char"/>
+    <w:basedOn w:val="DefaultParagraphFont"/>
+    <w:link w:val="Heading1"/>
+    <w:rsid w:val="00514E33"/>
+    <w:rPr>
+      <w:rFonts w:eastAsiaTheme="majorEastAsia" w:cstheme="minorHAnsi"/>
+      <w:b/>
+      <w:kern w:val="28"/>
+      <w:sz w:val="56"/>
+      <w:szCs w:val="28"/>
+    </w:rPr>
+  </w:style>
+  <w:style w:type="paragraph" w:customStyle="1" w:styleId="Subheading2">
+    <w:name w:val="Subheading 2"/>
+    <w:basedOn w:val="Subheading1"/>
+    <w:next w:val="Normal"/>
+    <w:link w:val="Subheading2Char"/>
+    <w:qFormat/>
+    <w:rsid w:val="00514E33"/>
+  </w:style>
+  <w:style w:type="character" w:customStyle="1" w:styleId="Subheading2Char">
+    <w:name w:val="Subheading 2 Char"/>
+    <w:basedOn w:val="Subheading1Char"/>
+    <w:link w:val="Subheading2"/>
+    <w:rsid w:val="00514E33"/>
+    <w:rPr>
+      <w:rFonts w:asciiTheme="majorHAnsi" w:hAnsiTheme="majorHAnsi" w:cstheme="minorHAnsi"/>
+      <w:b/>
+      <w:kern w:val="28"/>
+      <w:sz w:val="48"/>
+      <w:szCs w:val="48"/>
+      <w:vertAlign w:val="superscript"/>
+    </w:rPr>
+  </w:style>
+  <w:style w:type="paragraph" w:customStyle="1" w:styleId="Subheading3">
+    <w:name w:val="Subheading 3"/>
+    <w:basedOn w:val="Subheading2"/>
+    <w:next w:val="Normal"/>
+    <w:link w:val="Subheading3Char"/>
+    <w:qFormat/>
+    <w:rsid w:val="00514E33"/>
+    <w:rPr>
+      <w:sz w:val="40"/>
+      <w:szCs w:val="40"/>
+    </w:rPr>
+  </w:style>
+  <w:style w:type="character" w:customStyle="1" w:styleId="Subheading3Char">
+    <w:name w:val="Subheading 3 Char"/>
+    <w:basedOn w:val="Subheading2Char"/>
+    <w:link w:val="Subheading3"/>
+    <w:rsid w:val="00514E33"/>
+    <w:rPr>
+      <w:rFonts w:asciiTheme="majorHAnsi" w:hAnsiTheme="majorHAnsi" w:cstheme="minorHAnsi"/>
+      <w:b/>
+      <w:kern w:val="28"/>
+      <w:sz w:val="40"/>
+      <w:szCs w:val="40"/>
+      <w:vertAlign w:val="superscript"/>
+    </w:rPr>
+  </w:style>
+  <w:style w:type="paragraph" w:customStyle="1" w:styleId="Suptitle">
+    <w:name w:val="Suptitle"/>
+    <w:basedOn w:val="Subtitle"/>
+    <w:link w:val="SuptitleChar"/>
+    <w:qFormat/>
+    <w:rsid w:val="00514E33"/>
+    <w:pPr>
+      <w:spacing w:before="240" w:line="240" w:lineRule="auto"/>
+    </w:pPr>
+    <w:rPr>
+      <w:vertAlign w:val="subscript"/>
+    </w:rPr>
+  </w:style>
+  <w:style w:type="character" w:customStyle="1" w:styleId="SuptitleChar">
+    <w:name w:val="Suptitle Char"/>
+    <w:basedOn w:val="SubtitleChar"/>
+    <w:link w:val="Suptitle"/>
+    <w:rsid w:val="00514E33"/>
+    <w:rPr>
+      <w:rFonts w:asciiTheme="majorHAnsi" w:eastAsiaTheme="majorEastAsia" w:hAnsiTheme="majorHAnsi" w:cstheme="majorBidi"/>
+      <w:color w:val="7F7F7F" w:themeColor="text1" w:themeTint="80"/>
+      <w:spacing w:val="-10"/>
+      <w:kern w:val="28"/>
+      <w:sz w:val="72"/>
+      <w:szCs w:val="72"/>
+      <w:vertAlign w:val="subscript"/>
+    </w:rPr>
+  </w:style>
+  <w:style w:type="paragraph" w:styleId="Subtitle">
+    <w:name w:val="Subtitle"/>
+    <w:basedOn w:val="Title"/>
+    <w:next w:val="Normal"/>
+    <w:link w:val="SubtitleChar"/>
+    <w:uiPriority w:val="11"/>
+    <w:qFormat/>
+    <w:rsid w:val="00514E33"/>
+    <w:rPr>
+      <w:b w:val="0"/>
+      <w:bCs w:val="0"/>
+      <w:color w:val="7F7F7F" w:themeColor="text1" w:themeTint="80"/>
+      <w:vertAlign w:val="superscript"/>
+    </w:rPr>
+  </w:style>
+  <w:style w:type="character" w:customStyle="1" w:styleId="SubtitleChar">
+    <w:name w:val="Subtitle Char"/>
+    <w:basedOn w:val="DefaultParagraphFont"/>
+    <w:link w:val="Subtitle"/>
+    <w:uiPriority w:val="11"/>
+    <w:rsid w:val="00514E33"/>
+    <w:rPr>
+      <w:rFonts w:asciiTheme="majorHAnsi" w:eastAsiaTheme="majorEastAsia" w:hAnsiTheme="majorHAnsi" w:cstheme="majorBidi"/>
+      <w:color w:val="7F7F7F" w:themeColor="text1" w:themeTint="80"/>
+      <w:spacing w:val="-10"/>
+      <w:kern w:val="28"/>
+      <w:sz w:val="72"/>
+      <w:szCs w:val="72"/>
+      <w:vertAlign w:val="superscript"/>
+    </w:rPr>
+  </w:style>
+  <w:style w:type="paragraph" w:styleId="NoSpacing">
+    <w:name w:val="No Spacing"/>
+    <w:basedOn w:val="Normal"/>
+    <w:uiPriority w:val="1"/>
+    <w:qFormat/>
+    <w:rsid w:val="00514E33"/>
+    <w:pPr>
+      <w:spacing w:after="0"/>
+    </w:pPr>
+  </w:style>
+  <w:style w:type="character" w:customStyle="1" w:styleId="Heading2Char">
+    <w:name w:val="Heading 2 Char"/>
+    <w:basedOn w:val="DefaultParagraphFont"/>
+    <w:link w:val="Heading2"/>
+    <w:rsid w:val="00514E33"/>
+    <w:rPr>
+      <w:rFonts w:asciiTheme="majorHAnsi" w:eastAsiaTheme="majorEastAsia" w:hAnsiTheme="majorHAnsi" w:cstheme="minorHAnsi"/>
+      <w:b/>
+      <w:kern w:val="28"/>
+      <w:sz w:val="48"/>
+      <w:szCs w:val="48"/>
+    </w:rPr>
+  </w:style>
+  <w:style w:type="character" w:customStyle="1" w:styleId="Heading3Char">
+    <w:name w:val="Heading 3 Char"/>
+    <w:basedOn w:val="DefaultParagraphFont"/>
+    <w:link w:val="Heading3"/>
+    <w:rsid w:val="00514E33"/>
+    <w:rPr>
+      <w:rFonts w:asciiTheme="majorHAnsi" w:eastAsiaTheme="majorEastAsia" w:hAnsiTheme="majorHAnsi" w:cstheme="minorHAnsi"/>
+      <w:b/>
+      <w:kern w:val="28"/>
+      <w:sz w:val="40"/>
+      <w:szCs w:val="48"/>
+    </w:rPr>
+  </w:style>
+  <w:style w:type="character" w:customStyle="1" w:styleId="Heading4Char">
+    <w:name w:val="Heading 4 Char"/>
+    <w:basedOn w:val="DefaultParagraphFont"/>
+    <w:link w:val="Heading4"/>
+    <w:rsid w:val="00514E33"/>
+    <w:rPr>
+      <w:rFonts w:asciiTheme="majorHAnsi" w:eastAsiaTheme="majorEastAsia" w:hAnsiTheme="majorHAnsi" w:cstheme="minorHAnsi"/>
+      <w:b/>
+      <w:kern w:val="28"/>
+      <w:sz w:val="32"/>
+      <w:szCs w:val="48"/>
+    </w:rPr>
+  </w:style>
+  <w:style w:type="character" w:customStyle="1" w:styleId="Heading5Char">
+    <w:name w:val="Heading 5 Char"/>
+    <w:basedOn w:val="DefaultParagraphFont"/>
+    <w:link w:val="Heading5"/>
+    <w:rsid w:val="00514E33"/>
+    <w:rPr>
+      <w:rFonts w:asciiTheme="majorHAnsi" w:eastAsiaTheme="majorEastAsia" w:hAnsiTheme="majorHAnsi" w:cstheme="minorHAnsi"/>
+      <w:b/>
+      <w:kern w:val="28"/>
+      <w:sz w:val="28"/>
+      <w:szCs w:val="48"/>
+    </w:rPr>
+  </w:style>
+  <w:style w:type="character" w:customStyle="1" w:styleId="Heading6Char">
+    <w:name w:val="Heading 6 Char"/>
+    <w:basedOn w:val="DefaultParagraphFont"/>
+    <w:link w:val="Heading6"/>
+    <w:rsid w:val="00514E33"/>
+    <w:rPr>
+      <w:rFonts w:asciiTheme="majorHAnsi" w:eastAsiaTheme="majorEastAsia" w:hAnsiTheme="majorHAnsi" w:cstheme="minorHAnsi"/>
+      <w:b/>
+      <w:bCs/>
+      <w:kern w:val="28"/>
+      <w:sz w:val="24"/>
+      <w:szCs w:val="24"/>
+      <w:u w:val="single"/>
+    </w:rPr>
+  </w:style>
+  <w:style w:type="character" w:customStyle="1" w:styleId="Heading7Char">
+    <w:name w:val="Heading 7 Char"/>
+    <w:basedOn w:val="DefaultParagraphFont"/>
+    <w:link w:val="Heading7"/>
+    <w:rsid w:val="00514E33"/>
+    <w:rPr>
+      <w:rFonts w:asciiTheme="majorHAnsi" w:eastAsiaTheme="majorEastAsia" w:hAnsiTheme="majorHAnsi" w:cstheme="minorHAnsi"/>
+      <w:bCs/>
+      <w:sz w:val="24"/>
+      <w:szCs w:val="24"/>
+      <w:u w:val="single"/>
+    </w:rPr>
+  </w:style>
+  <w:style w:type="character" w:customStyle="1" w:styleId="Heading8Char">
+    <w:name w:val="Heading 8 Char"/>
+    <w:basedOn w:val="DefaultParagraphFont"/>
+    <w:link w:val="Heading8"/>
+    <w:rsid w:val="00514E33"/>
+    <w:rPr>
+      <w:rFonts w:asciiTheme="majorHAnsi" w:eastAsiaTheme="majorEastAsia" w:hAnsiTheme="majorHAnsi" w:cstheme="minorHAnsi"/>
+      <w:b/>
+      <w:bCs/>
+      <w:i/>
+      <w:iCs/>
+      <w:kern w:val="28"/>
+      <w:sz w:val="24"/>
+      <w:szCs w:val="24"/>
+    </w:rPr>
+  </w:style>
+  <w:style w:type="character" w:customStyle="1" w:styleId="Heading9Char">
+    <w:name w:val="Heading 9 Char"/>
+    <w:basedOn w:val="DefaultParagraphFont"/>
+    <w:link w:val="Heading9"/>
+    <w:rsid w:val="00514E33"/>
+    <w:rPr>
+      <w:rFonts w:asciiTheme="majorHAnsi" w:eastAsiaTheme="majorEastAsia" w:hAnsiTheme="majorHAnsi" w:cstheme="minorHAnsi"/>
+      <w:i/>
+      <w:iCs/>
+      <w:kern w:val="28"/>
+      <w:sz w:val="24"/>
+      <w:szCs w:val="24"/>
+    </w:rPr>
+  </w:style>
+  <w:style w:type="paragraph" w:styleId="Caption">
+    <w:name w:val="caption"/>
+    <w:basedOn w:val="Normal"/>
+    <w:next w:val="Normal"/>
+    <w:uiPriority w:val="35"/>
+    <w:semiHidden/>
+    <w:unhideWhenUsed/>
+    <w:qFormat/>
+    <w:rsid w:val="00514E33"/>
+    <w:pPr>
+      <w:spacing w:after="200"/>
+    </w:pPr>
+    <w:rPr>
+      <w:rFonts w:eastAsia="Times New Roman"/>
+      <w:i/>
+      <w:iCs/>
+      <w:color w:val="1F497D" w:themeColor="text2"/>
+      <w:szCs w:val="18"/>
+    </w:rPr>
+  </w:style>
+  <w:style w:type="paragraph" w:styleId="Title">
+    <w:name w:val="Title"/>
+    <w:basedOn w:val="NoSpacing"/>
+    <w:next w:val="Normal"/>
+    <w:link w:val="TitleChar"/>
+    <w:uiPriority w:val="10"/>
+    <w:qFormat/>
+    <w:rsid w:val="00514E33"/>
+    <w:rPr>
+      <w:rFonts w:asciiTheme="majorHAnsi" w:eastAsiaTheme="majorEastAsia" w:hAnsiTheme="majorHAnsi" w:cstheme="majorBidi"/>
+      <w:b/>
+      <w:bCs/>
+      <w:spacing w:val="-10"/>
+      <w:kern w:val="28"/>
+      <w:sz w:val="72"/>
+      <w:szCs w:val="72"/>
+    </w:rPr>
+  </w:style>
+  <w:style w:type="character" w:customStyle="1" w:styleId="TitleChar">
+    <w:name w:val="Title Char"/>
+    <w:basedOn w:val="DefaultParagraphFont"/>
+    <w:link w:val="Title"/>
+    <w:uiPriority w:val="10"/>
+    <w:rsid w:val="00514E33"/>
+    <w:rPr>
+      <w:rFonts w:asciiTheme="majorHAnsi" w:eastAsiaTheme="majorEastAsia" w:hAnsiTheme="majorHAnsi" w:cstheme="majorBidi"/>
+      <w:b/>
+      <w:bCs/>
+      <w:spacing w:val="-10"/>
+      <w:kern w:val="28"/>
+      <w:sz w:val="72"/>
+      <w:szCs w:val="72"/>
+    </w:rPr>
+  </w:style>
+  <w:style w:type="character" w:styleId="Strong">
+    <w:name w:val="Strong"/>
+    <w:uiPriority w:val="22"/>
+    <w:qFormat/>
+    <w:rsid w:val="00514E33"/>
+    <w:rPr>
+      <w:b/>
+      <w:bCs/>
+    </w:rPr>
+  </w:style>
+  <w:style w:type="character" w:styleId="Emphasis">
+    <w:name w:val="Emphasis"/>
+    <w:uiPriority w:val="20"/>
+    <w:qFormat/>
+    <w:rsid w:val="00514E33"/>
+    <w:rPr>
+      <w:rFonts w:asciiTheme="minorHAnsi" w:hAnsiTheme="minorHAnsi" w:cstheme="minorHAnsi"/>
+      <w:i/>
+      <w:iCs/>
+      <w:sz w:val="28"/>
+      <w:szCs w:val="28"/>
+    </w:rPr>
+  </w:style>
+  <w:style w:type="paragraph" w:styleId="ListParagraph">
+    <w:name w:val="List Paragraph"/>
+    <w:basedOn w:val="Normal"/>
+    <w:uiPriority w:val="34"/>
+    <w:qFormat/>
+    <w:rsid w:val="00514E33"/>
+    <w:pPr>
+      <w:ind w:left="720"/>
+      <w:contextualSpacing/>
+    </w:pPr>
+    <w:rPr>
+      <w:rFonts w:eastAsia="Times New Roman"/>
+    </w:rPr>
+  </w:style>
+  <w:style w:type="paragraph" w:styleId="Quote">
+    <w:name w:val="Quote"/>
+    <w:basedOn w:val="Normal"/>
+    <w:next w:val="Normal"/>
+    <w:link w:val="QuoteChar"/>
+    <w:uiPriority w:val="29"/>
+    <w:qFormat/>
+    <w:rsid w:val="00514E33"/>
+    <w:pPr>
+      <w:keepLines/>
+      <w:pageBreakBefore/>
+      <w:pBdr>
+        <w:left w:val="single" w:sz="4" w:space="7" w:color="auto"/>
+      </w:pBdr>
+      <w:spacing w:before="120" w:after="120"/>
+      <w:ind w:left="360"/>
+      <w:contextualSpacing/>
+      <w:mirrorIndents/>
+    </w:pPr>
+  </w:style>
+  <w:style w:type="character" w:customStyle="1" w:styleId="QuoteChar">
+    <w:name w:val="Quote Char"/>
+    <w:basedOn w:val="DefaultParagraphFont"/>
+    <w:link w:val="Quote"/>
+    <w:uiPriority w:val="29"/>
+    <w:rsid w:val="00514E33"/>
+    <w:rPr>
+      <w:rFonts w:cstheme="minorHAnsi"/>
+      <w:sz w:val="28"/>
+      <w:szCs w:val="28"/>
+    </w:rPr>
+  </w:style>
+  <w:style w:type="paragraph" w:styleId="IntenseQuote">
+    <w:name w:val="Intense Quote"/>
+    <w:basedOn w:val="Quote"/>
+    <w:next w:val="Normal"/>
+    <w:link w:val="IntenseQuoteChar"/>
+    <w:uiPriority w:val="30"/>
+    <w:qFormat/>
+    <w:rsid w:val="00514E33"/>
+    <w:pPr>
+      <w:pBdr>
+        <w:left w:val="single" w:sz="18" w:space="7" w:color="auto"/>
+      </w:pBdr>
+    </w:pPr>
+    <w:rPr>
+      <w:b/>
+      <w:bCs/>
+    </w:rPr>
+  </w:style>
+  <w:style w:type="character" w:customStyle="1" w:styleId="IntenseQuoteChar">
+    <w:name w:val="Intense Quote Char"/>
+    <w:basedOn w:val="DefaultParagraphFont"/>
+    <w:link w:val="IntenseQuote"/>
+    <w:uiPriority w:val="30"/>
+    <w:rsid w:val="00514E33"/>
+    <w:rPr>
+      <w:rFonts w:cstheme="minorHAnsi"/>
+      <w:b/>
+      <w:bCs/>
+      <w:sz w:val="28"/>
+      <w:szCs w:val="28"/>
+    </w:rPr>
+  </w:style>
+  <w:style w:type="character" w:styleId="SubtleEmphasis">
+    <w:name w:val="Subtle Emphasis"/>
+    <w:basedOn w:val="Emphasis"/>
+    <w:uiPriority w:val="19"/>
+    <w:qFormat/>
+    <w:rsid w:val="00514E33"/>
+    <w:rPr>
+      <w:rFonts w:asciiTheme="minorHAnsi" w:hAnsiTheme="minorHAnsi" w:cs="Calibri Light"/>
+      <w:i/>
+      <w:iCs/>
+      <w:color w:val="7F7F7F" w:themeColor="text1" w:themeTint="80"/>
+      <w:sz w:val="28"/>
+      <w:szCs w:val="28"/>
+    </w:rPr>
+  </w:style>
+  <w:style w:type="character" w:styleId="IntenseEmphasis">
+    <w:name w:val="Intense Emphasis"/>
+    <w:basedOn w:val="Emphasis"/>
+    <w:uiPriority w:val="21"/>
+    <w:qFormat/>
+    <w:rsid w:val="00514E33"/>
+    <w:rPr>
+      <w:rFonts w:asciiTheme="minorHAnsi" w:hAnsiTheme="minorHAnsi" w:cstheme="minorHAnsi"/>
+      <w:b/>
+      <w:bCs/>
+      <w:i/>
+      <w:iCs/>
+      <w:sz w:val="28"/>
+      <w:szCs w:val="28"/>
+    </w:rPr>
+  </w:style>
+  <w:style w:type="character" w:styleId="SubtleReference">
+    <w:name w:val="Subtle Reference"/>
+    <w:uiPriority w:val="31"/>
+    <w:qFormat/>
+    <w:rsid w:val="00514E33"/>
+    <w:rPr>
+      <w:caps/>
+      <w:color w:val="7F7F7F" w:themeColor="text1" w:themeTint="80"/>
+      <w:sz w:val="22"/>
+      <w:szCs w:val="22"/>
+    </w:rPr>
+  </w:style>
+  <w:style w:type="character" w:styleId="IntenseReference">
+    <w:name w:val="Intense Reference"/>
+    <w:basedOn w:val="SubtleReference"/>
+    <w:uiPriority w:val="32"/>
+    <w:qFormat/>
+    <w:rsid w:val="00514E33"/>
+    <w:rPr>
+      <w:b/>
+      <w:bCs/>
+      <w:caps/>
+      <w:color w:val="7F7F7F" w:themeColor="text1" w:themeTint="80"/>
+      <w:sz w:val="22"/>
+      <w:szCs w:val="22"/>
+    </w:rPr>
+  </w:style>
+  <w:style w:type="character" w:styleId="BookTitle">
+    <w:name w:val="Book Title"/>
+    <w:basedOn w:val="DefaultParagraphFont"/>
+    <w:uiPriority w:val="33"/>
+    <w:qFormat/>
+    <w:rsid w:val="00514E33"/>
+    <w:rPr>
+      <w:b/>
+      <w:bCs/>
+      <w:i/>
+      <w:iCs/>
+      <w:spacing w:val="5"/>
     </w:rPr>
   </w:style>
 </w:styles>
